--- a/TS Jatai Ghanam Project/TS 4.2/TS 4.2 Jatai Sanskrit Corrections.docx
+++ b/TS Jatai Ghanam Project/TS 4.2/TS 4.2 Jatai Sanskrit Corrections.docx
@@ -1,7 +1,372 @@
 
 <file path=word/document.xml><?xml version="1.0" encoding="utf-8"?>
-<w:document xmlns:wpc="http://schemas.microsoft.com/office/word/2010/wordprocessingCanvas" xmlns:cx="http://schemas.microsoft.com/office/drawing/2014/chartex" xmlns:cx1="http://schemas.microsoft.com/office/drawing/2015/9/8/chartex" xmlns:cx2="http://schemas.microsoft.com/office/drawing/2015/10/21/chartex" xmlns:cx3="http://schemas.microsoft.com/office/drawing/2016/5/9/chartex" xmlns:cx4="http://schemas.microsoft.com/office/drawing/2016/5/10/chartex" xmlns:cx5="http://schemas.microsoft.com/office/drawing/2016/5/11/chartex" xmlns:cx6="http://schemas.microsoft.com/office/drawing/2016/5/12/chartex" xmlns:cx7="http://schemas.microsoft.com/office/drawing/2016/5/13/chartex" xmlns:cx8="http://schemas.microsoft.com/office/drawing/2016/5/14/chartex" xmlns:mc="http://schemas.openxmlformats.org/markup-compatibility/2006" xmlns:aink="http://schemas.microsoft.com/office/drawing/2016/ink" xmlns:am3d="http://schemas.microsoft.com/office/drawing/2017/model3d" xmlns:o="urn:schemas-microsoft-com:office:office" xmlns:oel="http://schemas.microsoft.com/office/2019/extlst" xmlns:r="http://schemas.openxmlformats.org/officeDocument/2006/relationships" xmlns:m="http://schemas.openxmlformats.org/officeDocument/2006/math" xmlns:v="urn:schemas-microsoft-com:vml" xmlns:wp14="http://schemas.microsoft.com/office/word/2010/wordprocessingDrawing" xmlns:wp="http://schemas.openxmlformats.org/drawingml/2006/wordprocessingDrawing" xmlns:w10="urn:schemas-microsoft-com:office:word" xmlns:w="http://schemas.openxmlformats.org/wordprocessingml/2006/main" xmlns:w14="http://schemas.microsoft.com/office/word/2010/wordml" xmlns:w15="http://schemas.microsoft.com/office/word/2012/wordml" xmlns:w16cex="http://schemas.microsoft.com/office/word/2018/wordml/cex" xmlns:w16cid="http://schemas.microsoft.com/office/word/2016/wordml/cid" xmlns:w16="http://schemas.microsoft.com/office/word/2018/wordml" xmlns:w16sdtdh="http://schemas.microsoft.com/office/word/2020/wordml/sdtdatahash" xmlns:w16se="http://schemas.microsoft.com/office/word/2015/wordml/symex" xmlns:wpg="http://schemas.microsoft.com/office/word/2010/wordprocessingGroup" xmlns:wpi="http://schemas.microsoft.com/office/word/2010/wordprocessingInk" xmlns:wne="http://schemas.microsoft.com/office/word/2006/wordml" xmlns:wps="http://schemas.microsoft.com/office/word/2010/wordprocessingShape" mc:Ignorable="w14 w15 w16se w16cid w16 w16cex w16sdtdh wp14">
+<w:document xmlns:wpc="http://schemas.microsoft.com/office/word/2010/wordprocessingCanvas" xmlns:cx="http://schemas.microsoft.com/office/drawing/2014/chartex" xmlns:cx1="http://schemas.microsoft.com/office/drawing/2015/9/8/chartex" xmlns:cx2="http://schemas.microsoft.com/office/drawing/2015/10/21/chartex" xmlns:cx3="http://schemas.microsoft.com/office/drawing/2016/5/9/chartex" xmlns:cx4="http://schemas.microsoft.com/office/drawing/2016/5/10/chartex" xmlns:cx5="http://schemas.microsoft.com/office/drawing/2016/5/11/chartex" xmlns:cx6="http://schemas.microsoft.com/office/drawing/2016/5/12/chartex" xmlns:cx7="http://schemas.microsoft.com/office/drawing/2016/5/13/chartex" xmlns:cx8="http://schemas.microsoft.com/office/drawing/2016/5/14/chartex" xmlns:mc="http://schemas.openxmlformats.org/markup-compatibility/2006" xmlns:aink="http://schemas.microsoft.com/office/drawing/2016/ink" xmlns:am3d="http://schemas.microsoft.com/office/drawing/2017/model3d" xmlns:o="urn:schemas-microsoft-com:office:office" xmlns:oel="http://schemas.microsoft.com/office/2019/extlst" xmlns:r="http://schemas.openxmlformats.org/officeDocument/2006/relationships" xmlns:m="http://schemas.openxmlformats.org/officeDocument/2006/math" xmlns:v="urn:schemas-microsoft-com:vml" xmlns:wp14="http://schemas.microsoft.com/office/word/2010/wordprocessingDrawing" xmlns:wp="http://schemas.openxmlformats.org/drawingml/2006/wordprocessingDrawing" xmlns:w10="urn:schemas-microsoft-com:office:word" xmlns:w="http://schemas.openxmlformats.org/wordprocessingml/2006/main" xmlns:w14="http://schemas.microsoft.com/office/word/2010/wordml" xmlns:w15="http://schemas.microsoft.com/office/word/2012/wordml" xmlns:w16cex="http://schemas.microsoft.com/office/word/2018/wordml/cex" xmlns:w16cid="http://schemas.microsoft.com/office/word/2016/wordml/cid" xmlns:w16="http://schemas.microsoft.com/office/word/2018/wordml" xmlns:w16du="http://schemas.microsoft.com/office/word/2023/wordml/word16du" xmlns:w16sdtdh="http://schemas.microsoft.com/office/word/2020/wordml/sdtdatahash" xmlns:w16sdtfl="http://schemas.microsoft.com/office/word/2024/wordml/sdtformatlock" xmlns:w16se="http://schemas.microsoft.com/office/word/2015/wordml/symex" xmlns:wpg="http://schemas.microsoft.com/office/word/2010/wordprocessingGroup" xmlns:wpi="http://schemas.microsoft.com/office/word/2010/wordprocessingInk" xmlns:wne="http://schemas.microsoft.com/office/word/2006/wordml" xmlns:wps="http://schemas.microsoft.com/office/word/2010/wordprocessingShape" mc:Ignorable="w14 w15 w16se w16cid w16 w16cex w16sdtdh w16sdtfl w16du wp14">
   <w:body>
+    <w:p>
+      <w:pPr>
+        <w:spacing w:before="0" w:line="240" w:lineRule="auto"/>
+        <w:jc w:val="center"/>
+        <w:rPr>
+          <w:b/>
+          <w:bCs/>
+          <w:sz w:val="32"/>
+          <w:szCs w:val="32"/>
+          <w:u w:val="single"/>
+        </w:rPr>
+      </w:pPr>
+      <w:r>
+        <w:rPr>
+          <w:b/>
+          <w:bCs/>
+          <w:sz w:val="32"/>
+          <w:szCs w:val="32"/>
+          <w:u w:val="single"/>
+        </w:rPr>
+        <w:t xml:space="preserve">TS </w:t>
+      </w:r>
+      <w:r>
+        <w:rPr>
+          <w:b/>
+          <w:bCs/>
+          <w:sz w:val="32"/>
+          <w:szCs w:val="32"/>
+          <w:u w:val="single"/>
+        </w:rPr>
+        <w:t xml:space="preserve">Jatai </w:t>
+      </w:r>
+      <w:r>
+        <w:rPr>
+          <w:b/>
+          <w:bCs/>
+          <w:sz w:val="32"/>
+          <w:szCs w:val="32"/>
+          <w:u w:val="single"/>
+        </w:rPr>
+        <w:t xml:space="preserve"> </w:t>
+      </w:r>
+      <w:r>
+        <w:rPr>
+          <w:b/>
+          <w:bCs/>
+          <w:sz w:val="32"/>
+          <w:szCs w:val="32"/>
+          <w:u w:val="single"/>
+        </w:rPr>
+        <w:t xml:space="preserve">– TS </w:t>
+      </w:r>
+      <w:r>
+        <w:rPr>
+          <w:b/>
+          <w:bCs/>
+          <w:sz w:val="32"/>
+          <w:szCs w:val="32"/>
+          <w:u w:val="single"/>
+        </w:rPr>
+        <w:t>4.2</w:t>
+      </w:r>
+      <w:r>
+        <w:rPr>
+          <w:b/>
+          <w:bCs/>
+          <w:sz w:val="32"/>
+          <w:szCs w:val="32"/>
+          <w:u w:val="single"/>
+        </w:rPr>
+        <w:t xml:space="preserve"> </w:t>
+      </w:r>
+      <w:r>
+        <w:rPr>
+          <w:b/>
+          <w:bCs/>
+          <w:sz w:val="32"/>
+          <w:szCs w:val="32"/>
+          <w:u w:val="single"/>
+        </w:rPr>
+        <w:t>Sanskrit</w:t>
+      </w:r>
+      <w:r>
+        <w:rPr>
+          <w:b/>
+          <w:bCs/>
+          <w:sz w:val="32"/>
+          <w:szCs w:val="32"/>
+          <w:u w:val="single"/>
+        </w:rPr>
+        <w:t xml:space="preserve"> Corrections –</w:t>
+      </w:r>
+      <w:r>
+        <w:rPr>
+          <w:b/>
+          <w:bCs/>
+          <w:sz w:val="32"/>
+          <w:szCs w:val="32"/>
+          <w:u w:val="single"/>
+        </w:rPr>
+        <w:t xml:space="preserve"> </w:t>
+      </w:r>
+      <w:r>
+        <w:rPr>
+          <w:b/>
+          <w:bCs/>
+          <w:sz w:val="32"/>
+          <w:szCs w:val="32"/>
+          <w:u w:val="single"/>
+        </w:rPr>
+        <w:t xml:space="preserve">Observed till </w:t>
+      </w:r>
+      <w:r>
+        <w:rPr>
+          <w:b/>
+          <w:bCs/>
+          <w:sz w:val="32"/>
+          <w:szCs w:val="32"/>
+          <w:u w:val="single"/>
+        </w:rPr>
+        <w:t>31st Oct 2026</w:t>
+      </w:r>
+    </w:p>
+    <w:p>
+      <w:pPr>
+        <w:spacing w:before="0" w:line="240" w:lineRule="auto"/>
+        <w:jc w:val="center"/>
+        <w:rPr>
+          <w:b/>
+          <w:bCs/>
+          <w:sz w:val="28"/>
+          <w:szCs w:val="32"/>
+        </w:rPr>
+      </w:pPr>
+      <w:r>
+        <w:rPr>
+          <w:b/>
+          <w:bCs/>
+          <w:sz w:val="28"/>
+          <w:szCs w:val="32"/>
+        </w:rPr>
+        <w:t>(ignore those which are already incorporated in your book’s version and date)</w:t>
+      </w:r>
+    </w:p>
+    <w:tbl>
+      <w:tblPr>
+        <w:tblW w:w="14537" w:type="dxa"/>
+        <w:tblInd w:w="-792" w:type="dxa"/>
+        <w:tblBorders>
+          <w:top w:val="single" w:sz="4" w:space="0" w:color="000000"/>
+          <w:left w:val="single" w:sz="4" w:space="0" w:color="000000"/>
+          <w:bottom w:val="single" w:sz="4" w:space="0" w:color="000000"/>
+          <w:right w:val="single" w:sz="4" w:space="0" w:color="000000"/>
+          <w:insideH w:val="single" w:sz="4" w:space="0" w:color="000000"/>
+          <w:insideV w:val="single" w:sz="4" w:space="0" w:color="000000"/>
+        </w:tblBorders>
+        <w:tblLook w:val="04A0" w:firstRow="1" w:lastRow="0" w:firstColumn="1" w:lastColumn="0" w:noHBand="0" w:noVBand="1"/>
+      </w:tblPr>
+      <w:tblGrid>
+        <w:gridCol w:w="7166"/>
+        <w:gridCol w:w="7371"/>
+      </w:tblGrid>
+      <w:tr>
+        <w:tc>
+          <w:tcPr>
+            <w:tcW w:w="7166" w:type="dxa"/>
+          </w:tcPr>
+          <w:p>
+            <w:pPr>
+              <w:spacing w:before="0" w:line="240" w:lineRule="auto"/>
+              <w:jc w:val="center"/>
+              <w:rPr>
+                <w:b/>
+                <w:sz w:val="32"/>
+                <w:szCs w:val="32"/>
+              </w:rPr>
+            </w:pPr>
+            <w:r>
+              <w:rPr>
+                <w:b/>
+                <w:sz w:val="32"/>
+                <w:szCs w:val="32"/>
+              </w:rPr>
+              <w:t>As Printed</w:t>
+            </w:r>
+          </w:p>
+        </w:tc>
+        <w:tc>
+          <w:tcPr>
+            <w:tcW w:w="7371" w:type="dxa"/>
+          </w:tcPr>
+          <w:p>
+            <w:pPr>
+              <w:spacing w:before="0" w:line="240" w:lineRule="auto"/>
+              <w:ind w:right="-18"/>
+              <w:jc w:val="center"/>
+              <w:rPr>
+                <w:b/>
+                <w:sz w:val="32"/>
+                <w:szCs w:val="32"/>
+              </w:rPr>
+            </w:pPr>
+            <w:r>
+              <w:rPr>
+                <w:b/>
+                <w:sz w:val="32"/>
+                <w:szCs w:val="32"/>
+              </w:rPr>
+              <w:t>To be read as or corrected as</w:t>
+            </w:r>
+            <w:r>
+              <w:rPr>
+                <w:b/>
+                <w:sz w:val="32"/>
+                <w:szCs w:val="32"/>
+              </w:rPr>
+              <w:t xml:space="preserve"> </w:t>
+            </w:r>
+          </w:p>
+        </w:tc>
+      </w:tr>
+      <w:tr>
+        <w:trPr>
+          <w:trHeight w:val="488"/>
+        </w:trPr>
+        <w:tc>
+          <w:tcPr>
+            <w:tcW w:w="7166" w:type="dxa"/>
+            <w:tcBorders>
+              <w:top w:val="single" w:sz="4" w:space="0" w:color="000000"/>
+              <w:left w:val="single" w:sz="4" w:space="0" w:color="000000"/>
+              <w:bottom w:val="single" w:sz="4" w:space="0" w:color="000000"/>
+              <w:right w:val="single" w:sz="4" w:space="0" w:color="000000"/>
+            </w:tcBorders>
+          </w:tcPr>
+          <w:p>
+            <w:pPr>
+              <w:widowControl w:val="0"/>
+              <w:autoSpaceDE w:val="0"/>
+              <w:autoSpaceDN w:val="0"/>
+              <w:adjustRightInd w:val="0"/>
+              <w:spacing w:before="0" w:line="240" w:lineRule="auto"/>
+              <w:jc w:val="center"/>
+              <w:rPr>
+                <w:rFonts w:cs="BRH Malayalam Extra"/>
+                <w:b/>
+                <w:bCs/>
+                <w:szCs w:val="40"/>
+              </w:rPr>
+            </w:pPr>
+            <w:r>
+              <w:rPr>
+                <w:rFonts w:cs="BRH Malayalam Extra"/>
+                <w:b/>
+                <w:bCs/>
+                <w:szCs w:val="40"/>
+                <w:lang w:val="it-IT"/>
+              </w:rPr>
+              <w:t xml:space="preserve">None, None. None, None, None. </w:t>
+            </w:r>
+            <w:r>
+              <w:rPr>
+                <w:rFonts w:cs="BRH Malayalam Extra"/>
+                <w:b/>
+                <w:bCs/>
+                <w:szCs w:val="40"/>
+              </w:rPr>
+              <w:t>None</w:t>
+            </w:r>
+          </w:p>
+        </w:tc>
+        <w:tc>
+          <w:tcPr>
+            <w:tcW w:w="7371" w:type="dxa"/>
+            <w:tcBorders>
+              <w:top w:val="single" w:sz="4" w:space="0" w:color="000000"/>
+              <w:left w:val="single" w:sz="4" w:space="0" w:color="000000"/>
+              <w:bottom w:val="single" w:sz="4" w:space="0" w:color="000000"/>
+              <w:right w:val="single" w:sz="4" w:space="0" w:color="000000"/>
+            </w:tcBorders>
+          </w:tcPr>
+          <w:p>
+            <w:pPr>
+              <w:widowControl w:val="0"/>
+              <w:autoSpaceDE w:val="0"/>
+              <w:autoSpaceDN w:val="0"/>
+              <w:adjustRightInd w:val="0"/>
+              <w:spacing w:before="0" w:line="240" w:lineRule="auto"/>
+              <w:rPr>
+                <w:rFonts w:cs="BRH Malayalam Extra"/>
+                <w:szCs w:val="40"/>
+              </w:rPr>
+            </w:pPr>
+            <w:r>
+              <w:rPr>
+                <w:rFonts w:cs="BRH Malayalam Extra"/>
+                <w:b/>
+                <w:bCs/>
+                <w:szCs w:val="40"/>
+                <w:lang w:val="it-IT"/>
+              </w:rPr>
+              <w:t xml:space="preserve">None, None. None, None, None. </w:t>
+            </w:r>
+            <w:r>
+              <w:rPr>
+                <w:rFonts w:cs="BRH Malayalam Extra"/>
+                <w:b/>
+                <w:bCs/>
+                <w:szCs w:val="40"/>
+              </w:rPr>
+              <w:t>None</w:t>
+            </w:r>
+          </w:p>
+        </w:tc>
+      </w:tr>
+    </w:tbl>
+    <w:p>
+      <w:pPr>
+        <w:spacing w:before="0" w:line="240" w:lineRule="auto"/>
+        <w:jc w:val="center"/>
+        <w:rPr>
+          <w:b/>
+          <w:bCs/>
+          <w:sz w:val="32"/>
+          <w:szCs w:val="32"/>
+          <w:u w:val="single"/>
+        </w:rPr>
+      </w:pPr>
+      <w:r>
+        <w:rPr>
+          <w:b/>
+          <w:bCs/>
+          <w:sz w:val="32"/>
+          <w:szCs w:val="32"/>
+          <w:u w:val="single"/>
+        </w:rPr>
+        <w:t>===============</w:t>
+      </w:r>
+    </w:p>
+    <w:p>
+      <w:pPr>
+        <w:spacing w:before="0" w:line="240" w:lineRule="auto"/>
+        <w:jc w:val="center"/>
+        <w:rPr>
+          <w:b/>
+          <w:bCs/>
+          <w:sz w:val="32"/>
+          <w:szCs w:val="32"/>
+          <w:u w:val="single"/>
+        </w:rPr>
+      </w:pPr>
+    </w:p>
+    <w:p>
+      <w:pPr>
+        <w:spacing w:before="0" w:line="240" w:lineRule="auto"/>
+        <w:jc w:val="center"/>
+        <w:rPr>
+          <w:b/>
+          <w:bCs/>
+          <w:sz w:val="32"/>
+          <w:szCs w:val="32"/>
+          <w:u w:val="single"/>
+        </w:rPr>
+      </w:pPr>
+    </w:p>
     <w:p>
       <w:pPr>
         <w:spacing w:before="0" w:line="240" w:lineRule="auto"/>
@@ -270,7 +635,6 @@
               </w:rPr>
               <w:t>(</w:t>
             </w:r>
-            <w:proofErr w:type="gramStart"/>
             <w:r>
               <w:rPr>
                 <w:rFonts w:cs="BRH Devanagari Extra"/>
@@ -288,7 +652,6 @@
               </w:rPr>
               <w:t>)[</w:t>
             </w:r>
-            <w:proofErr w:type="gramEnd"/>
             <w:r>
               <w:rPr>
                 <w:rFonts w:cs="BRH Devanagari Extra"/>
@@ -487,7 +850,6 @@
               </w:rPr>
               <w:t>(</w:t>
             </w:r>
-            <w:proofErr w:type="gramStart"/>
             <w:r>
               <w:rPr>
                 <w:rFonts w:cs="BRH Devanagari Extra"/>
@@ -505,7 +867,6 @@
               </w:rPr>
               <w:t>)[</w:t>
             </w:r>
-            <w:proofErr w:type="gramEnd"/>
             <w:r>
               <w:rPr>
                 <w:rFonts w:cs="BRH Devanagari Extra"/>
@@ -739,7 +1100,6 @@
               </w:rPr>
               <w:t>(</w:t>
             </w:r>
-            <w:proofErr w:type="gramStart"/>
             <w:r>
               <w:rPr>
                 <w:rFonts w:cs="BRH Devanagari Extra"/>
@@ -757,7 +1117,6 @@
               </w:rPr>
               <w:t>)[</w:t>
             </w:r>
-            <w:proofErr w:type="gramEnd"/>
             <w:r>
               <w:rPr>
                 <w:rFonts w:cs="BRH Devanagari Extra"/>
@@ -947,7 +1306,6 @@
               </w:rPr>
               <w:t>(</w:t>
             </w:r>
-            <w:proofErr w:type="gramStart"/>
             <w:r>
               <w:rPr>
                 <w:rFonts w:cs="BRH Devanagari Extra"/>
@@ -965,7 +1323,6 @@
               </w:rPr>
               <w:t>)[</w:t>
             </w:r>
-            <w:proofErr w:type="gramEnd"/>
             <w:r>
               <w:rPr>
                 <w:rFonts w:cs="BRH Devanagari Extra"/>
@@ -1225,7 +1582,6 @@
               </w:rPr>
               <w:t>(</w:t>
             </w:r>
-            <w:proofErr w:type="gramStart"/>
             <w:r>
               <w:rPr>
                 <w:rFonts w:cs="BRH Devanagari Extra"/>
@@ -1243,7 +1599,6 @@
               </w:rPr>
               <w:t>)[</w:t>
             </w:r>
-            <w:proofErr w:type="gramEnd"/>
             <w:r>
               <w:rPr>
                 <w:rFonts w:cs="BRH Devanagari Extra"/>
@@ -1469,7 +1824,6 @@
               </w:rPr>
               <w:t>(</w:t>
             </w:r>
-            <w:proofErr w:type="gramStart"/>
             <w:r>
               <w:rPr>
                 <w:rFonts w:cs="BRH Devanagari Extra"/>
@@ -1487,7 +1841,6 @@
               </w:rPr>
               <w:t>)[</w:t>
             </w:r>
-            <w:proofErr w:type="gramEnd"/>
             <w:r>
               <w:rPr>
                 <w:rFonts w:cs="BRH Devanagari Extra"/>
@@ -1740,7 +2093,6 @@
               </w:rPr>
               <w:t>(</w:t>
             </w:r>
-            <w:proofErr w:type="gramStart"/>
             <w:r>
               <w:rPr>
                 <w:rFonts w:cs="BRH Devanagari Extra"/>
@@ -1758,7 +2110,6 @@
               </w:rPr>
               <w:t>)[</w:t>
             </w:r>
-            <w:proofErr w:type="gramEnd"/>
             <w:r>
               <w:rPr>
                 <w:rFonts w:cs="BRH Devanagari Extra"/>
@@ -1966,7 +2317,6 @@
               </w:rPr>
               <w:t>(</w:t>
             </w:r>
-            <w:proofErr w:type="gramStart"/>
             <w:r>
               <w:rPr>
                 <w:rFonts w:cs="BRH Devanagari Extra"/>
@@ -1984,7 +2334,6 @@
               </w:rPr>
               <w:t>)[</w:t>
             </w:r>
-            <w:proofErr w:type="gramEnd"/>
             <w:r>
               <w:rPr>
                 <w:rFonts w:cs="BRH Devanagari Extra"/>
@@ -2233,6 +2582,7 @@
                 <w:sz w:val="32"/>
                 <w:szCs w:val="32"/>
               </w:rPr>
+              <w:lastRenderedPageBreak/>
               <w:t>(</w:t>
             </w:r>
             <w:r>
@@ -2244,7 +2594,6 @@
               </w:rPr>
               <w:t>(</w:t>
             </w:r>
-            <w:proofErr w:type="gramStart"/>
             <w:r>
               <w:rPr>
                 <w:rFonts w:cs="BRH Devanagari Extra"/>
@@ -2262,7 +2611,6 @@
               </w:rPr>
               <w:t>)[</w:t>
             </w:r>
-            <w:proofErr w:type="gramEnd"/>
             <w:r>
               <w:rPr>
                 <w:rFonts w:cs="BRH Devanagari Extra"/>
@@ -2578,7 +2926,6 @@
               </w:rPr>
               <w:t>(</w:t>
             </w:r>
-            <w:proofErr w:type="gramStart"/>
             <w:r>
               <w:rPr>
                 <w:rFonts w:cs="BRH Devanagari Extra"/>
@@ -2596,7 +2943,6 @@
               </w:rPr>
               <w:t>)[</w:t>
             </w:r>
-            <w:proofErr w:type="gramEnd"/>
             <w:r>
               <w:rPr>
                 <w:rFonts w:cs="BRH Devanagari Extra"/>
@@ -2917,7 +3263,6 @@
               </w:rPr>
               <w:t>(</w:t>
             </w:r>
-            <w:proofErr w:type="gramStart"/>
             <w:r>
               <w:rPr>
                 <w:rFonts w:cs="BRH Devanagari Extra"/>
@@ -2935,7 +3280,6 @@
               </w:rPr>
               <w:t>)[</w:t>
             </w:r>
-            <w:proofErr w:type="gramEnd"/>
             <w:r>
               <w:rPr>
                 <w:rFonts w:cs="BRH Devanagari Extra"/>
@@ -3207,10 +3551,8 @@
                 <w:sz w:val="32"/>
                 <w:szCs w:val="32"/>
               </w:rPr>
-              <w:lastRenderedPageBreak/>
               <w:t>(</w:t>
             </w:r>
-            <w:proofErr w:type="gramStart"/>
             <w:r>
               <w:rPr>
                 <w:rFonts w:cs="BRH Devanagari Extra"/>
@@ -3228,7 +3570,6 @@
               </w:rPr>
               <w:t>)[</w:t>
             </w:r>
-            <w:proofErr w:type="gramEnd"/>
             <w:r>
               <w:rPr>
                 <w:rFonts w:cs="BRH Devanagari Extra"/>
@@ -3559,10 +3900,8 @@
                 <w:sz w:val="32"/>
                 <w:szCs w:val="32"/>
               </w:rPr>
-              <w:lastRenderedPageBreak/>
               <w:t>(</w:t>
             </w:r>
-            <w:proofErr w:type="gramStart"/>
             <w:r>
               <w:rPr>
                 <w:rFonts w:cs="BRH Devanagari Extra"/>
@@ -3580,7 +3919,6 @@
               </w:rPr>
               <w:t>)[</w:t>
             </w:r>
-            <w:proofErr w:type="gramEnd"/>
             <w:r>
               <w:rPr>
                 <w:rFonts w:cs="BRH Devanagari Extra"/>
@@ -3852,10 +4190,8 @@
                 <w:sz w:val="32"/>
                 <w:szCs w:val="32"/>
               </w:rPr>
-              <w:lastRenderedPageBreak/>
               <w:t>(</w:t>
             </w:r>
-            <w:proofErr w:type="gramStart"/>
             <w:r>
               <w:rPr>
                 <w:rFonts w:cs="BRH Devanagari Extra"/>
@@ -3873,7 +4209,6 @@
               </w:rPr>
               <w:t>)[</w:t>
             </w:r>
-            <w:proofErr w:type="gramEnd"/>
             <w:r>
               <w:rPr>
                 <w:rFonts w:cs="BRH Devanagari Extra"/>
@@ -4247,7 +4582,6 @@
                 <w:sz w:val="32"/>
                 <w:szCs w:val="32"/>
               </w:rPr>
-              <w:lastRenderedPageBreak/>
               <w:t>(</w:t>
             </w:r>
             <w:r>
@@ -4259,7 +4593,6 @@
               </w:rPr>
               <w:t>(</w:t>
             </w:r>
-            <w:proofErr w:type="gramStart"/>
             <w:r>
               <w:rPr>
                 <w:rFonts w:cs="BRH Devanagari Extra"/>
@@ -4277,7 +4610,6 @@
               </w:rPr>
               <w:t>)[</w:t>
             </w:r>
-            <w:proofErr w:type="gramEnd"/>
             <w:r>
               <w:rPr>
                 <w:rFonts w:cs="BRH Devanagari Extra"/>
@@ -4598,7 +4930,6 @@
               </w:rPr>
               <w:t>(</w:t>
             </w:r>
-            <w:proofErr w:type="gramStart"/>
             <w:r>
               <w:rPr>
                 <w:rFonts w:cs="BRH Devanagari Extra"/>
@@ -4616,7 +4947,6 @@
               </w:rPr>
               <w:t>)[</w:t>
             </w:r>
-            <w:proofErr w:type="gramEnd"/>
             <w:r>
               <w:rPr>
                 <w:rFonts w:cs="BRH Devanagari Extra"/>
@@ -4971,7 +5301,6 @@
               </w:rPr>
               <w:t>(</w:t>
             </w:r>
-            <w:proofErr w:type="gramStart"/>
             <w:r>
               <w:rPr>
                 <w:rFonts w:cs="BRH Devanagari Extra"/>
@@ -4989,7 +5318,6 @@
               </w:rPr>
               <w:t>)[</w:t>
             </w:r>
-            <w:proofErr w:type="gramEnd"/>
             <w:r>
               <w:rPr>
                 <w:rFonts w:cs="BRH Devanagari Extra"/>
@@ -5220,7 +5548,6 @@
               </w:rPr>
               <w:t>(</w:t>
             </w:r>
-            <w:proofErr w:type="gramStart"/>
             <w:r>
               <w:rPr>
                 <w:rFonts w:cs="BRH Devanagari Extra"/>
@@ -5238,7 +5565,6 @@
               </w:rPr>
               <w:t>)[</w:t>
             </w:r>
-            <w:proofErr w:type="gramEnd"/>
             <w:r>
               <w:rPr>
                 <w:rFonts w:cs="BRH Devanagari Extra"/>
@@ -6476,6 +6802,7 @@
                 <w:highlight w:val="yellow"/>
                 <w:lang w:val="it-IT"/>
               </w:rPr>
+              <w:lastRenderedPageBreak/>
               <w:t>xÉ A</w:t>
             </w:r>
             <w:r>
@@ -6582,6 +6909,7 @@
                 <w:szCs w:val="32"/>
                 <w:lang w:val="it-IT"/>
               </w:rPr>
+              <w:lastRenderedPageBreak/>
               <w:t>(</w:t>
             </w:r>
             <w:r>
@@ -6741,6 +7069,7 @@
                 <w:highlight w:val="green"/>
                 <w:lang w:val="it-IT"/>
               </w:rPr>
+              <w:lastRenderedPageBreak/>
               <w:t>xÉÉæ</w:t>
             </w:r>
             <w:r>
@@ -6863,6 +7192,7 @@
                 <w:szCs w:val="32"/>
                 <w:lang w:val="it-IT"/>
               </w:rPr>
+              <w:lastRenderedPageBreak/>
               <w:t>(</w:t>
             </w:r>
             <w:r>
@@ -7699,7 +8029,6 @@
                 <w:szCs w:val="32"/>
                 <w:lang w:val="it-IT"/>
               </w:rPr>
-              <w:lastRenderedPageBreak/>
               <w:t>(</w:t>
             </w:r>
             <w:r>
@@ -10749,6 +11078,7 @@
                 <w:szCs w:val="32"/>
                 <w:lang w:val="it-IT"/>
               </w:rPr>
+              <w:lastRenderedPageBreak/>
               <w:t>(</w:t>
             </w:r>
             <w:r>
@@ -11842,7 +12172,6 @@
                 <w:szCs w:val="32"/>
                 <w:lang w:val="it-IT"/>
               </w:rPr>
-              <w:lastRenderedPageBreak/>
               <w:t>(</w:t>
             </w:r>
             <w:r>
@@ -14334,7 +14663,7 @@
       </w:tr>
       <w:tr>
         <w:trPr>
-          <w:trHeight w:val="2401"/>
+          <w:trHeight w:val="699"/>
         </w:trPr>
         <w:tc>
           <w:tcPr>
@@ -14886,6 +15215,7 @@
                 <w:szCs w:val="32"/>
                 <w:lang w:val="it-IT"/>
               </w:rPr>
+              <w:lastRenderedPageBreak/>
               <w:t>ÌlÉwÉç M×üþiÉ M×üiÉ</w:t>
             </w:r>
             <w:r>
@@ -14992,6 +15322,7 @@
                 <w:szCs w:val="32"/>
                 <w:lang w:val="it-IT"/>
               </w:rPr>
+              <w:lastRenderedPageBreak/>
               <w:t>(</w:t>
             </w:r>
             <w:r>
@@ -15508,6 +15839,7 @@
                 <w:szCs w:val="32"/>
                 <w:lang w:val="it-IT"/>
               </w:rPr>
+              <w:lastRenderedPageBreak/>
               <w:t>ÌlÉwÉç M×üþiÉ M×üiÉ</w:t>
             </w:r>
             <w:r>
@@ -15611,6 +15943,7 @@
                 <w:szCs w:val="32"/>
                 <w:lang w:val="it-IT"/>
               </w:rPr>
+              <w:lastRenderedPageBreak/>
               <w:t>(</w:t>
             </w:r>
             <w:r>
@@ -16115,31 +16448,14 @@
                 <w:lang w:val="it-IT"/>
               </w:rPr>
             </w:pPr>
-          </w:p>
-          <w:p>
-            <w:pPr>
-              <w:widowControl w:val="0"/>
-              <w:autoSpaceDE w:val="0"/>
-              <w:autoSpaceDN w:val="0"/>
-              <w:adjustRightInd w:val="0"/>
-              <w:spacing w:before="0" w:line="240" w:lineRule="auto"/>
-              <w:rPr>
-                <w:rFonts w:ascii="BRH Devanagari Extra" w:hAnsi="BRH Devanagari Extra" w:cs="BRH Devanagari Extra"/>
-                <w:color w:val="000000"/>
-                <w:sz w:val="32"/>
-                <w:szCs w:val="32"/>
-                <w:lang w:val="it-IT"/>
-              </w:rPr>
-            </w:pPr>
-            <w:r>
-              <w:rPr>
-                <w:rFonts w:ascii="BRH Devanagari Extra" w:hAnsi="BRH Devanagari Extra" w:cs="BRH Devanagari Extra"/>
-                <w:color w:val="000000"/>
-                <w:sz w:val="32"/>
-                <w:szCs w:val="32"/>
-                <w:lang w:val="it-IT"/>
-              </w:rPr>
-              <w:lastRenderedPageBreak/>
+            <w:r>
+              <w:rPr>
+                <w:rFonts w:ascii="BRH Devanagari Extra" w:hAnsi="BRH Devanagari Extra" w:cs="BRH Devanagari Extra"/>
+                <w:color w:val="000000"/>
+                <w:sz w:val="32"/>
+                <w:szCs w:val="32"/>
+                <w:lang w:val="it-IT"/>
+              </w:rPr>
               <w:t>(</w:t>
             </w:r>
             <w:r>
@@ -16432,7 +16748,6 @@
                 <w:szCs w:val="32"/>
                 <w:lang w:val="it-IT"/>
               </w:rPr>
-              <w:lastRenderedPageBreak/>
               <w:t>(</w:t>
             </w:r>
             <w:r>
@@ -16892,6 +17207,189 @@
                 <w:lang w:val="it-IT"/>
               </w:rPr>
             </w:pPr>
+            <w:r>
+              <w:rPr>
+                <w:rFonts w:ascii="BRH Devanagari Extra" w:hAnsi="BRH Devanagari Extra" w:cs="BRH Devanagari Extra"/>
+                <w:color w:val="000000"/>
+                <w:sz w:val="32"/>
+                <w:szCs w:val="32"/>
+                <w:lang w:val="it-IT"/>
+              </w:rPr>
+              <w:t>(</w:t>
+            </w:r>
+            <w:r>
+              <w:rPr>
+                <w:rFonts w:cs="BRH Devanagari Extra"/>
+                <w:color w:val="000000"/>
+                <w:szCs w:val="32"/>
+                <w:lang w:val="it-IT"/>
+              </w:rPr>
+              <w:t>24</w:t>
+            </w:r>
+            <w:r>
+              <w:rPr>
+                <w:rFonts w:ascii="BRH Devanagari Extra" w:hAnsi="BRH Devanagari Extra" w:cs="BRH Devanagari Extra"/>
+                <w:color w:val="000000"/>
+                <w:sz w:val="32"/>
+                <w:szCs w:val="32"/>
+                <w:lang w:val="it-IT"/>
+              </w:rPr>
+              <w:t>)[</w:t>
+            </w:r>
+            <w:r>
+              <w:rPr>
+                <w:rFonts w:cs="BRH Devanagari Extra"/>
+                <w:color w:val="000000"/>
+                <w:szCs w:val="32"/>
+                <w:lang w:val="it-IT"/>
+              </w:rPr>
+              <w:t>P29</w:t>
+            </w:r>
+            <w:r>
+              <w:rPr>
+                <w:rFonts w:ascii="BRH Devanagari Extra" w:hAnsi="BRH Devanagari Extra" w:cs="BRH Devanagari Extra"/>
+                <w:color w:val="000000"/>
+                <w:sz w:val="32"/>
+                <w:szCs w:val="32"/>
+                <w:lang w:val="it-IT"/>
+              </w:rPr>
+              <w:t xml:space="preserve">] </w:t>
+            </w:r>
+            <w:r>
+              <w:rPr>
+                <w:rFonts w:cs="BRH Devanagari Extra"/>
+                <w:color w:val="000000"/>
+                <w:szCs w:val="32"/>
+                <w:lang w:val="it-IT"/>
+              </w:rPr>
+              <w:t>4</w:t>
+            </w:r>
+            <w:r>
+              <w:rPr>
+                <w:rFonts w:ascii="BRH Devanagari Extra" w:hAnsi="BRH Devanagari Extra" w:cs="BRH Devanagari Extra"/>
+                <w:color w:val="000000"/>
+                <w:sz w:val="32"/>
+                <w:szCs w:val="32"/>
+                <w:lang w:val="it-IT"/>
+              </w:rPr>
+              <w:t>.</w:t>
+            </w:r>
+            <w:r>
+              <w:rPr>
+                <w:rFonts w:cs="BRH Devanagari Extra"/>
+                <w:color w:val="000000"/>
+                <w:szCs w:val="32"/>
+                <w:lang w:val="it-IT"/>
+              </w:rPr>
+              <w:t>2</w:t>
+            </w:r>
+            <w:r>
+              <w:rPr>
+                <w:rFonts w:ascii="BRH Devanagari Extra" w:hAnsi="BRH Devanagari Extra" w:cs="BRH Devanagari Extra"/>
+                <w:color w:val="000000"/>
+                <w:sz w:val="32"/>
+                <w:szCs w:val="32"/>
+                <w:lang w:val="it-IT"/>
+              </w:rPr>
+              <w:t>.</w:t>
+            </w:r>
+            <w:r>
+              <w:rPr>
+                <w:rFonts w:cs="BRH Devanagari Extra"/>
+                <w:color w:val="000000"/>
+                <w:szCs w:val="32"/>
+                <w:lang w:val="it-IT"/>
+              </w:rPr>
+              <w:t>7</w:t>
+            </w:r>
+            <w:r>
+              <w:rPr>
+                <w:rFonts w:ascii="BRH Devanagari Extra" w:hAnsi="BRH Devanagari Extra" w:cs="BRH Devanagari Extra"/>
+                <w:color w:val="000000"/>
+                <w:sz w:val="32"/>
+                <w:szCs w:val="32"/>
+                <w:lang w:val="it-IT"/>
+              </w:rPr>
+              <w:t>.</w:t>
+            </w:r>
+            <w:r>
+              <w:rPr>
+                <w:rFonts w:cs="BRH Devanagari Extra"/>
+                <w:color w:val="000000"/>
+                <w:szCs w:val="32"/>
+                <w:lang w:val="it-IT"/>
+              </w:rPr>
+              <w:t>1</w:t>
+            </w:r>
+            <w:r>
+              <w:rPr>
+                <w:rFonts w:ascii="BRH Devanagari Extra" w:hAnsi="BRH Devanagari Extra" w:cs="BRH Devanagari Extra"/>
+                <w:color w:val="000000"/>
+                <w:sz w:val="32"/>
+                <w:szCs w:val="32"/>
+                <w:lang w:val="it-IT"/>
+              </w:rPr>
+              <w:t>(</w:t>
+            </w:r>
+            <w:r>
+              <w:rPr>
+                <w:rFonts w:cs="BRH Devanagari Extra"/>
+                <w:color w:val="000000"/>
+                <w:szCs w:val="32"/>
+                <w:lang w:val="it-IT"/>
+              </w:rPr>
+              <w:t>22</w:t>
+            </w:r>
+            <w:r>
+              <w:rPr>
+                <w:rFonts w:ascii="BRH Devanagari Extra" w:hAnsi="BRH Devanagari Extra" w:cs="BRH Devanagari Extra"/>
+                <w:color w:val="000000"/>
+                <w:sz w:val="32"/>
+                <w:szCs w:val="32"/>
+                <w:lang w:val="it-IT"/>
+              </w:rPr>
+              <w:t>)-  A</w:t>
+            </w:r>
+            <w:r>
+              <w:rPr>
+                <w:rFonts w:ascii="BRH Malayalam Extra" w:hAnsi="BRH Malayalam Extra" w:cs="BRH Devanagari Extra"/>
+                <w:color w:val="000000"/>
+                <w:szCs w:val="32"/>
+                <w:lang w:val="it-IT"/>
+              </w:rPr>
+              <w:t>–</w:t>
+            </w:r>
+            <w:r>
+              <w:rPr>
+                <w:rFonts w:ascii="BRH Devanagari Extra" w:hAnsi="BRH Devanagari Extra" w:cs="BRH Devanagari Extra"/>
+                <w:color w:val="000000"/>
+                <w:sz w:val="32"/>
+                <w:szCs w:val="32"/>
+                <w:lang w:val="it-IT"/>
+              </w:rPr>
+              <w:t>prÉÉuÉþ</w:t>
+            </w:r>
+            <w:r>
+              <w:rPr>
+                <w:rFonts w:ascii="BRH Devanagari Extra" w:hAnsi="BRH Devanagari Extra" w:cs="BRH Devanagari Extra"/>
+                <w:color w:val="000000"/>
+                <w:sz w:val="32"/>
+                <w:szCs w:val="32"/>
+                <w:highlight w:val="green"/>
+                <w:lang w:val="it-IT"/>
+              </w:rPr>
+              <w:t>iÉï</w:t>
+            </w:r>
+            <w:r>
+              <w:rPr>
+                <w:rFonts w:ascii="BRH Devanagari Extra" w:hAnsi="BRH Devanagari Extra" w:cs="BRH Devanagari Extra"/>
+                <w:color w:val="000000"/>
+                <w:sz w:val="32"/>
+                <w:szCs w:val="32"/>
+                <w:lang w:val="it-IT"/>
+              </w:rPr>
+              <w:t>xuÉ |</w:t>
+            </w:r>
           </w:p>
           <w:p>
             <w:pPr>
@@ -16901,206 +17399,6 @@
               <w:adjustRightInd w:val="0"/>
               <w:spacing w:before="0" w:line="240" w:lineRule="auto"/>
               <w:rPr>
-                <w:rFonts w:ascii="BRH Devanagari Extra" w:hAnsi="BRH Devanagari Extra" w:cs="BRH Devanagari Extra"/>
-                <w:color w:val="000000"/>
-                <w:sz w:val="32"/>
-                <w:szCs w:val="32"/>
-                <w:lang w:val="it-IT"/>
-              </w:rPr>
-            </w:pPr>
-            <w:r>
-              <w:rPr>
-                <w:rFonts w:ascii="BRH Devanagari Extra" w:hAnsi="BRH Devanagari Extra" w:cs="BRH Devanagari Extra"/>
-                <w:color w:val="000000"/>
-                <w:sz w:val="32"/>
-                <w:szCs w:val="32"/>
-                <w:lang w:val="it-IT"/>
-              </w:rPr>
-              <w:lastRenderedPageBreak/>
-              <w:t>(</w:t>
-            </w:r>
-            <w:r>
-              <w:rPr>
-                <w:rFonts w:cs="BRH Devanagari Extra"/>
-                <w:color w:val="000000"/>
-                <w:szCs w:val="32"/>
-                <w:lang w:val="it-IT"/>
-              </w:rPr>
-              <w:t>24</w:t>
-            </w:r>
-            <w:r>
-              <w:rPr>
-                <w:rFonts w:ascii="BRH Devanagari Extra" w:hAnsi="BRH Devanagari Extra" w:cs="BRH Devanagari Extra"/>
-                <w:color w:val="000000"/>
-                <w:sz w:val="32"/>
-                <w:szCs w:val="32"/>
-                <w:lang w:val="it-IT"/>
-              </w:rPr>
-              <w:t>)[</w:t>
-            </w:r>
-            <w:r>
-              <w:rPr>
-                <w:rFonts w:cs="BRH Devanagari Extra"/>
-                <w:color w:val="000000"/>
-                <w:szCs w:val="32"/>
-                <w:lang w:val="it-IT"/>
-              </w:rPr>
-              <w:t>P29</w:t>
-            </w:r>
-            <w:r>
-              <w:rPr>
-                <w:rFonts w:ascii="BRH Devanagari Extra" w:hAnsi="BRH Devanagari Extra" w:cs="BRH Devanagari Extra"/>
-                <w:color w:val="000000"/>
-                <w:sz w:val="32"/>
-                <w:szCs w:val="32"/>
-                <w:lang w:val="it-IT"/>
-              </w:rPr>
-              <w:t xml:space="preserve">] </w:t>
-            </w:r>
-            <w:r>
-              <w:rPr>
-                <w:rFonts w:cs="BRH Devanagari Extra"/>
-                <w:color w:val="000000"/>
-                <w:szCs w:val="32"/>
-                <w:lang w:val="it-IT"/>
-              </w:rPr>
-              <w:t>4</w:t>
-            </w:r>
-            <w:r>
-              <w:rPr>
-                <w:rFonts w:ascii="BRH Devanagari Extra" w:hAnsi="BRH Devanagari Extra" w:cs="BRH Devanagari Extra"/>
-                <w:color w:val="000000"/>
-                <w:sz w:val="32"/>
-                <w:szCs w:val="32"/>
-                <w:lang w:val="it-IT"/>
-              </w:rPr>
-              <w:t>.</w:t>
-            </w:r>
-            <w:r>
-              <w:rPr>
-                <w:rFonts w:cs="BRH Devanagari Extra"/>
-                <w:color w:val="000000"/>
-                <w:szCs w:val="32"/>
-                <w:lang w:val="it-IT"/>
-              </w:rPr>
-              <w:t>2</w:t>
-            </w:r>
-            <w:r>
-              <w:rPr>
-                <w:rFonts w:ascii="BRH Devanagari Extra" w:hAnsi="BRH Devanagari Extra" w:cs="BRH Devanagari Extra"/>
-                <w:color w:val="000000"/>
-                <w:sz w:val="32"/>
-                <w:szCs w:val="32"/>
-                <w:lang w:val="it-IT"/>
-              </w:rPr>
-              <w:t>.</w:t>
-            </w:r>
-            <w:r>
-              <w:rPr>
-                <w:rFonts w:cs="BRH Devanagari Extra"/>
-                <w:color w:val="000000"/>
-                <w:szCs w:val="32"/>
-                <w:lang w:val="it-IT"/>
-              </w:rPr>
-              <w:t>7</w:t>
-            </w:r>
-            <w:r>
-              <w:rPr>
-                <w:rFonts w:ascii="BRH Devanagari Extra" w:hAnsi="BRH Devanagari Extra" w:cs="BRH Devanagari Extra"/>
-                <w:color w:val="000000"/>
-                <w:sz w:val="32"/>
-                <w:szCs w:val="32"/>
-                <w:lang w:val="it-IT"/>
-              </w:rPr>
-              <w:t>.</w:t>
-            </w:r>
-            <w:r>
-              <w:rPr>
-                <w:rFonts w:cs="BRH Devanagari Extra"/>
-                <w:color w:val="000000"/>
-                <w:szCs w:val="32"/>
-                <w:lang w:val="it-IT"/>
-              </w:rPr>
-              <w:t>1</w:t>
-            </w:r>
-            <w:r>
-              <w:rPr>
-                <w:rFonts w:ascii="BRH Devanagari Extra" w:hAnsi="BRH Devanagari Extra" w:cs="BRH Devanagari Extra"/>
-                <w:color w:val="000000"/>
-                <w:sz w:val="32"/>
-                <w:szCs w:val="32"/>
-                <w:lang w:val="it-IT"/>
-              </w:rPr>
-              <w:t>(</w:t>
-            </w:r>
-            <w:r>
-              <w:rPr>
-                <w:rFonts w:cs="BRH Devanagari Extra"/>
-                <w:color w:val="000000"/>
-                <w:szCs w:val="32"/>
-                <w:lang w:val="it-IT"/>
-              </w:rPr>
-              <w:t>22</w:t>
-            </w:r>
-            <w:r>
-              <w:rPr>
-                <w:rFonts w:ascii="BRH Devanagari Extra" w:hAnsi="BRH Devanagari Extra" w:cs="BRH Devanagari Extra"/>
-                <w:color w:val="000000"/>
-                <w:sz w:val="32"/>
-                <w:szCs w:val="32"/>
-                <w:lang w:val="it-IT"/>
-              </w:rPr>
-              <w:t>)-  A</w:t>
-            </w:r>
-            <w:r>
-              <w:rPr>
-                <w:rFonts w:ascii="BRH Malayalam Extra" w:hAnsi="BRH Malayalam Extra" w:cs="BRH Devanagari Extra"/>
-                <w:color w:val="000000"/>
-                <w:szCs w:val="32"/>
-                <w:lang w:val="it-IT"/>
-              </w:rPr>
-              <w:t>–</w:t>
-            </w:r>
-            <w:r>
-              <w:rPr>
-                <w:rFonts w:ascii="BRH Devanagari Extra" w:hAnsi="BRH Devanagari Extra" w:cs="BRH Devanagari Extra"/>
-                <w:color w:val="000000"/>
-                <w:sz w:val="32"/>
-                <w:szCs w:val="32"/>
-                <w:lang w:val="it-IT"/>
-              </w:rPr>
-              <w:t>prÉÉuÉþ</w:t>
-            </w:r>
-            <w:r>
-              <w:rPr>
-                <w:rFonts w:ascii="BRH Devanagari Extra" w:hAnsi="BRH Devanagari Extra" w:cs="BRH Devanagari Extra"/>
-                <w:color w:val="000000"/>
-                <w:sz w:val="32"/>
-                <w:szCs w:val="32"/>
-                <w:highlight w:val="green"/>
-                <w:lang w:val="it-IT"/>
-              </w:rPr>
-              <w:t>iÉï</w:t>
-            </w:r>
-            <w:r>
-              <w:rPr>
-                <w:rFonts w:ascii="BRH Devanagari Extra" w:hAnsi="BRH Devanagari Extra" w:cs="BRH Devanagari Extra"/>
-                <w:color w:val="000000"/>
-                <w:sz w:val="32"/>
-                <w:szCs w:val="32"/>
-                <w:lang w:val="it-IT"/>
-              </w:rPr>
-              <w:t>xuÉ |</w:t>
-            </w:r>
-          </w:p>
-          <w:p>
-            <w:pPr>
-              <w:widowControl w:val="0"/>
-              <w:autoSpaceDE w:val="0"/>
-              <w:autoSpaceDN w:val="0"/>
-              <w:adjustRightInd w:val="0"/>
-              <w:spacing w:before="0" w:line="240" w:lineRule="auto"/>
-              <w:rPr>
                 <w:rFonts w:cs="BRH Malayalam Extra"/>
                 <w:color w:val="FF0000"/>
                 <w:szCs w:val="40"/>
@@ -17160,7 +17458,7 @@
       </w:tr>
       <w:tr>
         <w:trPr>
-          <w:trHeight w:val="1412"/>
+          <w:trHeight w:val="1243"/>
         </w:trPr>
         <w:tc>
           <w:tcPr>
@@ -17195,7 +17493,6 @@
                 <w:szCs w:val="32"/>
                 <w:lang w:val="it-IT"/>
               </w:rPr>
-              <w:lastRenderedPageBreak/>
               <w:t>(</w:t>
             </w:r>
             <w:r>
@@ -17692,7 +17989,7 @@
       </w:tr>
       <w:tr>
         <w:trPr>
-          <w:trHeight w:val="1403"/>
+          <w:trHeight w:val="1236"/>
         </w:trPr>
         <w:tc>
           <w:tcPr>
@@ -19547,6 +19844,7 @@
                 <w:szCs w:val="32"/>
                 <w:lang w:val="it-IT"/>
               </w:rPr>
+              <w:lastRenderedPageBreak/>
               <w:t>cÉ</w:t>
             </w:r>
             <w:r>
@@ -20181,6 +20479,7 @@
                 <w:szCs w:val="32"/>
                 <w:lang w:val="it-IT"/>
               </w:rPr>
+              <w:lastRenderedPageBreak/>
               <w:t>(</w:t>
             </w:r>
             <w:r>
@@ -20889,6 +21188,7 @@
                 <w:szCs w:val="32"/>
                 <w:lang w:val="it-IT"/>
               </w:rPr>
+              <w:lastRenderedPageBreak/>
               <w:t>cÉ</w:t>
             </w:r>
             <w:r>
@@ -22835,20 +23135,6 @@
         </w:tc>
       </w:tr>
     </w:tbl>
-    <w:p>
-      <w:pPr>
-        <w:spacing w:before="0" w:line="240" w:lineRule="auto"/>
-        <w:jc w:val="center"/>
-        <w:rPr>
-          <w:b/>
-          <w:bCs/>
-          <w:sz w:val="32"/>
-          <w:szCs w:val="32"/>
-          <w:u w:val="single"/>
-          <w:lang w:val="it-IT"/>
-        </w:rPr>
-      </w:pPr>
-    </w:p>
     <w:p>
       <w:pPr>
         <w:spacing w:before="0" w:line="240" w:lineRule="auto"/>
@@ -22884,45 +23170,6 @@
           <w:u w:val="single"/>
         </w:rPr>
       </w:pPr>
-    </w:p>
-    <w:p>
-      <w:pPr>
-        <w:spacing w:before="0" w:line="240" w:lineRule="auto"/>
-        <w:jc w:val="center"/>
-        <w:rPr>
-          <w:b/>
-          <w:bCs/>
-          <w:sz w:val="32"/>
-          <w:szCs w:val="32"/>
-          <w:u w:val="single"/>
-        </w:rPr>
-      </w:pPr>
-    </w:p>
-    <w:p>
-      <w:pPr>
-        <w:spacing w:before="0" w:line="240" w:lineRule="auto"/>
-        <w:jc w:val="center"/>
-        <w:rPr>
-          <w:b/>
-          <w:bCs/>
-          <w:sz w:val="32"/>
-          <w:szCs w:val="32"/>
-          <w:u w:val="single"/>
-        </w:rPr>
-      </w:pPr>
-    </w:p>
-    <w:p>
-      <w:pPr>
-        <w:spacing w:before="0" w:line="240" w:lineRule="auto"/>
-        <w:jc w:val="center"/>
-        <w:rPr>
-          <w:b/>
-          <w:bCs/>
-          <w:sz w:val="32"/>
-          <w:szCs w:val="32"/>
-          <w:u w:val="single"/>
-        </w:rPr>
-      </w:pPr>
       <w:r>
         <w:rPr>
           <w:b/>
@@ -22933,7 +23180,6 @@
         </w:rPr>
         <w:t xml:space="preserve">TS </w:t>
       </w:r>
-      <w:proofErr w:type="gramStart"/>
       <w:r>
         <w:rPr>
           <w:b/>
@@ -22962,18 +23208,7 @@
           <w:szCs w:val="32"/>
           <w:u w:val="single"/>
         </w:rPr>
-        <w:t>–</w:t>
-      </w:r>
-      <w:proofErr w:type="gramEnd"/>
-      <w:r>
-        <w:rPr>
-          <w:b/>
-          <w:bCs/>
-          <w:sz w:val="32"/>
-          <w:szCs w:val="32"/>
-          <w:u w:val="single"/>
-        </w:rPr>
-        <w:t xml:space="preserve"> TS </w:t>
+        <w:t xml:space="preserve">– TS </w:t>
       </w:r>
       <w:r>
         <w:rPr>
@@ -23364,13 +23599,6 @@
       <w:pPr>
         <w:spacing w:before="0" w:line="240" w:lineRule="auto"/>
         <w:jc w:val="center"/>
-        <w:rPr>
-          <w:b/>
-          <w:bCs/>
-          <w:sz w:val="32"/>
-          <w:szCs w:val="32"/>
-          <w:u w:val="single"/>
-        </w:rPr>
       </w:pPr>
       <w:r>
         <w:rPr>
@@ -23383,7 +23611,6 @@
         <w:t>==========</w:t>
       </w:r>
     </w:p>
-    <w:p/>
     <w:p>
       <w:pPr>
         <w:spacing w:before="0" w:line="240" w:lineRule="auto"/>
@@ -23411,7 +23638,7 @@
 </file>
 
 <file path=word/endnotes.xml><?xml version="1.0" encoding="utf-8"?>
-<w:endnotes xmlns:wpc="http://schemas.microsoft.com/office/word/2010/wordprocessingCanvas" xmlns:cx="http://schemas.microsoft.com/office/drawing/2014/chartex" xmlns:cx1="http://schemas.microsoft.com/office/drawing/2015/9/8/chartex" xmlns:cx2="http://schemas.microsoft.com/office/drawing/2015/10/21/chartex" xmlns:cx3="http://schemas.microsoft.com/office/drawing/2016/5/9/chartex" xmlns:cx4="http://schemas.microsoft.com/office/drawing/2016/5/10/chartex" xmlns:cx5="http://schemas.microsoft.com/office/drawing/2016/5/11/chartex" xmlns:cx6="http://schemas.microsoft.com/office/drawing/2016/5/12/chartex" xmlns:cx7="http://schemas.microsoft.com/office/drawing/2016/5/13/chartex" xmlns:cx8="http://schemas.microsoft.com/office/drawing/2016/5/14/chartex" xmlns:mc="http://schemas.openxmlformats.org/markup-compatibility/2006" xmlns:aink="http://schemas.microsoft.com/office/drawing/2016/ink" xmlns:am3d="http://schemas.microsoft.com/office/drawing/2017/model3d" xmlns:o="urn:schemas-microsoft-com:office:office" xmlns:oel="http://schemas.microsoft.com/office/2019/extlst" xmlns:r="http://schemas.openxmlformats.org/officeDocument/2006/relationships" xmlns:m="http://schemas.openxmlformats.org/officeDocument/2006/math" xmlns:v="urn:schemas-microsoft-com:vml" xmlns:wp14="http://schemas.microsoft.com/office/word/2010/wordprocessingDrawing" xmlns:wp="http://schemas.openxmlformats.org/drawingml/2006/wordprocessingDrawing" xmlns:w10="urn:schemas-microsoft-com:office:word" xmlns:w="http://schemas.openxmlformats.org/wordprocessingml/2006/main" xmlns:w14="http://schemas.microsoft.com/office/word/2010/wordml" xmlns:w15="http://schemas.microsoft.com/office/word/2012/wordml" xmlns:w16cex="http://schemas.microsoft.com/office/word/2018/wordml/cex" xmlns:w16cid="http://schemas.microsoft.com/office/word/2016/wordml/cid" xmlns:w16="http://schemas.microsoft.com/office/word/2018/wordml" xmlns:w16sdtdh="http://schemas.microsoft.com/office/word/2020/wordml/sdtdatahash" xmlns:w16se="http://schemas.microsoft.com/office/word/2015/wordml/symex" xmlns:wpg="http://schemas.microsoft.com/office/word/2010/wordprocessingGroup" xmlns:wpi="http://schemas.microsoft.com/office/word/2010/wordprocessingInk" xmlns:wne="http://schemas.microsoft.com/office/word/2006/wordml" xmlns:wps="http://schemas.microsoft.com/office/word/2010/wordprocessingShape" mc:Ignorable="w14 w15 w16se w16cid w16 w16cex w16sdtdh wp14">
+<w:endnotes xmlns:wpc="http://schemas.microsoft.com/office/word/2010/wordprocessingCanvas" xmlns:cx="http://schemas.microsoft.com/office/drawing/2014/chartex" xmlns:cx1="http://schemas.microsoft.com/office/drawing/2015/9/8/chartex" xmlns:cx2="http://schemas.microsoft.com/office/drawing/2015/10/21/chartex" xmlns:cx3="http://schemas.microsoft.com/office/drawing/2016/5/9/chartex" xmlns:cx4="http://schemas.microsoft.com/office/drawing/2016/5/10/chartex" xmlns:cx5="http://schemas.microsoft.com/office/drawing/2016/5/11/chartex" xmlns:cx6="http://schemas.microsoft.com/office/drawing/2016/5/12/chartex" xmlns:cx7="http://schemas.microsoft.com/office/drawing/2016/5/13/chartex" xmlns:cx8="http://schemas.microsoft.com/office/drawing/2016/5/14/chartex" xmlns:mc="http://schemas.openxmlformats.org/markup-compatibility/2006" xmlns:aink="http://schemas.microsoft.com/office/drawing/2016/ink" xmlns:am3d="http://schemas.microsoft.com/office/drawing/2017/model3d" xmlns:o="urn:schemas-microsoft-com:office:office" xmlns:oel="http://schemas.microsoft.com/office/2019/extlst" xmlns:r="http://schemas.openxmlformats.org/officeDocument/2006/relationships" xmlns:m="http://schemas.openxmlformats.org/officeDocument/2006/math" xmlns:v="urn:schemas-microsoft-com:vml" xmlns:wp14="http://schemas.microsoft.com/office/word/2010/wordprocessingDrawing" xmlns:wp="http://schemas.openxmlformats.org/drawingml/2006/wordprocessingDrawing" xmlns:w10="urn:schemas-microsoft-com:office:word" xmlns:w="http://schemas.openxmlformats.org/wordprocessingml/2006/main" xmlns:w14="http://schemas.microsoft.com/office/word/2010/wordml" xmlns:w15="http://schemas.microsoft.com/office/word/2012/wordml" xmlns:w16cex="http://schemas.microsoft.com/office/word/2018/wordml/cex" xmlns:w16cid="http://schemas.microsoft.com/office/word/2016/wordml/cid" xmlns:w16="http://schemas.microsoft.com/office/word/2018/wordml" xmlns:w16du="http://schemas.microsoft.com/office/word/2023/wordml/word16du" xmlns:w16sdtdh="http://schemas.microsoft.com/office/word/2020/wordml/sdtdatahash" xmlns:w16sdtfl="http://schemas.microsoft.com/office/word/2024/wordml/sdtformatlock" xmlns:w16se="http://schemas.microsoft.com/office/word/2015/wordml/symex" xmlns:wpg="http://schemas.microsoft.com/office/word/2010/wordprocessingGroup" xmlns:wpi="http://schemas.microsoft.com/office/word/2010/wordprocessingInk" xmlns:wne="http://schemas.microsoft.com/office/word/2006/wordml" xmlns:wps="http://schemas.microsoft.com/office/word/2010/wordprocessingShape" mc:Ignorable="w14 w15 w16se w16cid w16 w16cex w16sdtdh w16sdtfl w16du wp14">
   <w:endnote w:type="separator" w:id="-1">
     <w:p>
       <w:pPr>
@@ -23436,7 +23663,7 @@
 </file>
 
 <file path=word/footer1.xml><?xml version="1.0" encoding="utf-8"?>
-<w:ftr xmlns:wpc="http://schemas.microsoft.com/office/word/2010/wordprocessingCanvas" xmlns:cx="http://schemas.microsoft.com/office/drawing/2014/chartex" xmlns:cx1="http://schemas.microsoft.com/office/drawing/2015/9/8/chartex" xmlns:cx2="http://schemas.microsoft.com/office/drawing/2015/10/21/chartex" xmlns:cx3="http://schemas.microsoft.com/office/drawing/2016/5/9/chartex" xmlns:cx4="http://schemas.microsoft.com/office/drawing/2016/5/10/chartex" xmlns:cx5="http://schemas.microsoft.com/office/drawing/2016/5/11/chartex" xmlns:cx6="http://schemas.microsoft.com/office/drawing/2016/5/12/chartex" xmlns:cx7="http://schemas.microsoft.com/office/drawing/2016/5/13/chartex" xmlns:cx8="http://schemas.microsoft.com/office/drawing/2016/5/14/chartex" xmlns:mc="http://schemas.openxmlformats.org/markup-compatibility/2006" xmlns:aink="http://schemas.microsoft.com/office/drawing/2016/ink" xmlns:am3d="http://schemas.microsoft.com/office/drawing/2017/model3d" xmlns:o="urn:schemas-microsoft-com:office:office" xmlns:oel="http://schemas.microsoft.com/office/2019/extlst" xmlns:r="http://schemas.openxmlformats.org/officeDocument/2006/relationships" xmlns:m="http://schemas.openxmlformats.org/officeDocument/2006/math" xmlns:v="urn:schemas-microsoft-com:vml" xmlns:wp14="http://schemas.microsoft.com/office/word/2010/wordprocessingDrawing" xmlns:wp="http://schemas.openxmlformats.org/drawingml/2006/wordprocessingDrawing" xmlns:w10="urn:schemas-microsoft-com:office:word" xmlns:w="http://schemas.openxmlformats.org/wordprocessingml/2006/main" xmlns:w14="http://schemas.microsoft.com/office/word/2010/wordml" xmlns:w15="http://schemas.microsoft.com/office/word/2012/wordml" xmlns:w16cex="http://schemas.microsoft.com/office/word/2018/wordml/cex" xmlns:w16cid="http://schemas.microsoft.com/office/word/2016/wordml/cid" xmlns:w16="http://schemas.microsoft.com/office/word/2018/wordml" xmlns:w16sdtdh="http://schemas.microsoft.com/office/word/2020/wordml/sdtdatahash" xmlns:w16se="http://schemas.microsoft.com/office/word/2015/wordml/symex" xmlns:wpg="http://schemas.microsoft.com/office/word/2010/wordprocessingGroup" xmlns:wpi="http://schemas.microsoft.com/office/word/2010/wordprocessingInk" xmlns:wne="http://schemas.microsoft.com/office/word/2006/wordml" xmlns:wps="http://schemas.microsoft.com/office/word/2010/wordprocessingShape" mc:Ignorable="w14 w15 w16se w16cid w16 w16cex w16sdtdh wp14">
+<w:ftr xmlns:wpc="http://schemas.microsoft.com/office/word/2010/wordprocessingCanvas" xmlns:cx="http://schemas.microsoft.com/office/drawing/2014/chartex" xmlns:cx1="http://schemas.microsoft.com/office/drawing/2015/9/8/chartex" xmlns:cx2="http://schemas.microsoft.com/office/drawing/2015/10/21/chartex" xmlns:cx3="http://schemas.microsoft.com/office/drawing/2016/5/9/chartex" xmlns:cx4="http://schemas.microsoft.com/office/drawing/2016/5/10/chartex" xmlns:cx5="http://schemas.microsoft.com/office/drawing/2016/5/11/chartex" xmlns:cx6="http://schemas.microsoft.com/office/drawing/2016/5/12/chartex" xmlns:cx7="http://schemas.microsoft.com/office/drawing/2016/5/13/chartex" xmlns:cx8="http://schemas.microsoft.com/office/drawing/2016/5/14/chartex" xmlns:mc="http://schemas.openxmlformats.org/markup-compatibility/2006" xmlns:aink="http://schemas.microsoft.com/office/drawing/2016/ink" xmlns:am3d="http://schemas.microsoft.com/office/drawing/2017/model3d" xmlns:o="urn:schemas-microsoft-com:office:office" xmlns:oel="http://schemas.microsoft.com/office/2019/extlst" xmlns:r="http://schemas.openxmlformats.org/officeDocument/2006/relationships" xmlns:m="http://schemas.openxmlformats.org/officeDocument/2006/math" xmlns:v="urn:schemas-microsoft-com:vml" xmlns:wp14="http://schemas.microsoft.com/office/word/2010/wordprocessingDrawing" xmlns:wp="http://schemas.openxmlformats.org/drawingml/2006/wordprocessingDrawing" xmlns:w10="urn:schemas-microsoft-com:office:word" xmlns:w="http://schemas.openxmlformats.org/wordprocessingml/2006/main" xmlns:w14="http://schemas.microsoft.com/office/word/2010/wordml" xmlns:w15="http://schemas.microsoft.com/office/word/2012/wordml" xmlns:w16cex="http://schemas.microsoft.com/office/word/2018/wordml/cex" xmlns:w16cid="http://schemas.microsoft.com/office/word/2016/wordml/cid" xmlns:w16="http://schemas.microsoft.com/office/word/2018/wordml" xmlns:w16du="http://schemas.microsoft.com/office/word/2023/wordml/word16du" xmlns:w16sdtdh="http://schemas.microsoft.com/office/word/2020/wordml/sdtdatahash" xmlns:w16sdtfl="http://schemas.microsoft.com/office/word/2024/wordml/sdtformatlock" xmlns:w16se="http://schemas.microsoft.com/office/word/2015/wordml/symex" xmlns:wpg="http://schemas.microsoft.com/office/word/2010/wordprocessingGroup" xmlns:wpi="http://schemas.microsoft.com/office/word/2010/wordprocessingInk" xmlns:wne="http://schemas.microsoft.com/office/word/2006/wordml" xmlns:wps="http://schemas.microsoft.com/office/word/2010/wordprocessingShape" mc:Ignorable="w14 w15 w16se w16cid w16 w16cex w16sdtdh w16sdtfl w16du wp14">
   <w:p>
     <w:pPr>
       <w:pBdr>
@@ -23618,7 +23845,7 @@
 </file>
 
 <file path=word/footer2.xml><?xml version="1.0" encoding="utf-8"?>
-<w:ftr xmlns:wpc="http://schemas.microsoft.com/office/word/2010/wordprocessingCanvas" xmlns:cx="http://schemas.microsoft.com/office/drawing/2014/chartex" xmlns:cx1="http://schemas.microsoft.com/office/drawing/2015/9/8/chartex" xmlns:cx2="http://schemas.microsoft.com/office/drawing/2015/10/21/chartex" xmlns:cx3="http://schemas.microsoft.com/office/drawing/2016/5/9/chartex" xmlns:cx4="http://schemas.microsoft.com/office/drawing/2016/5/10/chartex" xmlns:cx5="http://schemas.microsoft.com/office/drawing/2016/5/11/chartex" xmlns:cx6="http://schemas.microsoft.com/office/drawing/2016/5/12/chartex" xmlns:cx7="http://schemas.microsoft.com/office/drawing/2016/5/13/chartex" xmlns:cx8="http://schemas.microsoft.com/office/drawing/2016/5/14/chartex" xmlns:mc="http://schemas.openxmlformats.org/markup-compatibility/2006" xmlns:aink="http://schemas.microsoft.com/office/drawing/2016/ink" xmlns:am3d="http://schemas.microsoft.com/office/drawing/2017/model3d" xmlns:o="urn:schemas-microsoft-com:office:office" xmlns:oel="http://schemas.microsoft.com/office/2019/extlst" xmlns:r="http://schemas.openxmlformats.org/officeDocument/2006/relationships" xmlns:m="http://schemas.openxmlformats.org/officeDocument/2006/math" xmlns:v="urn:schemas-microsoft-com:vml" xmlns:wp14="http://schemas.microsoft.com/office/word/2010/wordprocessingDrawing" xmlns:wp="http://schemas.openxmlformats.org/drawingml/2006/wordprocessingDrawing" xmlns:w10="urn:schemas-microsoft-com:office:word" xmlns:w="http://schemas.openxmlformats.org/wordprocessingml/2006/main" xmlns:w14="http://schemas.microsoft.com/office/word/2010/wordml" xmlns:w15="http://schemas.microsoft.com/office/word/2012/wordml" xmlns:w16cex="http://schemas.microsoft.com/office/word/2018/wordml/cex" xmlns:w16cid="http://schemas.microsoft.com/office/word/2016/wordml/cid" xmlns:w16="http://schemas.microsoft.com/office/word/2018/wordml" xmlns:w16sdtdh="http://schemas.microsoft.com/office/word/2020/wordml/sdtdatahash" xmlns:w16se="http://schemas.microsoft.com/office/word/2015/wordml/symex" xmlns:wpg="http://schemas.microsoft.com/office/word/2010/wordprocessingGroup" xmlns:wpi="http://schemas.microsoft.com/office/word/2010/wordprocessingInk" xmlns:wne="http://schemas.microsoft.com/office/word/2006/wordml" xmlns:wps="http://schemas.microsoft.com/office/word/2010/wordprocessingShape" mc:Ignorable="w14 w15 w16se w16cid w16 w16cex w16sdtdh wp14">
+<w:ftr xmlns:wpc="http://schemas.microsoft.com/office/word/2010/wordprocessingCanvas" xmlns:cx="http://schemas.microsoft.com/office/drawing/2014/chartex" xmlns:cx1="http://schemas.microsoft.com/office/drawing/2015/9/8/chartex" xmlns:cx2="http://schemas.microsoft.com/office/drawing/2015/10/21/chartex" xmlns:cx3="http://schemas.microsoft.com/office/drawing/2016/5/9/chartex" xmlns:cx4="http://schemas.microsoft.com/office/drawing/2016/5/10/chartex" xmlns:cx5="http://schemas.microsoft.com/office/drawing/2016/5/11/chartex" xmlns:cx6="http://schemas.microsoft.com/office/drawing/2016/5/12/chartex" xmlns:cx7="http://schemas.microsoft.com/office/drawing/2016/5/13/chartex" xmlns:cx8="http://schemas.microsoft.com/office/drawing/2016/5/14/chartex" xmlns:mc="http://schemas.openxmlformats.org/markup-compatibility/2006" xmlns:aink="http://schemas.microsoft.com/office/drawing/2016/ink" xmlns:am3d="http://schemas.microsoft.com/office/drawing/2017/model3d" xmlns:o="urn:schemas-microsoft-com:office:office" xmlns:oel="http://schemas.microsoft.com/office/2019/extlst" xmlns:r="http://schemas.openxmlformats.org/officeDocument/2006/relationships" xmlns:m="http://schemas.openxmlformats.org/officeDocument/2006/math" xmlns:v="urn:schemas-microsoft-com:vml" xmlns:wp14="http://schemas.microsoft.com/office/word/2010/wordprocessingDrawing" xmlns:wp="http://schemas.openxmlformats.org/drawingml/2006/wordprocessingDrawing" xmlns:w10="urn:schemas-microsoft-com:office:word" xmlns:w="http://schemas.openxmlformats.org/wordprocessingml/2006/main" xmlns:w14="http://schemas.microsoft.com/office/word/2010/wordml" xmlns:w15="http://schemas.microsoft.com/office/word/2012/wordml" xmlns:w16cex="http://schemas.microsoft.com/office/word/2018/wordml/cex" xmlns:w16cid="http://schemas.microsoft.com/office/word/2016/wordml/cid" xmlns:w16="http://schemas.microsoft.com/office/word/2018/wordml" xmlns:w16du="http://schemas.microsoft.com/office/word/2023/wordml/word16du" xmlns:w16sdtdh="http://schemas.microsoft.com/office/word/2020/wordml/sdtdatahash" xmlns:w16sdtfl="http://schemas.microsoft.com/office/word/2024/wordml/sdtformatlock" xmlns:w16se="http://schemas.microsoft.com/office/word/2015/wordml/symex" xmlns:wpg="http://schemas.microsoft.com/office/word/2010/wordprocessingGroup" xmlns:wpi="http://schemas.microsoft.com/office/word/2010/wordprocessingInk" xmlns:wne="http://schemas.microsoft.com/office/word/2006/wordml" xmlns:wps="http://schemas.microsoft.com/office/word/2010/wordprocessingShape" mc:Ignorable="w14 w15 w16se w16cid w16 w16cex w16sdtdh w16sdtfl w16du wp14">
   <w:p>
     <w:pPr>
       <w:pBdr>
@@ -23824,7 +24051,7 @@
 </file>
 
 <file path=word/footnotes.xml><?xml version="1.0" encoding="utf-8"?>
-<w:footnotes xmlns:wpc="http://schemas.microsoft.com/office/word/2010/wordprocessingCanvas" xmlns:cx="http://schemas.microsoft.com/office/drawing/2014/chartex" xmlns:cx1="http://schemas.microsoft.com/office/drawing/2015/9/8/chartex" xmlns:cx2="http://schemas.microsoft.com/office/drawing/2015/10/21/chartex" xmlns:cx3="http://schemas.microsoft.com/office/drawing/2016/5/9/chartex" xmlns:cx4="http://schemas.microsoft.com/office/drawing/2016/5/10/chartex" xmlns:cx5="http://schemas.microsoft.com/office/drawing/2016/5/11/chartex" xmlns:cx6="http://schemas.microsoft.com/office/drawing/2016/5/12/chartex" xmlns:cx7="http://schemas.microsoft.com/office/drawing/2016/5/13/chartex" xmlns:cx8="http://schemas.microsoft.com/office/drawing/2016/5/14/chartex" xmlns:mc="http://schemas.openxmlformats.org/markup-compatibility/2006" xmlns:aink="http://schemas.microsoft.com/office/drawing/2016/ink" xmlns:am3d="http://schemas.microsoft.com/office/drawing/2017/model3d" xmlns:o="urn:schemas-microsoft-com:office:office" xmlns:oel="http://schemas.microsoft.com/office/2019/extlst" xmlns:r="http://schemas.openxmlformats.org/officeDocument/2006/relationships" xmlns:m="http://schemas.openxmlformats.org/officeDocument/2006/math" xmlns:v="urn:schemas-microsoft-com:vml" xmlns:wp14="http://schemas.microsoft.com/office/word/2010/wordprocessingDrawing" xmlns:wp="http://schemas.openxmlformats.org/drawingml/2006/wordprocessingDrawing" xmlns:w10="urn:schemas-microsoft-com:office:word" xmlns:w="http://schemas.openxmlformats.org/wordprocessingml/2006/main" xmlns:w14="http://schemas.microsoft.com/office/word/2010/wordml" xmlns:w15="http://schemas.microsoft.com/office/word/2012/wordml" xmlns:w16cex="http://schemas.microsoft.com/office/word/2018/wordml/cex" xmlns:w16cid="http://schemas.microsoft.com/office/word/2016/wordml/cid" xmlns:w16="http://schemas.microsoft.com/office/word/2018/wordml" xmlns:w16sdtdh="http://schemas.microsoft.com/office/word/2020/wordml/sdtdatahash" xmlns:w16se="http://schemas.microsoft.com/office/word/2015/wordml/symex" xmlns:wpg="http://schemas.microsoft.com/office/word/2010/wordprocessingGroup" xmlns:wpi="http://schemas.microsoft.com/office/word/2010/wordprocessingInk" xmlns:wne="http://schemas.microsoft.com/office/word/2006/wordml" xmlns:wps="http://schemas.microsoft.com/office/word/2010/wordprocessingShape" mc:Ignorable="w14 w15 w16se w16cid w16 w16cex w16sdtdh wp14">
+<w:footnotes xmlns:wpc="http://schemas.microsoft.com/office/word/2010/wordprocessingCanvas" xmlns:cx="http://schemas.microsoft.com/office/drawing/2014/chartex" xmlns:cx1="http://schemas.microsoft.com/office/drawing/2015/9/8/chartex" xmlns:cx2="http://schemas.microsoft.com/office/drawing/2015/10/21/chartex" xmlns:cx3="http://schemas.microsoft.com/office/drawing/2016/5/9/chartex" xmlns:cx4="http://schemas.microsoft.com/office/drawing/2016/5/10/chartex" xmlns:cx5="http://schemas.microsoft.com/office/drawing/2016/5/11/chartex" xmlns:cx6="http://schemas.microsoft.com/office/drawing/2016/5/12/chartex" xmlns:cx7="http://schemas.microsoft.com/office/drawing/2016/5/13/chartex" xmlns:cx8="http://schemas.microsoft.com/office/drawing/2016/5/14/chartex" xmlns:mc="http://schemas.openxmlformats.org/markup-compatibility/2006" xmlns:aink="http://schemas.microsoft.com/office/drawing/2016/ink" xmlns:am3d="http://schemas.microsoft.com/office/drawing/2017/model3d" xmlns:o="urn:schemas-microsoft-com:office:office" xmlns:oel="http://schemas.microsoft.com/office/2019/extlst" xmlns:r="http://schemas.openxmlformats.org/officeDocument/2006/relationships" xmlns:m="http://schemas.openxmlformats.org/officeDocument/2006/math" xmlns:v="urn:schemas-microsoft-com:vml" xmlns:wp14="http://schemas.microsoft.com/office/word/2010/wordprocessingDrawing" xmlns:wp="http://schemas.openxmlformats.org/drawingml/2006/wordprocessingDrawing" xmlns:w10="urn:schemas-microsoft-com:office:word" xmlns:w="http://schemas.openxmlformats.org/wordprocessingml/2006/main" xmlns:w14="http://schemas.microsoft.com/office/word/2010/wordml" xmlns:w15="http://schemas.microsoft.com/office/word/2012/wordml" xmlns:w16cex="http://schemas.microsoft.com/office/word/2018/wordml/cex" xmlns:w16cid="http://schemas.microsoft.com/office/word/2016/wordml/cid" xmlns:w16="http://schemas.microsoft.com/office/word/2018/wordml" xmlns:w16du="http://schemas.microsoft.com/office/word/2023/wordml/word16du" xmlns:w16sdtdh="http://schemas.microsoft.com/office/word/2020/wordml/sdtdatahash" xmlns:w16sdtfl="http://schemas.microsoft.com/office/word/2024/wordml/sdtformatlock" xmlns:w16se="http://schemas.microsoft.com/office/word/2015/wordml/symex" xmlns:wpg="http://schemas.microsoft.com/office/word/2010/wordprocessingGroup" xmlns:wpi="http://schemas.microsoft.com/office/word/2010/wordprocessingInk" xmlns:wne="http://schemas.microsoft.com/office/word/2006/wordml" xmlns:wps="http://schemas.microsoft.com/office/word/2010/wordprocessingShape" mc:Ignorable="w14 w15 w16se w16cid w16 w16cex w16sdtdh w16sdtfl w16du wp14">
   <w:footnote w:type="separator" w:id="-1">
     <w:p>
       <w:pPr>
@@ -23849,7 +24076,7 @@
 </file>
 
 <file path=word/header1.xml><?xml version="1.0" encoding="utf-8"?>
-<w:hdr xmlns:wpc="http://schemas.microsoft.com/office/word/2010/wordprocessingCanvas" xmlns:cx="http://schemas.microsoft.com/office/drawing/2014/chartex" xmlns:cx1="http://schemas.microsoft.com/office/drawing/2015/9/8/chartex" xmlns:cx2="http://schemas.microsoft.com/office/drawing/2015/10/21/chartex" xmlns:cx3="http://schemas.microsoft.com/office/drawing/2016/5/9/chartex" xmlns:cx4="http://schemas.microsoft.com/office/drawing/2016/5/10/chartex" xmlns:cx5="http://schemas.microsoft.com/office/drawing/2016/5/11/chartex" xmlns:cx6="http://schemas.microsoft.com/office/drawing/2016/5/12/chartex" xmlns:cx7="http://schemas.microsoft.com/office/drawing/2016/5/13/chartex" xmlns:cx8="http://schemas.microsoft.com/office/drawing/2016/5/14/chartex" xmlns:mc="http://schemas.openxmlformats.org/markup-compatibility/2006" xmlns:aink="http://schemas.microsoft.com/office/drawing/2016/ink" xmlns:am3d="http://schemas.microsoft.com/office/drawing/2017/model3d" xmlns:o="urn:schemas-microsoft-com:office:office" xmlns:oel="http://schemas.microsoft.com/office/2019/extlst" xmlns:r="http://schemas.openxmlformats.org/officeDocument/2006/relationships" xmlns:m="http://schemas.openxmlformats.org/officeDocument/2006/math" xmlns:v="urn:schemas-microsoft-com:vml" xmlns:wp14="http://schemas.microsoft.com/office/word/2010/wordprocessingDrawing" xmlns:wp="http://schemas.openxmlformats.org/drawingml/2006/wordprocessingDrawing" xmlns:w10="urn:schemas-microsoft-com:office:word" xmlns:w="http://schemas.openxmlformats.org/wordprocessingml/2006/main" xmlns:w14="http://schemas.microsoft.com/office/word/2010/wordml" xmlns:w15="http://schemas.microsoft.com/office/word/2012/wordml" xmlns:w16cex="http://schemas.microsoft.com/office/word/2018/wordml/cex" xmlns:w16cid="http://schemas.microsoft.com/office/word/2016/wordml/cid" xmlns:w16="http://schemas.microsoft.com/office/word/2018/wordml" xmlns:w16sdtdh="http://schemas.microsoft.com/office/word/2020/wordml/sdtdatahash" xmlns:w16se="http://schemas.microsoft.com/office/word/2015/wordml/symex" xmlns:wpg="http://schemas.microsoft.com/office/word/2010/wordprocessingGroup" xmlns:wpi="http://schemas.microsoft.com/office/word/2010/wordprocessingInk" xmlns:wne="http://schemas.microsoft.com/office/word/2006/wordml" xmlns:wps="http://schemas.microsoft.com/office/word/2010/wordprocessingShape" mc:Ignorable="w14 w15 w16se w16cid w16 w16cex w16sdtdh wp14">
+<w:hdr xmlns:wpc="http://schemas.microsoft.com/office/word/2010/wordprocessingCanvas" xmlns:cx="http://schemas.microsoft.com/office/drawing/2014/chartex" xmlns:cx1="http://schemas.microsoft.com/office/drawing/2015/9/8/chartex" xmlns:cx2="http://schemas.microsoft.com/office/drawing/2015/10/21/chartex" xmlns:cx3="http://schemas.microsoft.com/office/drawing/2016/5/9/chartex" xmlns:cx4="http://schemas.microsoft.com/office/drawing/2016/5/10/chartex" xmlns:cx5="http://schemas.microsoft.com/office/drawing/2016/5/11/chartex" xmlns:cx6="http://schemas.microsoft.com/office/drawing/2016/5/12/chartex" xmlns:cx7="http://schemas.microsoft.com/office/drawing/2016/5/13/chartex" xmlns:cx8="http://schemas.microsoft.com/office/drawing/2016/5/14/chartex" xmlns:mc="http://schemas.openxmlformats.org/markup-compatibility/2006" xmlns:aink="http://schemas.microsoft.com/office/drawing/2016/ink" xmlns:am3d="http://schemas.microsoft.com/office/drawing/2017/model3d" xmlns:o="urn:schemas-microsoft-com:office:office" xmlns:oel="http://schemas.microsoft.com/office/2019/extlst" xmlns:r="http://schemas.openxmlformats.org/officeDocument/2006/relationships" xmlns:m="http://schemas.openxmlformats.org/officeDocument/2006/math" xmlns:v="urn:schemas-microsoft-com:vml" xmlns:wp14="http://schemas.microsoft.com/office/word/2010/wordprocessingDrawing" xmlns:wp="http://schemas.openxmlformats.org/drawingml/2006/wordprocessingDrawing" xmlns:w10="urn:schemas-microsoft-com:office:word" xmlns:w="http://schemas.openxmlformats.org/wordprocessingml/2006/main" xmlns:w14="http://schemas.microsoft.com/office/word/2010/wordml" xmlns:w15="http://schemas.microsoft.com/office/word/2012/wordml" xmlns:w16cex="http://schemas.microsoft.com/office/word/2018/wordml/cex" xmlns:w16cid="http://schemas.microsoft.com/office/word/2016/wordml/cid" xmlns:w16="http://schemas.microsoft.com/office/word/2018/wordml" xmlns:w16du="http://schemas.microsoft.com/office/word/2023/wordml/word16du" xmlns:w16sdtdh="http://schemas.microsoft.com/office/word/2020/wordml/sdtdatahash" xmlns:w16sdtfl="http://schemas.microsoft.com/office/word/2024/wordml/sdtformatlock" xmlns:w16se="http://schemas.microsoft.com/office/word/2015/wordml/symex" xmlns:wpg="http://schemas.microsoft.com/office/word/2010/wordprocessingGroup" xmlns:wpi="http://schemas.microsoft.com/office/word/2010/wordprocessingInk" xmlns:wne="http://schemas.microsoft.com/office/word/2006/wordml" xmlns:wps="http://schemas.microsoft.com/office/word/2010/wordprocessingShape" mc:Ignorable="w14 w15 w16se w16cid w16 w16cex w16sdtdh w16sdtfl w16du wp14">
   <w:p>
     <w:pPr>
       <w:pStyle w:val="Header"/>
@@ -23870,7 +24097,7 @@
 </file>
 
 <file path=word/header2.xml><?xml version="1.0" encoding="utf-8"?>
-<w:hdr xmlns:wpc="http://schemas.microsoft.com/office/word/2010/wordprocessingCanvas" xmlns:cx="http://schemas.microsoft.com/office/drawing/2014/chartex" xmlns:cx1="http://schemas.microsoft.com/office/drawing/2015/9/8/chartex" xmlns:cx2="http://schemas.microsoft.com/office/drawing/2015/10/21/chartex" xmlns:cx3="http://schemas.microsoft.com/office/drawing/2016/5/9/chartex" xmlns:cx4="http://schemas.microsoft.com/office/drawing/2016/5/10/chartex" xmlns:cx5="http://schemas.microsoft.com/office/drawing/2016/5/11/chartex" xmlns:cx6="http://schemas.microsoft.com/office/drawing/2016/5/12/chartex" xmlns:cx7="http://schemas.microsoft.com/office/drawing/2016/5/13/chartex" xmlns:cx8="http://schemas.microsoft.com/office/drawing/2016/5/14/chartex" xmlns:mc="http://schemas.openxmlformats.org/markup-compatibility/2006" xmlns:aink="http://schemas.microsoft.com/office/drawing/2016/ink" xmlns:am3d="http://schemas.microsoft.com/office/drawing/2017/model3d" xmlns:o="urn:schemas-microsoft-com:office:office" xmlns:oel="http://schemas.microsoft.com/office/2019/extlst" xmlns:r="http://schemas.openxmlformats.org/officeDocument/2006/relationships" xmlns:m="http://schemas.openxmlformats.org/officeDocument/2006/math" xmlns:v="urn:schemas-microsoft-com:vml" xmlns:wp14="http://schemas.microsoft.com/office/word/2010/wordprocessingDrawing" xmlns:wp="http://schemas.openxmlformats.org/drawingml/2006/wordprocessingDrawing" xmlns:w10="urn:schemas-microsoft-com:office:word" xmlns:w="http://schemas.openxmlformats.org/wordprocessingml/2006/main" xmlns:w14="http://schemas.microsoft.com/office/word/2010/wordml" xmlns:w15="http://schemas.microsoft.com/office/word/2012/wordml" xmlns:w16cex="http://schemas.microsoft.com/office/word/2018/wordml/cex" xmlns:w16cid="http://schemas.microsoft.com/office/word/2016/wordml/cid" xmlns:w16="http://schemas.microsoft.com/office/word/2018/wordml" xmlns:w16sdtdh="http://schemas.microsoft.com/office/word/2020/wordml/sdtdatahash" xmlns:w16se="http://schemas.microsoft.com/office/word/2015/wordml/symex" xmlns:wpg="http://schemas.microsoft.com/office/word/2010/wordprocessingGroup" xmlns:wpi="http://schemas.microsoft.com/office/word/2010/wordprocessingInk" xmlns:wne="http://schemas.microsoft.com/office/word/2006/wordml" xmlns:wps="http://schemas.microsoft.com/office/word/2010/wordprocessingShape" mc:Ignorable="w14 w15 w16se w16cid w16 w16cex w16sdtdh wp14">
+<w:hdr xmlns:wpc="http://schemas.microsoft.com/office/word/2010/wordprocessingCanvas" xmlns:cx="http://schemas.microsoft.com/office/drawing/2014/chartex" xmlns:cx1="http://schemas.microsoft.com/office/drawing/2015/9/8/chartex" xmlns:cx2="http://schemas.microsoft.com/office/drawing/2015/10/21/chartex" xmlns:cx3="http://schemas.microsoft.com/office/drawing/2016/5/9/chartex" xmlns:cx4="http://schemas.microsoft.com/office/drawing/2016/5/10/chartex" xmlns:cx5="http://schemas.microsoft.com/office/drawing/2016/5/11/chartex" xmlns:cx6="http://schemas.microsoft.com/office/drawing/2016/5/12/chartex" xmlns:cx7="http://schemas.microsoft.com/office/drawing/2016/5/13/chartex" xmlns:cx8="http://schemas.microsoft.com/office/drawing/2016/5/14/chartex" xmlns:mc="http://schemas.openxmlformats.org/markup-compatibility/2006" xmlns:aink="http://schemas.microsoft.com/office/drawing/2016/ink" xmlns:am3d="http://schemas.microsoft.com/office/drawing/2017/model3d" xmlns:o="urn:schemas-microsoft-com:office:office" xmlns:oel="http://schemas.microsoft.com/office/2019/extlst" xmlns:r="http://schemas.openxmlformats.org/officeDocument/2006/relationships" xmlns:m="http://schemas.openxmlformats.org/officeDocument/2006/math" xmlns:v="urn:schemas-microsoft-com:vml" xmlns:wp14="http://schemas.microsoft.com/office/word/2010/wordprocessingDrawing" xmlns:wp="http://schemas.openxmlformats.org/drawingml/2006/wordprocessingDrawing" xmlns:w10="urn:schemas-microsoft-com:office:word" xmlns:w="http://schemas.openxmlformats.org/wordprocessingml/2006/main" xmlns:w14="http://schemas.microsoft.com/office/word/2010/wordml" xmlns:w15="http://schemas.microsoft.com/office/word/2012/wordml" xmlns:w16cex="http://schemas.microsoft.com/office/word/2018/wordml/cex" xmlns:w16cid="http://schemas.microsoft.com/office/word/2016/wordml/cid" xmlns:w16="http://schemas.microsoft.com/office/word/2018/wordml" xmlns:w16du="http://schemas.microsoft.com/office/word/2023/wordml/word16du" xmlns:w16sdtdh="http://schemas.microsoft.com/office/word/2020/wordml/sdtdatahash" xmlns:w16sdtfl="http://schemas.microsoft.com/office/word/2024/wordml/sdtformatlock" xmlns:w16se="http://schemas.microsoft.com/office/word/2015/wordml/symex" xmlns:wpg="http://schemas.microsoft.com/office/word/2010/wordprocessingGroup" xmlns:wpi="http://schemas.microsoft.com/office/word/2010/wordprocessingInk" xmlns:wne="http://schemas.microsoft.com/office/word/2006/wordml" xmlns:wps="http://schemas.microsoft.com/office/word/2010/wordprocessingShape" mc:Ignorable="w14 w15 w16se w16cid w16 w16cex w16sdtdh w16sdtfl w16du wp14">
   <w:p>
     <w:pPr>
       <w:pStyle w:val="Header"/>
@@ -23883,7 +24110,7 @@
 </file>
 
 <file path=word/styles.xml><?xml version="1.0" encoding="utf-8"?>
-<w:styles xmlns:mc="http://schemas.openxmlformats.org/markup-compatibility/2006" xmlns:r="http://schemas.openxmlformats.org/officeDocument/2006/relationships" xmlns:w="http://schemas.openxmlformats.org/wordprocessingml/2006/main" xmlns:w14="http://schemas.microsoft.com/office/word/2010/wordml" xmlns:w15="http://schemas.microsoft.com/office/word/2012/wordml" xmlns:w16cex="http://schemas.microsoft.com/office/word/2018/wordml/cex" xmlns:w16cid="http://schemas.microsoft.com/office/word/2016/wordml/cid" xmlns:w16="http://schemas.microsoft.com/office/word/2018/wordml" xmlns:w16sdtdh="http://schemas.microsoft.com/office/word/2020/wordml/sdtdatahash" xmlns:w16se="http://schemas.microsoft.com/office/word/2015/wordml/symex" mc:Ignorable="w14 w15 w16se w16cid w16 w16cex w16sdtdh">
+<w:styles xmlns:mc="http://schemas.openxmlformats.org/markup-compatibility/2006" xmlns:r="http://schemas.openxmlformats.org/officeDocument/2006/relationships" xmlns:w="http://schemas.openxmlformats.org/wordprocessingml/2006/main" xmlns:w14="http://schemas.microsoft.com/office/word/2010/wordml" xmlns:w15="http://schemas.microsoft.com/office/word/2012/wordml" xmlns:w16cex="http://schemas.microsoft.com/office/word/2018/wordml/cex" xmlns:w16cid="http://schemas.microsoft.com/office/word/2016/wordml/cid" xmlns:w16="http://schemas.microsoft.com/office/word/2018/wordml" xmlns:w16du="http://schemas.microsoft.com/office/word/2023/wordml/word16du" xmlns:w16sdtdh="http://schemas.microsoft.com/office/word/2020/wordml/sdtdatahash" xmlns:w16sdtfl="http://schemas.microsoft.com/office/word/2024/wordml/sdtformatlock" xmlns:w16se="http://schemas.microsoft.com/office/word/2015/wordml/symex" mc:Ignorable="w14 w15 w16se w16cid w16 w16cex w16sdtdh w16sdtfl w16du">
   <w:docDefaults>
     <w:rPrDefault>
       <w:rPr>

--- a/TS Jatai Ghanam Project/TS 4.2/TS 4.2 Jatai Sanskrit Corrections.docx
+++ b/TS Jatai Ghanam Project/TS 4.2/TS 4.2 Jatai Sanskrit Corrections.docx
@@ -271,6 +271,22 @@
               </w:rPr>
               <w:t>None</w:t>
             </w:r>
+          </w:p>
+          <w:p>
+            <w:pPr>
+              <w:widowControl w:val="0"/>
+              <w:autoSpaceDE w:val="0"/>
+              <w:autoSpaceDN w:val="0"/>
+              <w:adjustRightInd w:val="0"/>
+              <w:spacing w:before="0" w:line="240" w:lineRule="auto"/>
+              <w:jc w:val="center"/>
+              <w:rPr>
+                <w:rFonts w:cs="BRH Malayalam Extra"/>
+                <w:b/>
+                <w:bCs/>
+                <w:szCs w:val="40"/>
+              </w:rPr>
+            </w:pPr>
           </w:p>
         </w:tc>
         <w:tc>
@@ -752,7 +768,47 @@
                 <w:sz w:val="32"/>
                 <w:szCs w:val="32"/>
               </w:rPr>
-              <w:t>)-  AlÉÑþ | ÌuÉ |</w:t>
+              <w:t xml:space="preserve">)-  </w:t>
+            </w:r>
+            <w:proofErr w:type="spellStart"/>
+            <w:r>
+              <w:rPr>
+                <w:rFonts w:ascii="BRH Devanagari Extra" w:hAnsi="BRH Devanagari Extra" w:cs="BRH Devanagari Extra"/>
+                <w:color w:val="000000"/>
+                <w:sz w:val="32"/>
+                <w:szCs w:val="32"/>
+              </w:rPr>
+              <w:t>AlÉÑþ</w:t>
+            </w:r>
+            <w:proofErr w:type="spellEnd"/>
+            <w:r>
+              <w:rPr>
+                <w:rFonts w:ascii="BRH Devanagari Extra" w:hAnsi="BRH Devanagari Extra" w:cs="BRH Devanagari Extra"/>
+                <w:color w:val="000000"/>
+                <w:sz w:val="32"/>
+                <w:szCs w:val="32"/>
+              </w:rPr>
+              <w:t xml:space="preserve"> | </w:t>
+            </w:r>
+            <w:proofErr w:type="spellStart"/>
+            <w:r>
+              <w:rPr>
+                <w:rFonts w:ascii="BRH Devanagari Extra" w:hAnsi="BRH Devanagari Extra" w:cs="BRH Devanagari Extra"/>
+                <w:color w:val="000000"/>
+                <w:sz w:val="32"/>
+                <w:szCs w:val="32"/>
+              </w:rPr>
+              <w:t>ÌuÉ</w:t>
+            </w:r>
+            <w:proofErr w:type="spellEnd"/>
+            <w:r>
+              <w:rPr>
+                <w:rFonts w:ascii="BRH Devanagari Extra" w:hAnsi="BRH Devanagari Extra" w:cs="BRH Devanagari Extra"/>
+                <w:color w:val="000000"/>
+                <w:sz w:val="32"/>
+                <w:szCs w:val="32"/>
+              </w:rPr>
+              <w:t xml:space="preserve"> |</w:t>
             </w:r>
           </w:p>
           <w:p>
@@ -768,6 +824,7 @@
                 <w:szCs w:val="40"/>
               </w:rPr>
             </w:pPr>
+            <w:proofErr w:type="spellStart"/>
             <w:r>
               <w:rPr>
                 <w:rFonts w:ascii="BRH Devanagari" w:hAnsi="BRH Devanagari" w:cs="BRH Devanagari"/>
@@ -787,6 +844,7 @@
               </w:rPr>
               <w:t>lÉÑ</w:t>
             </w:r>
+            <w:proofErr w:type="spellEnd"/>
             <w:r>
               <w:rPr>
                 <w:rFonts w:ascii="BRH Devanagari" w:hAnsi="BRH Devanagari" w:cs="BRH Devanagari"/>
@@ -794,14 +852,64 @@
                 <w:sz w:val="32"/>
                 <w:szCs w:val="32"/>
               </w:rPr>
-              <w:t xml:space="preserve"> ÌuÉ urÉlÉç uÉ</w:t>
-            </w:r>
+              <w:t xml:space="preserve"> </w:t>
+            </w:r>
+            <w:proofErr w:type="spellStart"/>
             <w:r>
               <w:rPr>
                 <w:rFonts w:ascii="BRH Devanagari" w:hAnsi="BRH Devanagari" w:cs="BRH Devanagari"/>
                 <w:color w:val="000000"/>
                 <w:sz w:val="32"/>
                 <w:szCs w:val="32"/>
+              </w:rPr>
+              <w:t>ÌuÉ</w:t>
+            </w:r>
+            <w:proofErr w:type="spellEnd"/>
+            <w:r>
+              <w:rPr>
+                <w:rFonts w:ascii="BRH Devanagari" w:hAnsi="BRH Devanagari" w:cs="BRH Devanagari"/>
+                <w:color w:val="000000"/>
+                <w:sz w:val="32"/>
+                <w:szCs w:val="32"/>
+              </w:rPr>
+              <w:t xml:space="preserve"> </w:t>
+            </w:r>
+            <w:proofErr w:type="spellStart"/>
+            <w:r>
+              <w:rPr>
+                <w:rFonts w:ascii="BRH Devanagari" w:hAnsi="BRH Devanagari" w:cs="BRH Devanagari"/>
+                <w:color w:val="000000"/>
+                <w:sz w:val="32"/>
+                <w:szCs w:val="32"/>
+              </w:rPr>
+              <w:t>urÉlÉç</w:t>
+            </w:r>
+            <w:proofErr w:type="spellEnd"/>
+            <w:r>
+              <w:rPr>
+                <w:rFonts w:ascii="BRH Devanagari" w:hAnsi="BRH Devanagari" w:cs="BRH Devanagari"/>
+                <w:color w:val="000000"/>
+                <w:sz w:val="32"/>
+                <w:szCs w:val="32"/>
+              </w:rPr>
+              <w:t xml:space="preserve"> </w:t>
+            </w:r>
+            <w:proofErr w:type="spellStart"/>
+            <w:r>
+              <w:rPr>
+                <w:rFonts w:ascii="BRH Devanagari" w:hAnsi="BRH Devanagari" w:cs="BRH Devanagari"/>
+                <w:color w:val="000000"/>
+                <w:sz w:val="32"/>
+                <w:szCs w:val="32"/>
+              </w:rPr>
+              <w:t>uÉ</w:t>
+            </w:r>
+            <w:r>
+              <w:rPr>
+                <w:rFonts w:ascii="BRH Devanagari" w:hAnsi="BRH Devanagari" w:cs="BRH Devanagari"/>
+                <w:color w:val="000000"/>
+                <w:sz w:val="32"/>
+                <w:szCs w:val="32"/>
                 <w:highlight w:val="yellow"/>
               </w:rPr>
               <w:t>lÉ</w:t>
@@ -813,7 +921,37 @@
                 <w:sz w:val="32"/>
                 <w:szCs w:val="32"/>
               </w:rPr>
-              <w:t xml:space="preserve">Ñ ÌuÉ | </w:t>
+              <w:t>Ñ</w:t>
+            </w:r>
+            <w:proofErr w:type="spellEnd"/>
+            <w:r>
+              <w:rPr>
+                <w:rFonts w:ascii="BRH Devanagari" w:hAnsi="BRH Devanagari" w:cs="BRH Devanagari"/>
+                <w:color w:val="000000"/>
+                <w:sz w:val="32"/>
+                <w:szCs w:val="32"/>
+              </w:rPr>
+              <w:t xml:space="preserve"> </w:t>
+            </w:r>
+            <w:proofErr w:type="spellStart"/>
+            <w:r>
+              <w:rPr>
+                <w:rFonts w:ascii="BRH Devanagari" w:hAnsi="BRH Devanagari" w:cs="BRH Devanagari"/>
+                <w:color w:val="000000"/>
+                <w:sz w:val="32"/>
+                <w:szCs w:val="32"/>
+              </w:rPr>
+              <w:t>ÌuÉ</w:t>
+            </w:r>
+            <w:proofErr w:type="spellEnd"/>
+            <w:r>
+              <w:rPr>
+                <w:rFonts w:ascii="BRH Devanagari" w:hAnsi="BRH Devanagari" w:cs="BRH Devanagari"/>
+                <w:color w:val="000000"/>
+                <w:sz w:val="32"/>
+                <w:szCs w:val="32"/>
+              </w:rPr>
+              <w:t xml:space="preserve"> | </w:t>
             </w:r>
           </w:p>
         </w:tc>
@@ -967,7 +1105,47 @@
                 <w:sz w:val="32"/>
                 <w:szCs w:val="32"/>
               </w:rPr>
-              <w:t>)-  AlÉÑþ | ÌuÉ |</w:t>
+              <w:t xml:space="preserve">)-  </w:t>
+            </w:r>
+            <w:proofErr w:type="spellStart"/>
+            <w:r>
+              <w:rPr>
+                <w:rFonts w:ascii="BRH Devanagari Extra" w:hAnsi="BRH Devanagari Extra" w:cs="BRH Devanagari Extra"/>
+                <w:color w:val="000000"/>
+                <w:sz w:val="32"/>
+                <w:szCs w:val="32"/>
+              </w:rPr>
+              <w:t>AlÉÑþ</w:t>
+            </w:r>
+            <w:proofErr w:type="spellEnd"/>
+            <w:r>
+              <w:rPr>
+                <w:rFonts w:ascii="BRH Devanagari Extra" w:hAnsi="BRH Devanagari Extra" w:cs="BRH Devanagari Extra"/>
+                <w:color w:val="000000"/>
+                <w:sz w:val="32"/>
+                <w:szCs w:val="32"/>
+              </w:rPr>
+              <w:t xml:space="preserve"> | </w:t>
+            </w:r>
+            <w:proofErr w:type="spellStart"/>
+            <w:r>
+              <w:rPr>
+                <w:rFonts w:ascii="BRH Devanagari Extra" w:hAnsi="BRH Devanagari Extra" w:cs="BRH Devanagari Extra"/>
+                <w:color w:val="000000"/>
+                <w:sz w:val="32"/>
+                <w:szCs w:val="32"/>
+              </w:rPr>
+              <w:t>ÌuÉ</w:t>
+            </w:r>
+            <w:proofErr w:type="spellEnd"/>
+            <w:r>
+              <w:rPr>
+                <w:rFonts w:ascii="BRH Devanagari Extra" w:hAnsi="BRH Devanagari Extra" w:cs="BRH Devanagari Extra"/>
+                <w:color w:val="000000"/>
+                <w:sz w:val="32"/>
+                <w:szCs w:val="32"/>
+              </w:rPr>
+              <w:t xml:space="preserve"> |</w:t>
             </w:r>
           </w:p>
           <w:p>
@@ -1029,18 +1207,69 @@
                 <w:sz w:val="32"/>
                 <w:szCs w:val="32"/>
               </w:rPr>
-              <w:t xml:space="preserve"> ÌuÉ urÉlÉç uÉ</w:t>
-            </w:r>
+              <w:t xml:space="preserve"> </w:t>
+            </w:r>
+            <w:proofErr w:type="spellStart"/>
             <w:r>
               <w:rPr>
                 <w:rFonts w:ascii="BRH Devanagari" w:hAnsi="BRH Devanagari" w:cs="BRH Devanagari"/>
                 <w:color w:val="000000"/>
                 <w:sz w:val="32"/>
                 <w:szCs w:val="32"/>
+              </w:rPr>
+              <w:t>ÌuÉ</w:t>
+            </w:r>
+            <w:proofErr w:type="spellEnd"/>
+            <w:r>
+              <w:rPr>
+                <w:rFonts w:ascii="BRH Devanagari" w:hAnsi="BRH Devanagari" w:cs="BRH Devanagari"/>
+                <w:color w:val="000000"/>
+                <w:sz w:val="32"/>
+                <w:szCs w:val="32"/>
+              </w:rPr>
+              <w:t xml:space="preserve"> </w:t>
+            </w:r>
+            <w:proofErr w:type="spellStart"/>
+            <w:r>
+              <w:rPr>
+                <w:rFonts w:ascii="BRH Devanagari" w:hAnsi="BRH Devanagari" w:cs="BRH Devanagari"/>
+                <w:color w:val="000000"/>
+                <w:sz w:val="32"/>
+                <w:szCs w:val="32"/>
+              </w:rPr>
+              <w:t>urÉlÉç</w:t>
+            </w:r>
+            <w:proofErr w:type="spellEnd"/>
+            <w:r>
+              <w:rPr>
+                <w:rFonts w:ascii="BRH Devanagari" w:hAnsi="BRH Devanagari" w:cs="BRH Devanagari"/>
+                <w:color w:val="000000"/>
+                <w:sz w:val="32"/>
+                <w:szCs w:val="32"/>
+              </w:rPr>
+              <w:t xml:space="preserve"> </w:t>
+            </w:r>
+            <w:proofErr w:type="spellStart"/>
+            <w:r>
+              <w:rPr>
+                <w:rFonts w:ascii="BRH Devanagari" w:hAnsi="BRH Devanagari" w:cs="BRH Devanagari"/>
+                <w:color w:val="000000"/>
+                <w:sz w:val="32"/>
+                <w:szCs w:val="32"/>
+              </w:rPr>
+              <w:t>uÉ</w:t>
+            </w:r>
+            <w:r>
+              <w:rPr>
+                <w:rFonts w:ascii="BRH Devanagari" w:hAnsi="BRH Devanagari" w:cs="BRH Devanagari"/>
+                <w:color w:val="000000"/>
+                <w:sz w:val="32"/>
+                <w:szCs w:val="32"/>
                 <w:highlight w:val="green"/>
               </w:rPr>
               <w:t>lÉÑ</w:t>
             </w:r>
+            <w:proofErr w:type="spellEnd"/>
             <w:r>
               <w:rPr>
                 <w:rFonts w:ascii="BRH Malayalam Extra" w:hAnsi="BRH Malayalam Extra" w:cs="BRH Devanagari Extra"/>
@@ -1057,7 +1286,27 @@
                 <w:sz w:val="32"/>
                 <w:szCs w:val="32"/>
               </w:rPr>
-              <w:t xml:space="preserve"> ÌuÉ | </w:t>
+              <w:t xml:space="preserve"> </w:t>
+            </w:r>
+            <w:proofErr w:type="spellStart"/>
+            <w:r>
+              <w:rPr>
+                <w:rFonts w:ascii="BRH Devanagari" w:hAnsi="BRH Devanagari" w:cs="BRH Devanagari"/>
+                <w:color w:val="000000"/>
+                <w:sz w:val="32"/>
+                <w:szCs w:val="32"/>
+              </w:rPr>
+              <w:t>ÌuÉ</w:t>
+            </w:r>
+            <w:proofErr w:type="spellEnd"/>
+            <w:r>
+              <w:rPr>
+                <w:rFonts w:ascii="BRH Devanagari" w:hAnsi="BRH Devanagari" w:cs="BRH Devanagari"/>
+                <w:color w:val="000000"/>
+                <w:sz w:val="32"/>
+                <w:szCs w:val="32"/>
+              </w:rPr>
+              <w:t xml:space="preserve"> | </w:t>
             </w:r>
             <w:bookmarkEnd w:id="0"/>
           </w:p>
@@ -1217,7 +1466,47 @@
                 <w:sz w:val="32"/>
                 <w:szCs w:val="32"/>
               </w:rPr>
-              <w:t>)-  AlÉÑþ | ÌuÉ |</w:t>
+              <w:t xml:space="preserve">)-  </w:t>
+            </w:r>
+            <w:proofErr w:type="spellStart"/>
+            <w:r>
+              <w:rPr>
+                <w:rFonts w:ascii="BRH Devanagari Extra" w:hAnsi="BRH Devanagari Extra" w:cs="BRH Devanagari Extra"/>
+                <w:color w:val="000000"/>
+                <w:sz w:val="32"/>
+                <w:szCs w:val="32"/>
+              </w:rPr>
+              <w:t>AlÉÑþ</w:t>
+            </w:r>
+            <w:proofErr w:type="spellEnd"/>
+            <w:r>
+              <w:rPr>
+                <w:rFonts w:ascii="BRH Devanagari Extra" w:hAnsi="BRH Devanagari Extra" w:cs="BRH Devanagari Extra"/>
+                <w:color w:val="000000"/>
+                <w:sz w:val="32"/>
+                <w:szCs w:val="32"/>
+              </w:rPr>
+              <w:t xml:space="preserve"> | </w:t>
+            </w:r>
+            <w:proofErr w:type="spellStart"/>
+            <w:r>
+              <w:rPr>
+                <w:rFonts w:ascii="BRH Devanagari Extra" w:hAnsi="BRH Devanagari Extra" w:cs="BRH Devanagari Extra"/>
+                <w:color w:val="000000"/>
+                <w:sz w:val="32"/>
+                <w:szCs w:val="32"/>
+              </w:rPr>
+              <w:t>ÌuÉ</w:t>
+            </w:r>
+            <w:proofErr w:type="spellEnd"/>
+            <w:r>
+              <w:rPr>
+                <w:rFonts w:ascii="BRH Devanagari Extra" w:hAnsi="BRH Devanagari Extra" w:cs="BRH Devanagari Extra"/>
+                <w:color w:val="000000"/>
+                <w:sz w:val="32"/>
+                <w:szCs w:val="32"/>
+              </w:rPr>
+              <w:t xml:space="preserve"> |</w:t>
             </w:r>
           </w:p>
           <w:p>
@@ -1233,6 +1522,7 @@
                 <w:szCs w:val="40"/>
               </w:rPr>
             </w:pPr>
+            <w:proofErr w:type="spellStart"/>
             <w:r>
               <w:rPr>
                 <w:rFonts w:ascii="BRH Devanagari" w:hAnsi="BRH Devanagari" w:cs="BRH Devanagari"/>
@@ -1250,14 +1540,74 @@
                 <w:sz w:val="32"/>
                 <w:szCs w:val="32"/>
               </w:rPr>
-              <w:t>Ñ ÌuÉ urÉlÉç uÉ</w:t>
-            </w:r>
+              <w:t>Ñ</w:t>
+            </w:r>
+            <w:proofErr w:type="spellEnd"/>
             <w:r>
               <w:rPr>
                 <w:rFonts w:ascii="BRH Devanagari" w:hAnsi="BRH Devanagari" w:cs="BRH Devanagari"/>
                 <w:color w:val="000000"/>
                 <w:sz w:val="32"/>
                 <w:szCs w:val="32"/>
+              </w:rPr>
+              <w:t xml:space="preserve"> </w:t>
+            </w:r>
+            <w:proofErr w:type="spellStart"/>
+            <w:r>
+              <w:rPr>
+                <w:rFonts w:ascii="BRH Devanagari" w:hAnsi="BRH Devanagari" w:cs="BRH Devanagari"/>
+                <w:color w:val="000000"/>
+                <w:sz w:val="32"/>
+                <w:szCs w:val="32"/>
+              </w:rPr>
+              <w:t>ÌuÉ</w:t>
+            </w:r>
+            <w:proofErr w:type="spellEnd"/>
+            <w:r>
+              <w:rPr>
+                <w:rFonts w:ascii="BRH Devanagari" w:hAnsi="BRH Devanagari" w:cs="BRH Devanagari"/>
+                <w:color w:val="000000"/>
+                <w:sz w:val="32"/>
+                <w:szCs w:val="32"/>
+              </w:rPr>
+              <w:t xml:space="preserve"> </w:t>
+            </w:r>
+            <w:proofErr w:type="spellStart"/>
+            <w:r>
+              <w:rPr>
+                <w:rFonts w:ascii="BRH Devanagari" w:hAnsi="BRH Devanagari" w:cs="BRH Devanagari"/>
+                <w:color w:val="000000"/>
+                <w:sz w:val="32"/>
+                <w:szCs w:val="32"/>
+              </w:rPr>
+              <w:t>urÉlÉç</w:t>
+            </w:r>
+            <w:proofErr w:type="spellEnd"/>
+            <w:r>
+              <w:rPr>
+                <w:rFonts w:ascii="BRH Devanagari" w:hAnsi="BRH Devanagari" w:cs="BRH Devanagari"/>
+                <w:color w:val="000000"/>
+                <w:sz w:val="32"/>
+                <w:szCs w:val="32"/>
+              </w:rPr>
+              <w:t xml:space="preserve"> </w:t>
+            </w:r>
+            <w:proofErr w:type="spellStart"/>
+            <w:r>
+              <w:rPr>
+                <w:rFonts w:ascii="BRH Devanagari" w:hAnsi="BRH Devanagari" w:cs="BRH Devanagari"/>
+                <w:color w:val="000000"/>
+                <w:sz w:val="32"/>
+                <w:szCs w:val="32"/>
+              </w:rPr>
+              <w:t>uÉ</w:t>
+            </w:r>
+            <w:r>
+              <w:rPr>
+                <w:rFonts w:ascii="BRH Devanagari" w:hAnsi="BRH Devanagari" w:cs="BRH Devanagari"/>
+                <w:color w:val="000000"/>
+                <w:sz w:val="32"/>
+                <w:szCs w:val="32"/>
                 <w:highlight w:val="yellow"/>
               </w:rPr>
               <w:t>lÉ</w:t>
@@ -1269,7 +1619,37 @@
                 <w:sz w:val="32"/>
                 <w:szCs w:val="32"/>
               </w:rPr>
-              <w:t xml:space="preserve">Ñ ÌuÉ | </w:t>
+              <w:t>Ñ</w:t>
+            </w:r>
+            <w:proofErr w:type="spellEnd"/>
+            <w:r>
+              <w:rPr>
+                <w:rFonts w:ascii="BRH Devanagari" w:hAnsi="BRH Devanagari" w:cs="BRH Devanagari"/>
+                <w:color w:val="000000"/>
+                <w:sz w:val="32"/>
+                <w:szCs w:val="32"/>
+              </w:rPr>
+              <w:t xml:space="preserve"> </w:t>
+            </w:r>
+            <w:proofErr w:type="spellStart"/>
+            <w:r>
+              <w:rPr>
+                <w:rFonts w:ascii="BRH Devanagari" w:hAnsi="BRH Devanagari" w:cs="BRH Devanagari"/>
+                <w:color w:val="000000"/>
+                <w:sz w:val="32"/>
+                <w:szCs w:val="32"/>
+              </w:rPr>
+              <w:t>ÌuÉ</w:t>
+            </w:r>
+            <w:proofErr w:type="spellEnd"/>
+            <w:r>
+              <w:rPr>
+                <w:rFonts w:ascii="BRH Devanagari" w:hAnsi="BRH Devanagari" w:cs="BRH Devanagari"/>
+                <w:color w:val="000000"/>
+                <w:sz w:val="32"/>
+                <w:szCs w:val="32"/>
+              </w:rPr>
+              <w:t xml:space="preserve"> | </w:t>
             </w:r>
           </w:p>
         </w:tc>
@@ -1423,7 +1803,47 @@
                 <w:sz w:val="32"/>
                 <w:szCs w:val="32"/>
               </w:rPr>
-              <w:t>)-  AlÉÑþ | ÌuÉ |</w:t>
+              <w:t xml:space="preserve">)-  </w:t>
+            </w:r>
+            <w:proofErr w:type="spellStart"/>
+            <w:r>
+              <w:rPr>
+                <w:rFonts w:ascii="BRH Devanagari Extra" w:hAnsi="BRH Devanagari Extra" w:cs="BRH Devanagari Extra"/>
+                <w:color w:val="000000"/>
+                <w:sz w:val="32"/>
+                <w:szCs w:val="32"/>
+              </w:rPr>
+              <w:t>AlÉÑþ</w:t>
+            </w:r>
+            <w:proofErr w:type="spellEnd"/>
+            <w:r>
+              <w:rPr>
+                <w:rFonts w:ascii="BRH Devanagari Extra" w:hAnsi="BRH Devanagari Extra" w:cs="BRH Devanagari Extra"/>
+                <w:color w:val="000000"/>
+                <w:sz w:val="32"/>
+                <w:szCs w:val="32"/>
+              </w:rPr>
+              <w:t xml:space="preserve"> | </w:t>
+            </w:r>
+            <w:proofErr w:type="spellStart"/>
+            <w:r>
+              <w:rPr>
+                <w:rFonts w:ascii="BRH Devanagari Extra" w:hAnsi="BRH Devanagari Extra" w:cs="BRH Devanagari Extra"/>
+                <w:color w:val="000000"/>
+                <w:sz w:val="32"/>
+                <w:szCs w:val="32"/>
+              </w:rPr>
+              <w:t>ÌuÉ</w:t>
+            </w:r>
+            <w:proofErr w:type="spellEnd"/>
+            <w:r>
+              <w:rPr>
+                <w:rFonts w:ascii="BRH Devanagari Extra" w:hAnsi="BRH Devanagari Extra" w:cs="BRH Devanagari Extra"/>
+                <w:color w:val="000000"/>
+                <w:sz w:val="32"/>
+                <w:szCs w:val="32"/>
+              </w:rPr>
+              <w:t xml:space="preserve"> |</w:t>
             </w:r>
           </w:p>
           <w:p>
@@ -1484,8 +1904,29 @@
                 <w:sz w:val="32"/>
                 <w:szCs w:val="32"/>
               </w:rPr>
-              <w:t xml:space="preserve"> ÌuÉ </w:t>
-            </w:r>
+              <w:t xml:space="preserve"> </w:t>
+            </w:r>
+            <w:proofErr w:type="spellStart"/>
+            <w:r>
+              <w:rPr>
+                <w:rFonts w:ascii="BRH Devanagari" w:hAnsi="BRH Devanagari" w:cs="BRH Devanagari"/>
+                <w:color w:val="000000"/>
+                <w:sz w:val="32"/>
+                <w:szCs w:val="32"/>
+              </w:rPr>
+              <w:t>ÌuÉ</w:t>
+            </w:r>
+            <w:proofErr w:type="spellEnd"/>
+            <w:r>
+              <w:rPr>
+                <w:rFonts w:ascii="BRH Devanagari" w:hAnsi="BRH Devanagari" w:cs="BRH Devanagari"/>
+                <w:color w:val="000000"/>
+                <w:sz w:val="32"/>
+                <w:szCs w:val="32"/>
+              </w:rPr>
+              <w:t xml:space="preserve"> </w:t>
+            </w:r>
+            <w:proofErr w:type="spellStart"/>
             <w:r>
               <w:rPr>
                 <w:rFonts w:ascii="BRH Devanagari Extra" w:hAnsi="BRH Devanagari Extra" w:cs="BRH Devanagari"/>
@@ -1493,14 +1934,34 @@
                 <w:sz w:val="32"/>
                 <w:szCs w:val="32"/>
               </w:rPr>
-              <w:t>urÉlÉç uÉ</w:t>
-            </w:r>
+              <w:t>urÉlÉç</w:t>
+            </w:r>
+            <w:proofErr w:type="spellEnd"/>
             <w:r>
               <w:rPr>
                 <w:rFonts w:ascii="BRH Devanagari Extra" w:hAnsi="BRH Devanagari Extra" w:cs="BRH Devanagari"/>
                 <w:color w:val="000000"/>
                 <w:sz w:val="32"/>
                 <w:szCs w:val="32"/>
+              </w:rPr>
+              <w:t xml:space="preserve"> </w:t>
+            </w:r>
+            <w:proofErr w:type="spellStart"/>
+            <w:r>
+              <w:rPr>
+                <w:rFonts w:ascii="BRH Devanagari Extra" w:hAnsi="BRH Devanagari Extra" w:cs="BRH Devanagari"/>
+                <w:color w:val="000000"/>
+                <w:sz w:val="32"/>
+                <w:szCs w:val="32"/>
+              </w:rPr>
+              <w:t>uÉ</w:t>
+            </w:r>
+            <w:r>
+              <w:rPr>
+                <w:rFonts w:ascii="BRH Devanagari Extra" w:hAnsi="BRH Devanagari Extra" w:cs="BRH Devanagari"/>
+                <w:color w:val="000000"/>
+                <w:sz w:val="32"/>
+                <w:szCs w:val="32"/>
                 <w:highlight w:val="green"/>
               </w:rPr>
               <w:t>l</w:t>
@@ -1515,6 +1976,7 @@
               </w:rPr>
               <w:t>ÉÑ</w:t>
             </w:r>
+            <w:proofErr w:type="spellEnd"/>
             <w:r>
               <w:rPr>
                 <w:rFonts w:ascii="BRH Malayalam Extra" w:hAnsi="BRH Malayalam Extra" w:cs="BRH Devanagari Extra"/>
@@ -1531,7 +1993,27 @@
                 <w:sz w:val="32"/>
                 <w:szCs w:val="32"/>
               </w:rPr>
-              <w:t xml:space="preserve"> ÌuÉ | </w:t>
+              <w:t xml:space="preserve"> </w:t>
+            </w:r>
+            <w:proofErr w:type="spellStart"/>
+            <w:r>
+              <w:rPr>
+                <w:rFonts w:ascii="BRH Devanagari" w:hAnsi="BRH Devanagari" w:cs="BRH Devanagari"/>
+                <w:color w:val="000000"/>
+                <w:sz w:val="32"/>
+                <w:szCs w:val="32"/>
+              </w:rPr>
+              <w:t>ÌuÉ</w:t>
+            </w:r>
+            <w:proofErr w:type="spellEnd"/>
+            <w:r>
+              <w:rPr>
+                <w:rFonts w:ascii="BRH Devanagari" w:hAnsi="BRH Devanagari" w:cs="BRH Devanagari"/>
+                <w:color w:val="000000"/>
+                <w:sz w:val="32"/>
+                <w:szCs w:val="32"/>
+              </w:rPr>
+              <w:t xml:space="preserve"> | </w:t>
             </w:r>
           </w:p>
         </w:tc>
@@ -1699,7 +2181,47 @@
                 <w:sz w:val="32"/>
                 <w:szCs w:val="32"/>
               </w:rPr>
-              <w:t>)-  AlÉÑþ | ÌuÉ |</w:t>
+              <w:t xml:space="preserve">)-  </w:t>
+            </w:r>
+            <w:proofErr w:type="spellStart"/>
+            <w:r>
+              <w:rPr>
+                <w:rFonts w:ascii="BRH Devanagari Extra" w:hAnsi="BRH Devanagari Extra" w:cs="BRH Devanagari Extra"/>
+                <w:color w:val="000000"/>
+                <w:sz w:val="32"/>
+                <w:szCs w:val="32"/>
+              </w:rPr>
+              <w:t>AlÉÑþ</w:t>
+            </w:r>
+            <w:proofErr w:type="spellEnd"/>
+            <w:r>
+              <w:rPr>
+                <w:rFonts w:ascii="BRH Devanagari Extra" w:hAnsi="BRH Devanagari Extra" w:cs="BRH Devanagari Extra"/>
+                <w:color w:val="000000"/>
+                <w:sz w:val="32"/>
+                <w:szCs w:val="32"/>
+              </w:rPr>
+              <w:t xml:space="preserve"> | </w:t>
+            </w:r>
+            <w:proofErr w:type="spellStart"/>
+            <w:r>
+              <w:rPr>
+                <w:rFonts w:ascii="BRH Devanagari Extra" w:hAnsi="BRH Devanagari Extra" w:cs="BRH Devanagari Extra"/>
+                <w:color w:val="000000"/>
+                <w:sz w:val="32"/>
+                <w:szCs w:val="32"/>
+              </w:rPr>
+              <w:t>ÌuÉ</w:t>
+            </w:r>
+            <w:proofErr w:type="spellEnd"/>
+            <w:r>
+              <w:rPr>
+                <w:rFonts w:ascii="BRH Devanagari Extra" w:hAnsi="BRH Devanagari Extra" w:cs="BRH Devanagari Extra"/>
+                <w:color w:val="000000"/>
+                <w:sz w:val="32"/>
+                <w:szCs w:val="32"/>
+              </w:rPr>
+              <w:t xml:space="preserve"> |</w:t>
             </w:r>
           </w:p>
           <w:p>
@@ -1715,6 +2237,7 @@
                 <w:szCs w:val="40"/>
               </w:rPr>
             </w:pPr>
+            <w:proofErr w:type="spellStart"/>
             <w:r>
               <w:rPr>
                 <w:rFonts w:ascii="BRH Devanagari" w:hAnsi="BRH Devanagari" w:cs="BRH Devanagari"/>
@@ -1741,8 +2264,39 @@
                 <w:sz w:val="32"/>
                 <w:szCs w:val="32"/>
               </w:rPr>
-              <w:t xml:space="preserve">Ñ ÌuÉ </w:t>
-            </w:r>
+              <w:t>Ñ</w:t>
+            </w:r>
+            <w:proofErr w:type="spellEnd"/>
+            <w:r>
+              <w:rPr>
+                <w:rFonts w:ascii="BRH Devanagari" w:hAnsi="BRH Devanagari" w:cs="BRH Devanagari"/>
+                <w:color w:val="000000"/>
+                <w:sz w:val="32"/>
+                <w:szCs w:val="32"/>
+              </w:rPr>
+              <w:t xml:space="preserve"> </w:t>
+            </w:r>
+            <w:proofErr w:type="spellStart"/>
+            <w:r>
+              <w:rPr>
+                <w:rFonts w:ascii="BRH Devanagari" w:hAnsi="BRH Devanagari" w:cs="BRH Devanagari"/>
+                <w:color w:val="000000"/>
+                <w:sz w:val="32"/>
+                <w:szCs w:val="32"/>
+              </w:rPr>
+              <w:t>ÌuÉ</w:t>
+            </w:r>
+            <w:proofErr w:type="spellEnd"/>
+            <w:r>
+              <w:rPr>
+                <w:rFonts w:ascii="BRH Devanagari" w:hAnsi="BRH Devanagari" w:cs="BRH Devanagari"/>
+                <w:color w:val="000000"/>
+                <w:sz w:val="32"/>
+                <w:szCs w:val="32"/>
+              </w:rPr>
+              <w:t xml:space="preserve"> </w:t>
+            </w:r>
+            <w:proofErr w:type="spellStart"/>
             <w:r>
               <w:rPr>
                 <w:rFonts w:ascii="BRH Devanagari Extra" w:hAnsi="BRH Devanagari Extra" w:cs="BRH Devanagari"/>
@@ -1750,7 +2304,27 @@
                 <w:sz w:val="32"/>
                 <w:szCs w:val="32"/>
               </w:rPr>
-              <w:t>urÉlÉç u</w:t>
+              <w:t>urÉlÉç</w:t>
+            </w:r>
+            <w:proofErr w:type="spellEnd"/>
+            <w:r>
+              <w:rPr>
+                <w:rFonts w:ascii="BRH Devanagari Extra" w:hAnsi="BRH Devanagari Extra" w:cs="BRH Devanagari"/>
+                <w:color w:val="000000"/>
+                <w:sz w:val="32"/>
+                <w:szCs w:val="32"/>
+              </w:rPr>
+              <w:t xml:space="preserve"> </w:t>
+            </w:r>
+            <w:proofErr w:type="spellStart"/>
+            <w:r>
+              <w:rPr>
+                <w:rFonts w:ascii="BRH Devanagari Extra" w:hAnsi="BRH Devanagari Extra" w:cs="BRH Devanagari"/>
+                <w:color w:val="000000"/>
+                <w:sz w:val="32"/>
+                <w:szCs w:val="32"/>
+              </w:rPr>
+              <w:t>u</w:t>
             </w:r>
             <w:r>
               <w:rPr>
@@ -1771,6 +2345,7 @@
               </w:rPr>
               <w:t>lÉÑ</w:t>
             </w:r>
+            <w:proofErr w:type="spellEnd"/>
             <w:r>
               <w:rPr>
                 <w:rFonts w:ascii="BRH Devanagari RN" w:hAnsi="BRH Devanagari RN" w:cs="BRH Devanagari"/>
@@ -1778,7 +2353,17 @@
                 <w:sz w:val="32"/>
                 <w:szCs w:val="32"/>
               </w:rPr>
-              <w:t xml:space="preserve"> Ì</w:t>
+              <w:t xml:space="preserve"> </w:t>
+            </w:r>
+            <w:proofErr w:type="spellStart"/>
+            <w:r>
+              <w:rPr>
+                <w:rFonts w:ascii="BRH Devanagari RN" w:hAnsi="BRH Devanagari RN" w:cs="BRH Devanagari"/>
+                <w:color w:val="000000"/>
+                <w:sz w:val="32"/>
+                <w:szCs w:val="32"/>
+              </w:rPr>
+              <w:t>Ì</w:t>
             </w:r>
             <w:r>
               <w:rPr>
@@ -1787,7 +2372,17 @@
                 <w:sz w:val="32"/>
                 <w:szCs w:val="32"/>
               </w:rPr>
-              <w:t xml:space="preserve">uÉ | </w:t>
+              <w:t>uÉ</w:t>
+            </w:r>
+            <w:proofErr w:type="spellEnd"/>
+            <w:r>
+              <w:rPr>
+                <w:rFonts w:ascii="BRH Devanagari" w:hAnsi="BRH Devanagari" w:cs="BRH Devanagari"/>
+                <w:color w:val="000000"/>
+                <w:sz w:val="32"/>
+                <w:szCs w:val="32"/>
+              </w:rPr>
+              <w:t xml:space="preserve"> | </w:t>
             </w:r>
           </w:p>
         </w:tc>
@@ -1941,7 +2536,47 @@
                 <w:sz w:val="32"/>
                 <w:szCs w:val="32"/>
               </w:rPr>
-              <w:t>)-  AlÉÑþ | ÌuÉ |</w:t>
+              <w:t xml:space="preserve">)-  </w:t>
+            </w:r>
+            <w:proofErr w:type="spellStart"/>
+            <w:r>
+              <w:rPr>
+                <w:rFonts w:ascii="BRH Devanagari Extra" w:hAnsi="BRH Devanagari Extra" w:cs="BRH Devanagari Extra"/>
+                <w:color w:val="000000"/>
+                <w:sz w:val="32"/>
+                <w:szCs w:val="32"/>
+              </w:rPr>
+              <w:t>AlÉÑþ</w:t>
+            </w:r>
+            <w:proofErr w:type="spellEnd"/>
+            <w:r>
+              <w:rPr>
+                <w:rFonts w:ascii="BRH Devanagari Extra" w:hAnsi="BRH Devanagari Extra" w:cs="BRH Devanagari Extra"/>
+                <w:color w:val="000000"/>
+                <w:sz w:val="32"/>
+                <w:szCs w:val="32"/>
+              </w:rPr>
+              <w:t xml:space="preserve"> | </w:t>
+            </w:r>
+            <w:proofErr w:type="spellStart"/>
+            <w:r>
+              <w:rPr>
+                <w:rFonts w:ascii="BRH Devanagari Extra" w:hAnsi="BRH Devanagari Extra" w:cs="BRH Devanagari Extra"/>
+                <w:color w:val="000000"/>
+                <w:sz w:val="32"/>
+                <w:szCs w:val="32"/>
+              </w:rPr>
+              <w:t>ÌuÉ</w:t>
+            </w:r>
+            <w:proofErr w:type="spellEnd"/>
+            <w:r>
+              <w:rPr>
+                <w:rFonts w:ascii="BRH Devanagari Extra" w:hAnsi="BRH Devanagari Extra" w:cs="BRH Devanagari Extra"/>
+                <w:color w:val="000000"/>
+                <w:sz w:val="32"/>
+                <w:szCs w:val="32"/>
+              </w:rPr>
+              <w:t xml:space="preserve"> |</w:t>
             </w:r>
           </w:p>
           <w:p>
@@ -2003,8 +2638,29 @@
                 <w:sz w:val="32"/>
                 <w:szCs w:val="32"/>
               </w:rPr>
-              <w:t xml:space="preserve"> ÌuÉ </w:t>
-            </w:r>
+              <w:t xml:space="preserve"> </w:t>
+            </w:r>
+            <w:proofErr w:type="spellStart"/>
+            <w:r>
+              <w:rPr>
+                <w:rFonts w:ascii="BRH Devanagari" w:hAnsi="BRH Devanagari" w:cs="BRH Devanagari"/>
+                <w:color w:val="000000"/>
+                <w:sz w:val="32"/>
+                <w:szCs w:val="32"/>
+              </w:rPr>
+              <w:t>ÌuÉ</w:t>
+            </w:r>
+            <w:proofErr w:type="spellEnd"/>
+            <w:r>
+              <w:rPr>
+                <w:rFonts w:ascii="BRH Devanagari" w:hAnsi="BRH Devanagari" w:cs="BRH Devanagari"/>
+                <w:color w:val="000000"/>
+                <w:sz w:val="32"/>
+                <w:szCs w:val="32"/>
+              </w:rPr>
+              <w:t xml:space="preserve"> </w:t>
+            </w:r>
+            <w:proofErr w:type="spellStart"/>
             <w:r>
               <w:rPr>
                 <w:rFonts w:ascii="BRH Devanagari Extra" w:hAnsi="BRH Devanagari Extra" w:cs="BRH Devanagari"/>
@@ -2012,14 +2668,34 @@
                 <w:sz w:val="32"/>
                 <w:szCs w:val="32"/>
               </w:rPr>
-              <w:t>urÉlÉç uÉ</w:t>
-            </w:r>
+              <w:t>urÉlÉç</w:t>
+            </w:r>
+            <w:proofErr w:type="spellEnd"/>
             <w:r>
               <w:rPr>
                 <w:rFonts w:ascii="BRH Devanagari Extra" w:hAnsi="BRH Devanagari Extra" w:cs="BRH Devanagari"/>
                 <w:color w:val="000000"/>
                 <w:sz w:val="32"/>
                 <w:szCs w:val="32"/>
+              </w:rPr>
+              <w:t xml:space="preserve"> </w:t>
+            </w:r>
+            <w:proofErr w:type="spellStart"/>
+            <w:r>
+              <w:rPr>
+                <w:rFonts w:ascii="BRH Devanagari Extra" w:hAnsi="BRH Devanagari Extra" w:cs="BRH Devanagari"/>
+                <w:color w:val="000000"/>
+                <w:sz w:val="32"/>
+                <w:szCs w:val="32"/>
+              </w:rPr>
+              <w:t>uÉ</w:t>
+            </w:r>
+            <w:r>
+              <w:rPr>
+                <w:rFonts w:ascii="BRH Devanagari Extra" w:hAnsi="BRH Devanagari Extra" w:cs="BRH Devanagari"/>
+                <w:color w:val="000000"/>
+                <w:sz w:val="32"/>
+                <w:szCs w:val="32"/>
                 <w:highlight w:val="green"/>
               </w:rPr>
               <w:t>l</w:t>
@@ -2034,6 +2710,7 @@
               </w:rPr>
               <w:t>ÉÑ</w:t>
             </w:r>
+            <w:proofErr w:type="spellEnd"/>
             <w:r>
               <w:rPr>
                 <w:rFonts w:ascii="BRH Malayalam Extra" w:hAnsi="BRH Malayalam Extra" w:cs="BRH Devanagari Extra"/>
@@ -2050,7 +2727,27 @@
                 <w:sz w:val="32"/>
                 <w:szCs w:val="32"/>
               </w:rPr>
-              <w:t xml:space="preserve"> ÌuÉ | </w:t>
+              <w:t xml:space="preserve"> </w:t>
+            </w:r>
+            <w:proofErr w:type="spellStart"/>
+            <w:r>
+              <w:rPr>
+                <w:rFonts w:ascii="BRH Devanagari" w:hAnsi="BRH Devanagari" w:cs="BRH Devanagari"/>
+                <w:color w:val="000000"/>
+                <w:sz w:val="32"/>
+                <w:szCs w:val="32"/>
+              </w:rPr>
+              <w:t>ÌuÉ</w:t>
+            </w:r>
+            <w:proofErr w:type="spellEnd"/>
+            <w:r>
+              <w:rPr>
+                <w:rFonts w:ascii="BRH Devanagari" w:hAnsi="BRH Devanagari" w:cs="BRH Devanagari"/>
+                <w:color w:val="000000"/>
+                <w:sz w:val="32"/>
+                <w:szCs w:val="32"/>
+              </w:rPr>
+              <w:t xml:space="preserve"> | </w:t>
             </w:r>
             <w:bookmarkEnd w:id="1"/>
           </w:p>
@@ -2210,7 +2907,47 @@
                 <w:sz w:val="32"/>
                 <w:szCs w:val="32"/>
               </w:rPr>
-              <w:t>)-  AlÉÑþ | ÌuÉ |</w:t>
+              <w:t xml:space="preserve">)-  </w:t>
+            </w:r>
+            <w:proofErr w:type="spellStart"/>
+            <w:r>
+              <w:rPr>
+                <w:rFonts w:ascii="BRH Devanagari Extra" w:hAnsi="BRH Devanagari Extra" w:cs="BRH Devanagari Extra"/>
+                <w:color w:val="000000"/>
+                <w:sz w:val="32"/>
+                <w:szCs w:val="32"/>
+              </w:rPr>
+              <w:t>AlÉÑþ</w:t>
+            </w:r>
+            <w:proofErr w:type="spellEnd"/>
+            <w:r>
+              <w:rPr>
+                <w:rFonts w:ascii="BRH Devanagari Extra" w:hAnsi="BRH Devanagari Extra" w:cs="BRH Devanagari Extra"/>
+                <w:color w:val="000000"/>
+                <w:sz w:val="32"/>
+                <w:szCs w:val="32"/>
+              </w:rPr>
+              <w:t xml:space="preserve"> | </w:t>
+            </w:r>
+            <w:proofErr w:type="spellStart"/>
+            <w:r>
+              <w:rPr>
+                <w:rFonts w:ascii="BRH Devanagari Extra" w:hAnsi="BRH Devanagari Extra" w:cs="BRH Devanagari Extra"/>
+                <w:color w:val="000000"/>
+                <w:sz w:val="32"/>
+                <w:szCs w:val="32"/>
+              </w:rPr>
+              <w:t>ÌuÉ</w:t>
+            </w:r>
+            <w:proofErr w:type="spellEnd"/>
+            <w:r>
+              <w:rPr>
+                <w:rFonts w:ascii="BRH Devanagari Extra" w:hAnsi="BRH Devanagari Extra" w:cs="BRH Devanagari Extra"/>
+                <w:color w:val="000000"/>
+                <w:sz w:val="32"/>
+                <w:szCs w:val="32"/>
+              </w:rPr>
+              <w:t xml:space="preserve"> |</w:t>
             </w:r>
           </w:p>
           <w:p>
@@ -2226,6 +2963,7 @@
                 <w:szCs w:val="40"/>
               </w:rPr>
             </w:pPr>
+            <w:proofErr w:type="spellStart"/>
             <w:r>
               <w:rPr>
                 <w:rFonts w:ascii="BRH Devanagari Extra" w:hAnsi="BRH Devanagari Extra" w:cs="BRH Devanagari"/>
@@ -2252,8 +2990,49 @@
                 <w:sz w:val="32"/>
                 <w:szCs w:val="32"/>
               </w:rPr>
-              <w:t>Ñ ÌuÉ urÉlÉç</w:t>
-            </w:r>
+              <w:t>Ñ</w:t>
+            </w:r>
+            <w:proofErr w:type="spellEnd"/>
+            <w:r>
+              <w:rPr>
+                <w:rFonts w:ascii="BRH Devanagari Extra" w:hAnsi="BRH Devanagari Extra" w:cs="BRH Devanagari"/>
+                <w:color w:val="000000"/>
+                <w:sz w:val="32"/>
+                <w:szCs w:val="32"/>
+              </w:rPr>
+              <w:t xml:space="preserve"> </w:t>
+            </w:r>
+            <w:proofErr w:type="spellStart"/>
+            <w:r>
+              <w:rPr>
+                <w:rFonts w:ascii="BRH Devanagari Extra" w:hAnsi="BRH Devanagari Extra" w:cs="BRH Devanagari"/>
+                <w:color w:val="000000"/>
+                <w:sz w:val="32"/>
+                <w:szCs w:val="32"/>
+              </w:rPr>
+              <w:t>ÌuÉ</w:t>
+            </w:r>
+            <w:proofErr w:type="spellEnd"/>
+            <w:r>
+              <w:rPr>
+                <w:rFonts w:ascii="BRH Devanagari Extra" w:hAnsi="BRH Devanagari Extra" w:cs="BRH Devanagari"/>
+                <w:color w:val="000000"/>
+                <w:sz w:val="32"/>
+                <w:szCs w:val="32"/>
+              </w:rPr>
+              <w:t xml:space="preserve"> </w:t>
+            </w:r>
+            <w:proofErr w:type="spellStart"/>
+            <w:r>
+              <w:rPr>
+                <w:rFonts w:ascii="BRH Devanagari Extra" w:hAnsi="BRH Devanagari Extra" w:cs="BRH Devanagari"/>
+                <w:color w:val="000000"/>
+                <w:sz w:val="32"/>
+                <w:szCs w:val="32"/>
+              </w:rPr>
+              <w:t>urÉlÉç</w:t>
+            </w:r>
+            <w:proofErr w:type="spellEnd"/>
             <w:r>
               <w:rPr>
                 <w:rFonts w:ascii="BRH Devanagari" w:hAnsi="BRH Devanagari" w:cs="BRH Devanagari"/>
@@ -2261,14 +3040,24 @@
                 <w:sz w:val="32"/>
                 <w:szCs w:val="32"/>
               </w:rPr>
-              <w:t xml:space="preserve"> uÉ</w:t>
-            </w:r>
+              <w:t xml:space="preserve"> </w:t>
+            </w:r>
+            <w:proofErr w:type="spellStart"/>
             <w:r>
               <w:rPr>
                 <w:rFonts w:ascii="BRH Devanagari" w:hAnsi="BRH Devanagari" w:cs="BRH Devanagari"/>
                 <w:color w:val="000000"/>
                 <w:sz w:val="32"/>
                 <w:szCs w:val="32"/>
+              </w:rPr>
+              <w:t>uÉ</w:t>
+            </w:r>
+            <w:r>
+              <w:rPr>
+                <w:rFonts w:ascii="BRH Devanagari" w:hAnsi="BRH Devanagari" w:cs="BRH Devanagari"/>
+                <w:color w:val="000000"/>
+                <w:sz w:val="32"/>
+                <w:szCs w:val="32"/>
                 <w:highlight w:val="yellow"/>
               </w:rPr>
               <w:t>lÉ</w:t>
@@ -2280,7 +3069,37 @@
                 <w:sz w:val="32"/>
                 <w:szCs w:val="32"/>
               </w:rPr>
-              <w:t xml:space="preserve">Ñ ÌuÉ | </w:t>
+              <w:t>Ñ</w:t>
+            </w:r>
+            <w:proofErr w:type="spellEnd"/>
+            <w:r>
+              <w:rPr>
+                <w:rFonts w:ascii="BRH Devanagari" w:hAnsi="BRH Devanagari" w:cs="BRH Devanagari"/>
+                <w:color w:val="000000"/>
+                <w:sz w:val="32"/>
+                <w:szCs w:val="32"/>
+              </w:rPr>
+              <w:t xml:space="preserve"> </w:t>
+            </w:r>
+            <w:proofErr w:type="spellStart"/>
+            <w:r>
+              <w:rPr>
+                <w:rFonts w:ascii="BRH Devanagari" w:hAnsi="BRH Devanagari" w:cs="BRH Devanagari"/>
+                <w:color w:val="000000"/>
+                <w:sz w:val="32"/>
+                <w:szCs w:val="32"/>
+              </w:rPr>
+              <w:t>ÌuÉ</w:t>
+            </w:r>
+            <w:proofErr w:type="spellEnd"/>
+            <w:r>
+              <w:rPr>
+                <w:rFonts w:ascii="BRH Devanagari" w:hAnsi="BRH Devanagari" w:cs="BRH Devanagari"/>
+                <w:color w:val="000000"/>
+                <w:sz w:val="32"/>
+                <w:szCs w:val="32"/>
+              </w:rPr>
+              <w:t xml:space="preserve"> | </w:t>
             </w:r>
           </w:p>
         </w:tc>
@@ -2434,7 +3253,47 @@
                 <w:sz w:val="32"/>
                 <w:szCs w:val="32"/>
               </w:rPr>
-              <w:t>)-  AlÉÑþ | ÌuÉ |</w:t>
+              <w:t xml:space="preserve">)-  </w:t>
+            </w:r>
+            <w:proofErr w:type="spellStart"/>
+            <w:r>
+              <w:rPr>
+                <w:rFonts w:ascii="BRH Devanagari Extra" w:hAnsi="BRH Devanagari Extra" w:cs="BRH Devanagari Extra"/>
+                <w:color w:val="000000"/>
+                <w:sz w:val="32"/>
+                <w:szCs w:val="32"/>
+              </w:rPr>
+              <w:t>AlÉÑþ</w:t>
+            </w:r>
+            <w:proofErr w:type="spellEnd"/>
+            <w:r>
+              <w:rPr>
+                <w:rFonts w:ascii="BRH Devanagari Extra" w:hAnsi="BRH Devanagari Extra" w:cs="BRH Devanagari Extra"/>
+                <w:color w:val="000000"/>
+                <w:sz w:val="32"/>
+                <w:szCs w:val="32"/>
+              </w:rPr>
+              <w:t xml:space="preserve"> | </w:t>
+            </w:r>
+            <w:proofErr w:type="spellStart"/>
+            <w:r>
+              <w:rPr>
+                <w:rFonts w:ascii="BRH Devanagari Extra" w:hAnsi="BRH Devanagari Extra" w:cs="BRH Devanagari Extra"/>
+                <w:color w:val="000000"/>
+                <w:sz w:val="32"/>
+                <w:szCs w:val="32"/>
+              </w:rPr>
+              <w:t>ÌuÉ</w:t>
+            </w:r>
+            <w:proofErr w:type="spellEnd"/>
+            <w:r>
+              <w:rPr>
+                <w:rFonts w:ascii="BRH Devanagari Extra" w:hAnsi="BRH Devanagari Extra" w:cs="BRH Devanagari Extra"/>
+                <w:color w:val="000000"/>
+                <w:sz w:val="32"/>
+                <w:szCs w:val="32"/>
+              </w:rPr>
+              <w:t xml:space="preserve"> |</w:t>
             </w:r>
           </w:p>
           <w:p>
@@ -2495,8 +3354,29 @@
                 <w:sz w:val="32"/>
                 <w:szCs w:val="32"/>
               </w:rPr>
-              <w:t xml:space="preserve"> ÌuÉ </w:t>
-            </w:r>
+              <w:t xml:space="preserve"> </w:t>
+            </w:r>
+            <w:proofErr w:type="spellStart"/>
+            <w:r>
+              <w:rPr>
+                <w:rFonts w:ascii="BRH Devanagari" w:hAnsi="BRH Devanagari" w:cs="BRH Devanagari"/>
+                <w:color w:val="000000"/>
+                <w:sz w:val="32"/>
+                <w:szCs w:val="32"/>
+              </w:rPr>
+              <w:t>ÌuÉ</w:t>
+            </w:r>
+            <w:proofErr w:type="spellEnd"/>
+            <w:r>
+              <w:rPr>
+                <w:rFonts w:ascii="BRH Devanagari" w:hAnsi="BRH Devanagari" w:cs="BRH Devanagari"/>
+                <w:color w:val="000000"/>
+                <w:sz w:val="32"/>
+                <w:szCs w:val="32"/>
+              </w:rPr>
+              <w:t xml:space="preserve"> </w:t>
+            </w:r>
+            <w:proofErr w:type="spellStart"/>
             <w:r>
               <w:rPr>
                 <w:rFonts w:ascii="BRH Devanagari Extra" w:hAnsi="BRH Devanagari Extra" w:cs="BRH Devanagari"/>
@@ -2504,14 +3384,34 @@
                 <w:sz w:val="32"/>
                 <w:szCs w:val="32"/>
               </w:rPr>
-              <w:t>urÉlÉç uÉ</w:t>
-            </w:r>
+              <w:t>urÉlÉç</w:t>
+            </w:r>
+            <w:proofErr w:type="spellEnd"/>
             <w:r>
               <w:rPr>
                 <w:rFonts w:ascii="BRH Devanagari Extra" w:hAnsi="BRH Devanagari Extra" w:cs="BRH Devanagari"/>
                 <w:color w:val="000000"/>
                 <w:sz w:val="32"/>
                 <w:szCs w:val="32"/>
+              </w:rPr>
+              <w:t xml:space="preserve"> </w:t>
+            </w:r>
+            <w:proofErr w:type="spellStart"/>
+            <w:r>
+              <w:rPr>
+                <w:rFonts w:ascii="BRH Devanagari Extra" w:hAnsi="BRH Devanagari Extra" w:cs="BRH Devanagari"/>
+                <w:color w:val="000000"/>
+                <w:sz w:val="32"/>
+                <w:szCs w:val="32"/>
+              </w:rPr>
+              <w:t>uÉ</w:t>
+            </w:r>
+            <w:r>
+              <w:rPr>
+                <w:rFonts w:ascii="BRH Devanagari Extra" w:hAnsi="BRH Devanagari Extra" w:cs="BRH Devanagari"/>
+                <w:color w:val="000000"/>
+                <w:sz w:val="32"/>
+                <w:szCs w:val="32"/>
                 <w:highlight w:val="green"/>
               </w:rPr>
               <w:t>l</w:t>
@@ -2526,6 +3426,7 @@
               </w:rPr>
               <w:t>ÉÑ</w:t>
             </w:r>
+            <w:proofErr w:type="spellEnd"/>
             <w:r>
               <w:rPr>
                 <w:rFonts w:ascii="BRH Malayalam Extra" w:hAnsi="BRH Malayalam Extra" w:cs="BRH Devanagari Extra"/>
@@ -2542,7 +3443,27 @@
                 <w:sz w:val="32"/>
                 <w:szCs w:val="32"/>
               </w:rPr>
-              <w:t xml:space="preserve"> ÌuÉ | </w:t>
+              <w:t xml:space="preserve"> </w:t>
+            </w:r>
+            <w:proofErr w:type="spellStart"/>
+            <w:r>
+              <w:rPr>
+                <w:rFonts w:ascii="BRH Devanagari" w:hAnsi="BRH Devanagari" w:cs="BRH Devanagari"/>
+                <w:color w:val="000000"/>
+                <w:sz w:val="32"/>
+                <w:szCs w:val="32"/>
+              </w:rPr>
+              <w:t>ÌuÉ</w:t>
+            </w:r>
+            <w:proofErr w:type="spellEnd"/>
+            <w:r>
+              <w:rPr>
+                <w:rFonts w:ascii="BRH Devanagari" w:hAnsi="BRH Devanagari" w:cs="BRH Devanagari"/>
+                <w:color w:val="000000"/>
+                <w:sz w:val="32"/>
+                <w:szCs w:val="32"/>
+              </w:rPr>
+              <w:t xml:space="preserve"> | </w:t>
             </w:r>
           </w:p>
         </w:tc>
@@ -2721,6 +3642,7 @@
               </w:rPr>
               <w:t>–</w:t>
             </w:r>
+            <w:proofErr w:type="spellStart"/>
             <w:r>
               <w:rPr>
                 <w:rFonts w:ascii="BRH Devanagari Extra" w:hAnsi="BRH Devanagari Extra" w:cs="BRH Devanagari Extra"/>
@@ -2730,14 +3652,16 @@
               </w:rPr>
               <w:t>iÉï</w:t>
             </w:r>
-            <w:r>
-              <w:rPr>
-                <w:rFonts w:ascii="BRH Malayalam Extra" w:hAnsi="BRH Malayalam Extra" w:cs="BRH Devanagari Extra"/>
-                <w:color w:val="000000"/>
-                <w:szCs w:val="32"/>
-              </w:rPr>
-              <w:t>–</w:t>
-            </w:r>
+            <w:proofErr w:type="spellEnd"/>
+            <w:r>
+              <w:rPr>
+                <w:rFonts w:ascii="BRH Malayalam Extra" w:hAnsi="BRH Malayalam Extra" w:cs="BRH Devanagari Extra"/>
+                <w:color w:val="000000"/>
+                <w:szCs w:val="32"/>
+              </w:rPr>
+              <w:t>–</w:t>
+            </w:r>
+            <w:proofErr w:type="spellStart"/>
             <w:r>
               <w:rPr>
                 <w:rFonts w:ascii="BRH Devanagari Extra" w:hAnsi="BRH Devanagari Extra" w:cs="BRH Devanagari Extra"/>
@@ -2747,22 +3671,43 @@
               </w:rPr>
               <w:t>xuÉ</w:t>
             </w:r>
-            <w:r>
-              <w:rPr>
-                <w:rFonts w:ascii="BRH Malayalam Extra" w:hAnsi="BRH Malayalam Extra" w:cs="BRH Devanagari Extra"/>
-                <w:color w:val="000000"/>
-                <w:szCs w:val="32"/>
-              </w:rPr>
-              <w:t>–</w:t>
-            </w:r>
-            <w:r>
-              <w:rPr>
-                <w:rFonts w:ascii="BRH Devanagari Extra" w:hAnsi="BRH Devanagari Extra" w:cs="BRH Devanagari Extra"/>
-                <w:color w:val="000000"/>
-                <w:sz w:val="32"/>
-                <w:szCs w:val="32"/>
-              </w:rPr>
-              <w:t xml:space="preserve"> | mÉÑlÉþÈ |</w:t>
+            <w:proofErr w:type="spellEnd"/>
+            <w:r>
+              <w:rPr>
+                <w:rFonts w:ascii="BRH Malayalam Extra" w:hAnsi="BRH Malayalam Extra" w:cs="BRH Devanagari Extra"/>
+                <w:color w:val="000000"/>
+                <w:szCs w:val="32"/>
+              </w:rPr>
+              <w:t>–</w:t>
+            </w:r>
+            <w:r>
+              <w:rPr>
+                <w:rFonts w:ascii="BRH Devanagari Extra" w:hAnsi="BRH Devanagari Extra" w:cs="BRH Devanagari Extra"/>
+                <w:color w:val="000000"/>
+                <w:sz w:val="32"/>
+                <w:szCs w:val="32"/>
+              </w:rPr>
+              <w:t xml:space="preserve"> | </w:t>
+            </w:r>
+            <w:proofErr w:type="spellStart"/>
+            <w:r>
+              <w:rPr>
+                <w:rFonts w:ascii="BRH Devanagari Extra" w:hAnsi="BRH Devanagari Extra" w:cs="BRH Devanagari Extra"/>
+                <w:color w:val="000000"/>
+                <w:sz w:val="32"/>
+                <w:szCs w:val="32"/>
+              </w:rPr>
+              <w:t>mÉÑlÉþÈ</w:t>
+            </w:r>
+            <w:proofErr w:type="spellEnd"/>
+            <w:r>
+              <w:rPr>
+                <w:rFonts w:ascii="BRH Devanagari Extra" w:hAnsi="BRH Devanagari Extra" w:cs="BRH Devanagari Extra"/>
+                <w:color w:val="000000"/>
+                <w:sz w:val="32"/>
+                <w:szCs w:val="32"/>
+              </w:rPr>
+              <w:t xml:space="preserve"> |</w:t>
             </w:r>
           </w:p>
           <w:p>
@@ -2795,6 +3740,7 @@
               </w:rPr>
               <w:t>–</w:t>
             </w:r>
+            <w:proofErr w:type="spellStart"/>
             <w:r>
               <w:rPr>
                 <w:rFonts w:ascii="BRH Devanagari Extra" w:hAnsi="BRH Devanagari Extra" w:cs="BRH Devanagari Extra"/>
@@ -2804,14 +3750,16 @@
               </w:rPr>
               <w:t>iÉï</w:t>
             </w:r>
-            <w:r>
-              <w:rPr>
-                <w:rFonts w:ascii="BRH Malayalam Extra" w:hAnsi="BRH Malayalam Extra" w:cs="BRH Devanagari Extra"/>
-                <w:color w:val="000000"/>
-                <w:szCs w:val="32"/>
-              </w:rPr>
-              <w:t>–</w:t>
-            </w:r>
+            <w:proofErr w:type="spellEnd"/>
+            <w:r>
+              <w:rPr>
+                <w:rFonts w:ascii="BRH Malayalam Extra" w:hAnsi="BRH Malayalam Extra" w:cs="BRH Devanagari Extra"/>
+                <w:color w:val="000000"/>
+                <w:szCs w:val="32"/>
+              </w:rPr>
+              <w:t>–</w:t>
+            </w:r>
+            <w:proofErr w:type="spellStart"/>
             <w:r>
               <w:rPr>
                 <w:rFonts w:ascii="BRH Devanagari Extra" w:hAnsi="BRH Devanagari Extra" w:cs="BRH Devanagari Extra"/>
@@ -2821,39 +3769,61 @@
               </w:rPr>
               <w:t>xuÉ</w:t>
             </w:r>
-            <w:r>
-              <w:rPr>
-                <w:rFonts w:ascii="BRH Malayalam Extra" w:hAnsi="BRH Malayalam Extra" w:cs="BRH Devanagari Extra"/>
-                <w:color w:val="000000"/>
-                <w:szCs w:val="32"/>
-              </w:rPr>
-              <w:t>–</w:t>
-            </w:r>
-            <w:r>
-              <w:rPr>
-                <w:rFonts w:ascii="BRH Devanagari Extra" w:hAnsi="BRH Devanagari Extra" w:cs="BRH Devanagari Extra"/>
-                <w:color w:val="000000"/>
-                <w:sz w:val="32"/>
-                <w:szCs w:val="32"/>
-              </w:rPr>
-              <w:t xml:space="preserve"> mÉÑlÉ</w:t>
-            </w:r>
-            <w:r>
-              <w:rPr>
-                <w:rFonts w:ascii="BRH Malayalam Extra" w:hAnsi="BRH Malayalam Extra" w:cs="BRH Devanagari Extra"/>
-                <w:color w:val="000000"/>
-                <w:szCs w:val="32"/>
-              </w:rPr>
-              <w:t>–</w:t>
-            </w:r>
-            <w:r>
-              <w:rPr>
-                <w:rFonts w:ascii="BRH Devanagari Extra" w:hAnsi="BRH Devanagari Extra" w:cs="BRH Devanagari Extra"/>
-                <w:color w:val="000000"/>
-                <w:sz w:val="32"/>
-                <w:szCs w:val="32"/>
-              </w:rPr>
-              <w:t>È mÉÑ</w:t>
+            <w:proofErr w:type="spellEnd"/>
+            <w:r>
+              <w:rPr>
+                <w:rFonts w:ascii="BRH Malayalam Extra" w:hAnsi="BRH Malayalam Extra" w:cs="BRH Devanagari Extra"/>
+                <w:color w:val="000000"/>
+                <w:szCs w:val="32"/>
+              </w:rPr>
+              <w:t>–</w:t>
+            </w:r>
+            <w:r>
+              <w:rPr>
+                <w:rFonts w:ascii="BRH Devanagari Extra" w:hAnsi="BRH Devanagari Extra" w:cs="BRH Devanagari Extra"/>
+                <w:color w:val="000000"/>
+                <w:sz w:val="32"/>
+                <w:szCs w:val="32"/>
+              </w:rPr>
+              <w:t xml:space="preserve"> </w:t>
+            </w:r>
+            <w:proofErr w:type="spellStart"/>
+            <w:r>
+              <w:rPr>
+                <w:rFonts w:ascii="BRH Devanagari Extra" w:hAnsi="BRH Devanagari Extra" w:cs="BRH Devanagari Extra"/>
+                <w:color w:val="000000"/>
+                <w:sz w:val="32"/>
+                <w:szCs w:val="32"/>
+              </w:rPr>
+              <w:t>mÉÑlÉ</w:t>
+            </w:r>
+            <w:proofErr w:type="spellEnd"/>
+            <w:r>
+              <w:rPr>
+                <w:rFonts w:ascii="BRH Malayalam Extra" w:hAnsi="BRH Malayalam Extra" w:cs="BRH Devanagari Extra"/>
+                <w:color w:val="000000"/>
+                <w:szCs w:val="32"/>
+              </w:rPr>
+              <w:t>–</w:t>
+            </w:r>
+            <w:r>
+              <w:rPr>
+                <w:rFonts w:ascii="BRH Devanagari Extra" w:hAnsi="BRH Devanagari Extra" w:cs="BRH Devanagari Extra"/>
+                <w:color w:val="000000"/>
+                <w:sz w:val="32"/>
+                <w:szCs w:val="32"/>
+              </w:rPr>
+              <w:t xml:space="preserve">È </w:t>
+            </w:r>
+            <w:proofErr w:type="spellStart"/>
+            <w:r>
+              <w:rPr>
+                <w:rFonts w:ascii="BRH Devanagari Extra" w:hAnsi="BRH Devanagari Extra" w:cs="BRH Devanagari Extra"/>
+                <w:color w:val="000000"/>
+                <w:sz w:val="32"/>
+                <w:szCs w:val="32"/>
+              </w:rPr>
+              <w:t>mÉÑ</w:t>
             </w:r>
             <w:r>
               <w:rPr>
@@ -2872,24 +3842,85 @@
                 <w:sz w:val="32"/>
                 <w:szCs w:val="32"/>
               </w:rPr>
-              <w:t>þ uÉiÉïxuÉ uÉiÉïxuÉ</w:t>
-            </w:r>
-            <w:r>
-              <w:rPr>
-                <w:rFonts w:ascii="BRH Malayalam Extra" w:hAnsi="BRH Malayalam Extra" w:cs="BRH Devanagari Extra"/>
-                <w:color w:val="000000"/>
-                <w:szCs w:val="32"/>
-              </w:rPr>
-              <w:t>–</w:t>
-            </w:r>
-            <w:r>
-              <w:rPr>
-                <w:rFonts w:ascii="BRH Devanagari Extra" w:hAnsi="BRH Devanagari Extra" w:cs="BRH Devanagari Extra"/>
-                <w:color w:val="000000"/>
-                <w:sz w:val="32"/>
-                <w:szCs w:val="32"/>
-              </w:rPr>
-              <w:t xml:space="preserve"> mÉÑlÉþÈ | </w:t>
+              <w:t>þ</w:t>
+            </w:r>
+            <w:proofErr w:type="spellEnd"/>
+            <w:r>
+              <w:rPr>
+                <w:rFonts w:ascii="BRH Devanagari Extra" w:hAnsi="BRH Devanagari Extra" w:cs="BRH Devanagari Extra"/>
+                <w:color w:val="000000"/>
+                <w:sz w:val="32"/>
+                <w:szCs w:val="32"/>
+              </w:rPr>
+              <w:t xml:space="preserve"> </w:t>
+            </w:r>
+            <w:proofErr w:type="spellStart"/>
+            <w:r>
+              <w:rPr>
+                <w:rFonts w:ascii="BRH Devanagari Extra" w:hAnsi="BRH Devanagari Extra" w:cs="BRH Devanagari Extra"/>
+                <w:color w:val="000000"/>
+                <w:sz w:val="32"/>
+                <w:szCs w:val="32"/>
+              </w:rPr>
+              <w:t>uÉiÉïxuÉ</w:t>
+            </w:r>
+            <w:proofErr w:type="spellEnd"/>
+            <w:r>
+              <w:rPr>
+                <w:rFonts w:ascii="BRH Devanagari Extra" w:hAnsi="BRH Devanagari Extra" w:cs="BRH Devanagari Extra"/>
+                <w:color w:val="000000"/>
+                <w:sz w:val="32"/>
+                <w:szCs w:val="32"/>
+              </w:rPr>
+              <w:t xml:space="preserve"> </w:t>
+            </w:r>
+            <w:proofErr w:type="spellStart"/>
+            <w:r>
+              <w:rPr>
+                <w:rFonts w:ascii="BRH Devanagari Extra" w:hAnsi="BRH Devanagari Extra" w:cs="BRH Devanagari Extra"/>
+                <w:color w:val="000000"/>
+                <w:sz w:val="32"/>
+                <w:szCs w:val="32"/>
+              </w:rPr>
+              <w:t>uÉiÉïxuÉ</w:t>
+            </w:r>
+            <w:proofErr w:type="spellEnd"/>
+            <w:r>
+              <w:rPr>
+                <w:rFonts w:ascii="BRH Malayalam Extra" w:hAnsi="BRH Malayalam Extra" w:cs="BRH Devanagari Extra"/>
+                <w:color w:val="000000"/>
+                <w:szCs w:val="32"/>
+              </w:rPr>
+              <w:t>–</w:t>
+            </w:r>
+            <w:r>
+              <w:rPr>
+                <w:rFonts w:ascii="BRH Devanagari Extra" w:hAnsi="BRH Devanagari Extra" w:cs="BRH Devanagari Extra"/>
+                <w:color w:val="000000"/>
+                <w:sz w:val="32"/>
+                <w:szCs w:val="32"/>
+              </w:rPr>
+              <w:t xml:space="preserve"> </w:t>
+            </w:r>
+            <w:proofErr w:type="spellStart"/>
+            <w:r>
+              <w:rPr>
+                <w:rFonts w:ascii="BRH Devanagari Extra" w:hAnsi="BRH Devanagari Extra" w:cs="BRH Devanagari Extra"/>
+                <w:color w:val="000000"/>
+                <w:sz w:val="32"/>
+                <w:szCs w:val="32"/>
+              </w:rPr>
+              <w:t>mÉÑlÉþÈ</w:t>
+            </w:r>
+            <w:proofErr w:type="spellEnd"/>
+            <w:r>
+              <w:rPr>
+                <w:rFonts w:ascii="BRH Devanagari Extra" w:hAnsi="BRH Devanagari Extra" w:cs="BRH Devanagari Extra"/>
+                <w:color w:val="000000"/>
+                <w:sz w:val="32"/>
+                <w:szCs w:val="32"/>
+              </w:rPr>
+              <w:t xml:space="preserve"> | </w:t>
             </w:r>
           </w:p>
         </w:tc>
@@ -3053,6 +4084,7 @@
               </w:rPr>
               <w:t>–</w:t>
             </w:r>
+            <w:proofErr w:type="spellStart"/>
             <w:r>
               <w:rPr>
                 <w:rFonts w:ascii="BRH Devanagari Extra" w:hAnsi="BRH Devanagari Extra" w:cs="BRH Devanagari Extra"/>
@@ -3062,14 +4094,16 @@
               </w:rPr>
               <w:t>iÉï</w:t>
             </w:r>
-            <w:r>
-              <w:rPr>
-                <w:rFonts w:ascii="BRH Malayalam Extra" w:hAnsi="BRH Malayalam Extra" w:cs="BRH Devanagari Extra"/>
-                <w:color w:val="000000"/>
-                <w:szCs w:val="32"/>
-              </w:rPr>
-              <w:t>–</w:t>
-            </w:r>
+            <w:proofErr w:type="spellEnd"/>
+            <w:r>
+              <w:rPr>
+                <w:rFonts w:ascii="BRH Malayalam Extra" w:hAnsi="BRH Malayalam Extra" w:cs="BRH Devanagari Extra"/>
+                <w:color w:val="000000"/>
+                <w:szCs w:val="32"/>
+              </w:rPr>
+              <w:t>–</w:t>
+            </w:r>
+            <w:proofErr w:type="spellStart"/>
             <w:r>
               <w:rPr>
                 <w:rFonts w:ascii="BRH Devanagari Extra" w:hAnsi="BRH Devanagari Extra" w:cs="BRH Devanagari Extra"/>
@@ -3079,22 +4113,43 @@
               </w:rPr>
               <w:t>xuÉ</w:t>
             </w:r>
-            <w:r>
-              <w:rPr>
-                <w:rFonts w:ascii="BRH Malayalam Extra" w:hAnsi="BRH Malayalam Extra" w:cs="BRH Devanagari Extra"/>
-                <w:color w:val="000000"/>
-                <w:szCs w:val="32"/>
-              </w:rPr>
-              <w:t>–</w:t>
-            </w:r>
-            <w:r>
-              <w:rPr>
-                <w:rFonts w:ascii="BRH Devanagari Extra" w:hAnsi="BRH Devanagari Extra" w:cs="BRH Devanagari Extra"/>
-                <w:color w:val="000000"/>
-                <w:sz w:val="32"/>
-                <w:szCs w:val="32"/>
-              </w:rPr>
-              <w:t xml:space="preserve"> | mÉÑlÉþÈ |</w:t>
+            <w:proofErr w:type="spellEnd"/>
+            <w:r>
+              <w:rPr>
+                <w:rFonts w:ascii="BRH Malayalam Extra" w:hAnsi="BRH Malayalam Extra" w:cs="BRH Devanagari Extra"/>
+                <w:color w:val="000000"/>
+                <w:szCs w:val="32"/>
+              </w:rPr>
+              <w:t>–</w:t>
+            </w:r>
+            <w:r>
+              <w:rPr>
+                <w:rFonts w:ascii="BRH Devanagari Extra" w:hAnsi="BRH Devanagari Extra" w:cs="BRH Devanagari Extra"/>
+                <w:color w:val="000000"/>
+                <w:sz w:val="32"/>
+                <w:szCs w:val="32"/>
+              </w:rPr>
+              <w:t xml:space="preserve"> | </w:t>
+            </w:r>
+            <w:proofErr w:type="spellStart"/>
+            <w:r>
+              <w:rPr>
+                <w:rFonts w:ascii="BRH Devanagari Extra" w:hAnsi="BRH Devanagari Extra" w:cs="BRH Devanagari Extra"/>
+                <w:color w:val="000000"/>
+                <w:sz w:val="32"/>
+                <w:szCs w:val="32"/>
+              </w:rPr>
+              <w:t>mÉÑlÉþÈ</w:t>
+            </w:r>
+            <w:proofErr w:type="spellEnd"/>
+            <w:r>
+              <w:rPr>
+                <w:rFonts w:ascii="BRH Devanagari Extra" w:hAnsi="BRH Devanagari Extra" w:cs="BRH Devanagari Extra"/>
+                <w:color w:val="000000"/>
+                <w:sz w:val="32"/>
+                <w:szCs w:val="32"/>
+              </w:rPr>
+              <w:t xml:space="preserve"> |</w:t>
             </w:r>
           </w:p>
           <w:p>
@@ -3127,6 +4182,7 @@
               </w:rPr>
               <w:t>–</w:t>
             </w:r>
+            <w:proofErr w:type="spellStart"/>
             <w:r>
               <w:rPr>
                 <w:rFonts w:ascii="BRH Devanagari Extra" w:hAnsi="BRH Devanagari Extra" w:cs="BRH Devanagari Extra"/>
@@ -3136,14 +4192,16 @@
               </w:rPr>
               <w:t>iÉï</w:t>
             </w:r>
-            <w:r>
-              <w:rPr>
-                <w:rFonts w:ascii="BRH Malayalam Extra" w:hAnsi="BRH Malayalam Extra" w:cs="BRH Devanagari Extra"/>
-                <w:color w:val="000000"/>
-                <w:szCs w:val="32"/>
-              </w:rPr>
-              <w:t>–</w:t>
-            </w:r>
+            <w:proofErr w:type="spellEnd"/>
+            <w:r>
+              <w:rPr>
+                <w:rFonts w:ascii="BRH Malayalam Extra" w:hAnsi="BRH Malayalam Extra" w:cs="BRH Devanagari Extra"/>
+                <w:color w:val="000000"/>
+                <w:szCs w:val="32"/>
+              </w:rPr>
+              <w:t>–</w:t>
+            </w:r>
+            <w:proofErr w:type="spellStart"/>
             <w:r>
               <w:rPr>
                 <w:rFonts w:ascii="BRH Devanagari Extra" w:hAnsi="BRH Devanagari Extra" w:cs="BRH Devanagari Extra"/>
@@ -3153,39 +4211,61 @@
               </w:rPr>
               <w:t>xuÉ</w:t>
             </w:r>
-            <w:r>
-              <w:rPr>
-                <w:rFonts w:ascii="BRH Malayalam Extra" w:hAnsi="BRH Malayalam Extra" w:cs="BRH Devanagari Extra"/>
-                <w:color w:val="000000"/>
-                <w:szCs w:val="32"/>
-              </w:rPr>
-              <w:t>–</w:t>
-            </w:r>
-            <w:r>
-              <w:rPr>
-                <w:rFonts w:ascii="BRH Devanagari Extra" w:hAnsi="BRH Devanagari Extra" w:cs="BRH Devanagari Extra"/>
-                <w:color w:val="000000"/>
-                <w:sz w:val="32"/>
-                <w:szCs w:val="32"/>
-              </w:rPr>
-              <w:t xml:space="preserve"> mÉÑlÉ</w:t>
-            </w:r>
-            <w:r>
-              <w:rPr>
-                <w:rFonts w:ascii="BRH Malayalam Extra" w:hAnsi="BRH Malayalam Extra" w:cs="BRH Devanagari Extra"/>
-                <w:color w:val="000000"/>
-                <w:szCs w:val="32"/>
-              </w:rPr>
-              <w:t>–</w:t>
-            </w:r>
-            <w:r>
-              <w:rPr>
-                <w:rFonts w:ascii="BRH Devanagari Extra" w:hAnsi="BRH Devanagari Extra" w:cs="BRH Devanagari Extra"/>
-                <w:color w:val="000000"/>
-                <w:sz w:val="32"/>
-                <w:szCs w:val="32"/>
-              </w:rPr>
-              <w:t>È mÉÑ</w:t>
+            <w:proofErr w:type="spellEnd"/>
+            <w:r>
+              <w:rPr>
+                <w:rFonts w:ascii="BRH Malayalam Extra" w:hAnsi="BRH Malayalam Extra" w:cs="BRH Devanagari Extra"/>
+                <w:color w:val="000000"/>
+                <w:szCs w:val="32"/>
+              </w:rPr>
+              <w:t>–</w:t>
+            </w:r>
+            <w:r>
+              <w:rPr>
+                <w:rFonts w:ascii="BRH Devanagari Extra" w:hAnsi="BRH Devanagari Extra" w:cs="BRH Devanagari Extra"/>
+                <w:color w:val="000000"/>
+                <w:sz w:val="32"/>
+                <w:szCs w:val="32"/>
+              </w:rPr>
+              <w:t xml:space="preserve"> </w:t>
+            </w:r>
+            <w:proofErr w:type="spellStart"/>
+            <w:r>
+              <w:rPr>
+                <w:rFonts w:ascii="BRH Devanagari Extra" w:hAnsi="BRH Devanagari Extra" w:cs="BRH Devanagari Extra"/>
+                <w:color w:val="000000"/>
+                <w:sz w:val="32"/>
+                <w:szCs w:val="32"/>
+              </w:rPr>
+              <w:t>mÉÑlÉ</w:t>
+            </w:r>
+            <w:proofErr w:type="spellEnd"/>
+            <w:r>
+              <w:rPr>
+                <w:rFonts w:ascii="BRH Malayalam Extra" w:hAnsi="BRH Malayalam Extra" w:cs="BRH Devanagari Extra"/>
+                <w:color w:val="000000"/>
+                <w:szCs w:val="32"/>
+              </w:rPr>
+              <w:t>–</w:t>
+            </w:r>
+            <w:r>
+              <w:rPr>
+                <w:rFonts w:ascii="BRH Devanagari Extra" w:hAnsi="BRH Devanagari Extra" w:cs="BRH Devanagari Extra"/>
+                <w:color w:val="000000"/>
+                <w:sz w:val="32"/>
+                <w:szCs w:val="32"/>
+              </w:rPr>
+              <w:t xml:space="preserve">È </w:t>
+            </w:r>
+            <w:proofErr w:type="spellStart"/>
+            <w:r>
+              <w:rPr>
+                <w:rFonts w:ascii="BRH Devanagari Extra" w:hAnsi="BRH Devanagari Extra" w:cs="BRH Devanagari Extra"/>
+                <w:color w:val="000000"/>
+                <w:sz w:val="32"/>
+                <w:szCs w:val="32"/>
+              </w:rPr>
+              <w:t>mÉÑ</w:t>
             </w:r>
             <w:r>
               <w:rPr>
@@ -3204,24 +4284,85 @@
                 <w:sz w:val="32"/>
                 <w:szCs w:val="32"/>
               </w:rPr>
-              <w:t>ç uÉiÉïxuÉ uÉiÉïxuÉ</w:t>
-            </w:r>
-            <w:r>
-              <w:rPr>
-                <w:rFonts w:ascii="BRH Malayalam Extra" w:hAnsi="BRH Malayalam Extra" w:cs="BRH Devanagari Extra"/>
-                <w:color w:val="000000"/>
-                <w:szCs w:val="32"/>
-              </w:rPr>
-              <w:t>–</w:t>
-            </w:r>
-            <w:r>
-              <w:rPr>
-                <w:rFonts w:ascii="BRH Devanagari Extra" w:hAnsi="BRH Devanagari Extra" w:cs="BRH Devanagari Extra"/>
-                <w:color w:val="000000"/>
-                <w:sz w:val="32"/>
-                <w:szCs w:val="32"/>
-              </w:rPr>
-              <w:t xml:space="preserve"> mÉÑlÉþÈ | </w:t>
+              <w:t>ç</w:t>
+            </w:r>
+            <w:proofErr w:type="spellEnd"/>
+            <w:r>
+              <w:rPr>
+                <w:rFonts w:ascii="BRH Devanagari Extra" w:hAnsi="BRH Devanagari Extra" w:cs="BRH Devanagari Extra"/>
+                <w:color w:val="000000"/>
+                <w:sz w:val="32"/>
+                <w:szCs w:val="32"/>
+              </w:rPr>
+              <w:t xml:space="preserve"> </w:t>
+            </w:r>
+            <w:proofErr w:type="spellStart"/>
+            <w:r>
+              <w:rPr>
+                <w:rFonts w:ascii="BRH Devanagari Extra" w:hAnsi="BRH Devanagari Extra" w:cs="BRH Devanagari Extra"/>
+                <w:color w:val="000000"/>
+                <w:sz w:val="32"/>
+                <w:szCs w:val="32"/>
+              </w:rPr>
+              <w:t>uÉiÉïxuÉ</w:t>
+            </w:r>
+            <w:proofErr w:type="spellEnd"/>
+            <w:r>
+              <w:rPr>
+                <w:rFonts w:ascii="BRH Devanagari Extra" w:hAnsi="BRH Devanagari Extra" w:cs="BRH Devanagari Extra"/>
+                <w:color w:val="000000"/>
+                <w:sz w:val="32"/>
+                <w:szCs w:val="32"/>
+              </w:rPr>
+              <w:t xml:space="preserve"> </w:t>
+            </w:r>
+            <w:proofErr w:type="spellStart"/>
+            <w:r>
+              <w:rPr>
+                <w:rFonts w:ascii="BRH Devanagari Extra" w:hAnsi="BRH Devanagari Extra" w:cs="BRH Devanagari Extra"/>
+                <w:color w:val="000000"/>
+                <w:sz w:val="32"/>
+                <w:szCs w:val="32"/>
+              </w:rPr>
+              <w:t>uÉiÉïxuÉ</w:t>
+            </w:r>
+            <w:proofErr w:type="spellEnd"/>
+            <w:r>
+              <w:rPr>
+                <w:rFonts w:ascii="BRH Malayalam Extra" w:hAnsi="BRH Malayalam Extra" w:cs="BRH Devanagari Extra"/>
+                <w:color w:val="000000"/>
+                <w:szCs w:val="32"/>
+              </w:rPr>
+              <w:t>–</w:t>
+            </w:r>
+            <w:r>
+              <w:rPr>
+                <w:rFonts w:ascii="BRH Devanagari Extra" w:hAnsi="BRH Devanagari Extra" w:cs="BRH Devanagari Extra"/>
+                <w:color w:val="000000"/>
+                <w:sz w:val="32"/>
+                <w:szCs w:val="32"/>
+              </w:rPr>
+              <w:t xml:space="preserve"> </w:t>
+            </w:r>
+            <w:proofErr w:type="spellStart"/>
+            <w:r>
+              <w:rPr>
+                <w:rFonts w:ascii="BRH Devanagari Extra" w:hAnsi="BRH Devanagari Extra" w:cs="BRH Devanagari Extra"/>
+                <w:color w:val="000000"/>
+                <w:sz w:val="32"/>
+                <w:szCs w:val="32"/>
+              </w:rPr>
+              <w:t>mÉÑlÉþÈ</w:t>
+            </w:r>
+            <w:proofErr w:type="spellEnd"/>
+            <w:r>
+              <w:rPr>
+                <w:rFonts w:ascii="BRH Devanagari Extra" w:hAnsi="BRH Devanagari Extra" w:cs="BRH Devanagari Extra"/>
+                <w:color w:val="000000"/>
+                <w:sz w:val="32"/>
+                <w:szCs w:val="32"/>
+              </w:rPr>
+              <w:t xml:space="preserve"> | </w:t>
             </w:r>
           </w:p>
         </w:tc>
@@ -3380,16 +4521,48 @@
                 <w:sz w:val="32"/>
                 <w:szCs w:val="32"/>
               </w:rPr>
-              <w:t>)-  xÉuÉÉïÿÈ | uÉÉ</w:t>
-            </w:r>
-            <w:r>
-              <w:rPr>
-                <w:rFonts w:ascii="BRH Malayalam Extra" w:hAnsi="BRH Malayalam Extra" w:cs="BRH Devanagari Extra"/>
-                <w:color w:val="000000"/>
-                <w:szCs w:val="32"/>
-              </w:rPr>
-              <w:t>–</w:t>
-            </w:r>
+              <w:t xml:space="preserve">)-  </w:t>
+            </w:r>
+            <w:proofErr w:type="spellStart"/>
+            <w:r>
+              <w:rPr>
+                <w:rFonts w:ascii="BRH Devanagari Extra" w:hAnsi="BRH Devanagari Extra" w:cs="BRH Devanagari Extra"/>
+                <w:color w:val="000000"/>
+                <w:sz w:val="32"/>
+                <w:szCs w:val="32"/>
+              </w:rPr>
+              <w:t>xÉuÉÉïÿÈ</w:t>
+            </w:r>
+            <w:proofErr w:type="spellEnd"/>
+            <w:r>
+              <w:rPr>
+                <w:rFonts w:ascii="BRH Devanagari Extra" w:hAnsi="BRH Devanagari Extra" w:cs="BRH Devanagari Extra"/>
+                <w:color w:val="000000"/>
+                <w:sz w:val="32"/>
+                <w:szCs w:val="32"/>
+              </w:rPr>
+              <w:t xml:space="preserve"> | </w:t>
+            </w:r>
+            <w:proofErr w:type="spellStart"/>
+            <w:r>
+              <w:rPr>
+                <w:rFonts w:ascii="BRH Devanagari Extra" w:hAnsi="BRH Devanagari Extra" w:cs="BRH Devanagari Extra"/>
+                <w:color w:val="000000"/>
+                <w:sz w:val="32"/>
+                <w:szCs w:val="32"/>
+              </w:rPr>
+              <w:t>uÉÉ</w:t>
+            </w:r>
+            <w:proofErr w:type="spellEnd"/>
+            <w:r>
+              <w:rPr>
+                <w:rFonts w:ascii="BRH Malayalam Extra" w:hAnsi="BRH Malayalam Extra" w:cs="BRH Devanagari Extra"/>
+                <w:color w:val="000000"/>
+                <w:szCs w:val="32"/>
+              </w:rPr>
+              <w:t>–</w:t>
+            </w:r>
+            <w:proofErr w:type="spellStart"/>
             <w:r>
               <w:rPr>
                 <w:rFonts w:ascii="BRH Devanagari Extra" w:hAnsi="BRH Devanagari Extra" w:cs="BRH Devanagari Extra"/>
@@ -3399,14 +4572,16 @@
               </w:rPr>
               <w:t>gNû</w:t>
             </w:r>
-            <w:r>
-              <w:rPr>
-                <w:rFonts w:ascii="BRH Malayalam Extra" w:hAnsi="BRH Malayalam Extra" w:cs="BRH Devanagari Extra"/>
-                <w:color w:val="000000"/>
-                <w:szCs w:val="32"/>
-              </w:rPr>
-              <w:t>–</w:t>
-            </w:r>
+            <w:proofErr w:type="spellEnd"/>
+            <w:r>
+              <w:rPr>
+                <w:rFonts w:ascii="BRH Malayalam Extra" w:hAnsi="BRH Malayalam Extra" w:cs="BRH Devanagari Extra"/>
+                <w:color w:val="000000"/>
+                <w:szCs w:val="32"/>
+              </w:rPr>
+              <w:t>–</w:t>
+            </w:r>
+            <w:proofErr w:type="spellStart"/>
             <w:r>
               <w:rPr>
                 <w:rFonts w:ascii="BRH Devanagari Extra" w:hAnsi="BRH Devanagari Extra" w:cs="BRH Devanagari Extra"/>
@@ -3416,6 +4591,7 @@
               </w:rPr>
               <w:t>liÉÑ</w:t>
             </w:r>
+            <w:proofErr w:type="spellEnd"/>
             <w:r>
               <w:rPr>
                 <w:rFonts w:ascii="BRH Malayalam Extra" w:hAnsi="BRH Malayalam Extra" w:cs="BRH Devanagari Extra"/>
@@ -3448,14 +4624,35 @@
                 <w:szCs w:val="32"/>
               </w:rPr>
             </w:pPr>
-            <w:r>
-              <w:rPr>
-                <w:rFonts w:ascii="BRH Devanagari Extra" w:hAnsi="BRH Devanagari Extra" w:cs="BRH Devanagari Extra"/>
-                <w:color w:val="000000"/>
-                <w:sz w:val="32"/>
-                <w:szCs w:val="32"/>
-              </w:rPr>
-              <w:t>xÉuÉÉïþ uÉÉgNû</w:t>
+            <w:proofErr w:type="spellStart"/>
+            <w:r>
+              <w:rPr>
+                <w:rFonts w:ascii="BRH Devanagari Extra" w:hAnsi="BRH Devanagari Extra" w:cs="BRH Devanagari Extra"/>
+                <w:color w:val="000000"/>
+                <w:sz w:val="32"/>
+                <w:szCs w:val="32"/>
+              </w:rPr>
+              <w:t>xÉuÉÉïþ</w:t>
+            </w:r>
+            <w:proofErr w:type="spellEnd"/>
+            <w:r>
+              <w:rPr>
+                <w:rFonts w:ascii="BRH Devanagari Extra" w:hAnsi="BRH Devanagari Extra" w:cs="BRH Devanagari Extra"/>
+                <w:color w:val="000000"/>
+                <w:sz w:val="32"/>
+                <w:szCs w:val="32"/>
+              </w:rPr>
+              <w:t xml:space="preserve"> </w:t>
+            </w:r>
+            <w:proofErr w:type="spellStart"/>
+            <w:r>
+              <w:rPr>
+                <w:rFonts w:ascii="BRH Devanagari Extra" w:hAnsi="BRH Devanagari Extra" w:cs="BRH Devanagari Extra"/>
+                <w:color w:val="000000"/>
+                <w:sz w:val="32"/>
+                <w:szCs w:val="32"/>
+              </w:rPr>
+              <w:t>uÉÉgNû</w:t>
             </w:r>
             <w:r>
               <w:rPr>
@@ -3474,8 +4671,19 @@
                 <w:sz w:val="32"/>
                 <w:szCs w:val="32"/>
               </w:rPr>
-              <w:t xml:space="preserve">ç </w:t>
-            </w:r>
+              <w:t>ç</w:t>
+            </w:r>
+            <w:proofErr w:type="spellEnd"/>
+            <w:r>
+              <w:rPr>
+                <w:rFonts w:ascii="BRH Devanagari Extra" w:hAnsi="BRH Devanagari Extra" w:cs="BRH Devanagari Extra"/>
+                <w:color w:val="000000"/>
+                <w:sz w:val="32"/>
+                <w:szCs w:val="32"/>
+              </w:rPr>
+              <w:t xml:space="preserve"> </w:t>
+            </w:r>
+            <w:proofErr w:type="spellStart"/>
             <w:r>
               <w:rPr>
                 <w:rFonts w:ascii="BRH Devanagari Extra" w:hAnsi="BRH Devanagari Extra" w:cs="BRH Devanagari Extra"/>
@@ -3495,39 +4703,91 @@
               </w:rPr>
               <w:t>ÉgNûliÉÑ</w:t>
             </w:r>
-            <w:r>
-              <w:rPr>
-                <w:rFonts w:ascii="BRH Malayalam Extra" w:hAnsi="BRH Malayalam Extra" w:cs="BRH Devanagari Extra"/>
-                <w:color w:val="000000"/>
-                <w:szCs w:val="32"/>
-              </w:rPr>
-              <w:t>–</w:t>
-            </w:r>
-            <w:r>
-              <w:rPr>
-                <w:rFonts w:ascii="BRH Devanagari Extra" w:hAnsi="BRH Devanagari Extra" w:cs="BRH Devanagari Extra"/>
-                <w:color w:val="000000"/>
-                <w:sz w:val="32"/>
-                <w:szCs w:val="32"/>
-              </w:rPr>
-              <w:t xml:space="preserve"> xÉuÉÉï</w:t>
-            </w:r>
-            <w:r>
-              <w:rPr>
-                <w:rFonts w:ascii="BRH Malayalam Extra" w:hAnsi="BRH Malayalam Extra" w:cs="BRH Devanagari Extra"/>
-                <w:color w:val="000000"/>
-                <w:szCs w:val="32"/>
-              </w:rPr>
-              <w:t>–</w:t>
-            </w:r>
-            <w:r>
-              <w:rPr>
-                <w:rFonts w:ascii="BRH Devanagari Extra" w:hAnsi="BRH Devanagari Extra" w:cs="BRH Devanagari Extra"/>
-                <w:color w:val="000000"/>
-                <w:sz w:val="32"/>
-                <w:szCs w:val="32"/>
-              </w:rPr>
-              <w:t xml:space="preserve">È xÉuÉÉïþ uÉÉgNûliÉÑ | </w:t>
+            <w:proofErr w:type="spellEnd"/>
+            <w:r>
+              <w:rPr>
+                <w:rFonts w:ascii="BRH Malayalam Extra" w:hAnsi="BRH Malayalam Extra" w:cs="BRH Devanagari Extra"/>
+                <w:color w:val="000000"/>
+                <w:szCs w:val="32"/>
+              </w:rPr>
+              <w:t>–</w:t>
+            </w:r>
+            <w:r>
+              <w:rPr>
+                <w:rFonts w:ascii="BRH Devanagari Extra" w:hAnsi="BRH Devanagari Extra" w:cs="BRH Devanagari Extra"/>
+                <w:color w:val="000000"/>
+                <w:sz w:val="32"/>
+                <w:szCs w:val="32"/>
+              </w:rPr>
+              <w:t xml:space="preserve"> </w:t>
+            </w:r>
+            <w:proofErr w:type="spellStart"/>
+            <w:r>
+              <w:rPr>
+                <w:rFonts w:ascii="BRH Devanagari Extra" w:hAnsi="BRH Devanagari Extra" w:cs="BRH Devanagari Extra"/>
+                <w:color w:val="000000"/>
+                <w:sz w:val="32"/>
+                <w:szCs w:val="32"/>
+              </w:rPr>
+              <w:t>xÉuÉÉï</w:t>
+            </w:r>
+            <w:proofErr w:type="spellEnd"/>
+            <w:r>
+              <w:rPr>
+                <w:rFonts w:ascii="BRH Malayalam Extra" w:hAnsi="BRH Malayalam Extra" w:cs="BRH Devanagari Extra"/>
+                <w:color w:val="000000"/>
+                <w:szCs w:val="32"/>
+              </w:rPr>
+              <w:t>–</w:t>
+            </w:r>
+            <w:r>
+              <w:rPr>
+                <w:rFonts w:ascii="BRH Devanagari Extra" w:hAnsi="BRH Devanagari Extra" w:cs="BRH Devanagari Extra"/>
+                <w:color w:val="000000"/>
+                <w:sz w:val="32"/>
+                <w:szCs w:val="32"/>
+              </w:rPr>
+              <w:t xml:space="preserve">È </w:t>
+            </w:r>
+            <w:proofErr w:type="spellStart"/>
+            <w:r>
+              <w:rPr>
+                <w:rFonts w:ascii="BRH Devanagari Extra" w:hAnsi="BRH Devanagari Extra" w:cs="BRH Devanagari Extra"/>
+                <w:color w:val="000000"/>
+                <w:sz w:val="32"/>
+                <w:szCs w:val="32"/>
+              </w:rPr>
+              <w:t>xÉuÉÉïþ</w:t>
+            </w:r>
+            <w:proofErr w:type="spellEnd"/>
+            <w:r>
+              <w:rPr>
+                <w:rFonts w:ascii="BRH Devanagari Extra" w:hAnsi="BRH Devanagari Extra" w:cs="BRH Devanagari Extra"/>
+                <w:color w:val="000000"/>
+                <w:sz w:val="32"/>
+                <w:szCs w:val="32"/>
+              </w:rPr>
+              <w:t xml:space="preserve"> </w:t>
+            </w:r>
+            <w:proofErr w:type="spellStart"/>
+            <w:r>
+              <w:rPr>
+                <w:rFonts w:ascii="BRH Devanagari Extra" w:hAnsi="BRH Devanagari Extra" w:cs="BRH Devanagari Extra"/>
+                <w:color w:val="000000"/>
+                <w:sz w:val="32"/>
+                <w:szCs w:val="32"/>
+              </w:rPr>
+              <w:t>uÉÉgNûliÉÑ</w:t>
+            </w:r>
+            <w:proofErr w:type="spellEnd"/>
+            <w:r>
+              <w:rPr>
+                <w:rFonts w:ascii="BRH Devanagari Extra" w:hAnsi="BRH Devanagari Extra" w:cs="BRH Devanagari Extra"/>
+                <w:color w:val="000000"/>
+                <w:sz w:val="32"/>
+                <w:szCs w:val="32"/>
+              </w:rPr>
+              <w:t xml:space="preserve"> | </w:t>
             </w:r>
           </w:p>
           <w:p>
@@ -3670,16 +4930,28 @@
                 <w:sz w:val="32"/>
                 <w:szCs w:val="32"/>
               </w:rPr>
-              <w:t>)-  uÉÉ</w:t>
-            </w:r>
-            <w:r>
-              <w:rPr>
-                <w:rFonts w:ascii="BRH Malayalam Extra" w:hAnsi="BRH Malayalam Extra" w:cs="BRH Devanagari Extra"/>
-                <w:color w:val="000000"/>
-                <w:szCs w:val="32"/>
-              </w:rPr>
-              <w:t>–</w:t>
-            </w:r>
+              <w:t xml:space="preserve">)-  </w:t>
+            </w:r>
+            <w:proofErr w:type="spellStart"/>
+            <w:r>
+              <w:rPr>
+                <w:rFonts w:ascii="BRH Devanagari Extra" w:hAnsi="BRH Devanagari Extra" w:cs="BRH Devanagari Extra"/>
+                <w:color w:val="000000"/>
+                <w:sz w:val="32"/>
+                <w:szCs w:val="32"/>
+              </w:rPr>
+              <w:t>uÉÉ</w:t>
+            </w:r>
+            <w:proofErr w:type="spellEnd"/>
+            <w:r>
+              <w:rPr>
+                <w:rFonts w:ascii="BRH Malayalam Extra" w:hAnsi="BRH Malayalam Extra" w:cs="BRH Devanagari Extra"/>
+                <w:color w:val="000000"/>
+                <w:szCs w:val="32"/>
+              </w:rPr>
+              <w:t>–</w:t>
+            </w:r>
+            <w:proofErr w:type="spellStart"/>
             <w:r>
               <w:rPr>
                 <w:rFonts w:ascii="BRH Devanagari Extra" w:hAnsi="BRH Devanagari Extra" w:cs="BRH Devanagari Extra"/>
@@ -3689,14 +4961,16 @@
               </w:rPr>
               <w:t>gNû</w:t>
             </w:r>
-            <w:r>
-              <w:rPr>
-                <w:rFonts w:ascii="BRH Malayalam Extra" w:hAnsi="BRH Malayalam Extra" w:cs="BRH Devanagari Extra"/>
-                <w:color w:val="000000"/>
-                <w:szCs w:val="32"/>
-              </w:rPr>
-              <w:t>–</w:t>
-            </w:r>
+            <w:proofErr w:type="spellEnd"/>
+            <w:r>
+              <w:rPr>
+                <w:rFonts w:ascii="BRH Malayalam Extra" w:hAnsi="BRH Malayalam Extra" w:cs="BRH Devanagari Extra"/>
+                <w:color w:val="000000"/>
+                <w:szCs w:val="32"/>
+              </w:rPr>
+              <w:t>–</w:t>
+            </w:r>
+            <w:proofErr w:type="spellStart"/>
             <w:r>
               <w:rPr>
                 <w:rFonts w:ascii="BRH Devanagari Extra" w:hAnsi="BRH Devanagari Extra" w:cs="BRH Devanagari Extra"/>
@@ -3706,6 +4980,7 @@
               </w:rPr>
               <w:t>liÉÑ</w:t>
             </w:r>
+            <w:proofErr w:type="spellEnd"/>
             <w:r>
               <w:rPr>
                 <w:rFonts w:ascii="BRH Malayalam Extra" w:hAnsi="BRH Malayalam Extra" w:cs="BRH Devanagari Extra"/>
@@ -3754,6 +5029,7 @@
                 <w:szCs w:val="40"/>
               </w:rPr>
             </w:pPr>
+            <w:proofErr w:type="spellStart"/>
             <w:r>
               <w:rPr>
                 <w:rFonts w:ascii="BRH Devanagari Extra" w:hAnsi="BRH Devanagari Extra" w:cs="BRH Devanagari Extra"/>
@@ -3763,14 +5039,16 @@
               </w:rPr>
               <w:t>uÉÉ</w:t>
             </w:r>
-            <w:r>
-              <w:rPr>
-                <w:rFonts w:ascii="BRH Malayalam Extra" w:hAnsi="BRH Malayalam Extra" w:cs="BRH Devanagari Extra"/>
-                <w:color w:val="000000"/>
-                <w:szCs w:val="32"/>
-              </w:rPr>
-              <w:t>–</w:t>
-            </w:r>
+            <w:proofErr w:type="spellEnd"/>
+            <w:r>
+              <w:rPr>
+                <w:rFonts w:ascii="BRH Malayalam Extra" w:hAnsi="BRH Malayalam Extra" w:cs="BRH Devanagari Extra"/>
+                <w:color w:val="000000"/>
+                <w:szCs w:val="32"/>
+              </w:rPr>
+              <w:t>–</w:t>
+            </w:r>
+            <w:proofErr w:type="spellStart"/>
             <w:r>
               <w:rPr>
                 <w:rFonts w:ascii="BRH Devanagari Extra" w:hAnsi="BRH Devanagari Extra" w:cs="BRH Devanagari Extra"/>
@@ -3780,56 +5058,100 @@
               </w:rPr>
               <w:t>gNû</w:t>
             </w:r>
-            <w:r>
-              <w:rPr>
-                <w:rFonts w:ascii="BRH Malayalam Extra" w:hAnsi="BRH Malayalam Extra" w:cs="BRH Devanagari Extra"/>
-                <w:color w:val="000000"/>
-                <w:szCs w:val="32"/>
-              </w:rPr>
-              <w:t>–</w:t>
-            </w:r>
-            <w:r>
-              <w:rPr>
-                <w:rFonts w:ascii="BRH Devanagari Extra" w:hAnsi="BRH Devanagari Extra" w:cs="BRH Devanagari Extra"/>
-                <w:color w:val="000000"/>
-                <w:sz w:val="32"/>
-                <w:szCs w:val="32"/>
-              </w:rPr>
-              <w:t xml:space="preserve"> liuÉ</w:t>
-            </w:r>
-            <w:r>
-              <w:rPr>
-                <w:rFonts w:ascii="BRH Malayalam Extra" w:hAnsi="BRH Malayalam Extra" w:cs="BRH Devanagari Extra"/>
-                <w:color w:val="000000"/>
-                <w:szCs w:val="32"/>
-              </w:rPr>
-              <w:t>–</w:t>
-            </w:r>
-            <w:r>
-              <w:rPr>
-                <w:rFonts w:ascii="BRH Devanagari Extra" w:hAnsi="BRH Devanagari Extra" w:cs="BRH Devanagari Extra"/>
-                <w:color w:val="000000"/>
-                <w:sz w:val="32"/>
-                <w:szCs w:val="32"/>
-              </w:rPr>
-              <w:t>ÎxqÉlÉç lÉ</w:t>
-            </w:r>
-            <w:r>
-              <w:rPr>
-                <w:rFonts w:ascii="BRH Malayalam Extra" w:hAnsi="BRH Malayalam Extra" w:cs="BRH Devanagari Extra"/>
-                <w:color w:val="000000"/>
-                <w:szCs w:val="32"/>
-              </w:rPr>
-              <w:t>–</w:t>
-            </w:r>
-            <w:r>
-              <w:rPr>
-                <w:rFonts w:ascii="BRH Devanagari Extra" w:hAnsi="BRH Devanagari Extra" w:cs="BRH Devanagari Extra"/>
-                <w:color w:val="000000"/>
-                <w:sz w:val="32"/>
-                <w:szCs w:val="32"/>
-              </w:rPr>
-              <w:t>ÎxqÉlÉç. uÉÉ</w:t>
+            <w:proofErr w:type="spellEnd"/>
+            <w:r>
+              <w:rPr>
+                <w:rFonts w:ascii="BRH Malayalam Extra" w:hAnsi="BRH Malayalam Extra" w:cs="BRH Devanagari Extra"/>
+                <w:color w:val="000000"/>
+                <w:szCs w:val="32"/>
+              </w:rPr>
+              <w:t>–</w:t>
+            </w:r>
+            <w:r>
+              <w:rPr>
+                <w:rFonts w:ascii="BRH Devanagari Extra" w:hAnsi="BRH Devanagari Extra" w:cs="BRH Devanagari Extra"/>
+                <w:color w:val="000000"/>
+                <w:sz w:val="32"/>
+                <w:szCs w:val="32"/>
+              </w:rPr>
+              <w:t xml:space="preserve"> </w:t>
+            </w:r>
+            <w:proofErr w:type="spellStart"/>
+            <w:r>
+              <w:rPr>
+                <w:rFonts w:ascii="BRH Devanagari Extra" w:hAnsi="BRH Devanagari Extra" w:cs="BRH Devanagari Extra"/>
+                <w:color w:val="000000"/>
+                <w:sz w:val="32"/>
+                <w:szCs w:val="32"/>
+              </w:rPr>
+              <w:t>liuÉ</w:t>
+            </w:r>
+            <w:proofErr w:type="spellEnd"/>
+            <w:r>
+              <w:rPr>
+                <w:rFonts w:ascii="BRH Malayalam Extra" w:hAnsi="BRH Malayalam Extra" w:cs="BRH Devanagari Extra"/>
+                <w:color w:val="000000"/>
+                <w:szCs w:val="32"/>
+              </w:rPr>
+              <w:t>–</w:t>
+            </w:r>
+            <w:proofErr w:type="spellStart"/>
+            <w:r>
+              <w:rPr>
+                <w:rFonts w:ascii="BRH Devanagari Extra" w:hAnsi="BRH Devanagari Extra" w:cs="BRH Devanagari Extra"/>
+                <w:color w:val="000000"/>
+                <w:sz w:val="32"/>
+                <w:szCs w:val="32"/>
+              </w:rPr>
+              <w:t>ÎxqÉlÉç</w:t>
+            </w:r>
+            <w:proofErr w:type="spellEnd"/>
+            <w:r>
+              <w:rPr>
+                <w:rFonts w:ascii="BRH Devanagari Extra" w:hAnsi="BRH Devanagari Extra" w:cs="BRH Devanagari Extra"/>
+                <w:color w:val="000000"/>
+                <w:sz w:val="32"/>
+                <w:szCs w:val="32"/>
+              </w:rPr>
+              <w:t xml:space="preserve"> lÉ</w:t>
+            </w:r>
+            <w:r>
+              <w:rPr>
+                <w:rFonts w:ascii="BRH Malayalam Extra" w:hAnsi="BRH Malayalam Extra" w:cs="BRH Devanagari Extra"/>
+                <w:color w:val="000000"/>
+                <w:szCs w:val="32"/>
+              </w:rPr>
+              <w:t>–</w:t>
+            </w:r>
+            <w:proofErr w:type="spellStart"/>
+            <w:r>
+              <w:rPr>
+                <w:rFonts w:ascii="BRH Devanagari Extra" w:hAnsi="BRH Devanagari Extra" w:cs="BRH Devanagari Extra"/>
+                <w:color w:val="000000"/>
+                <w:sz w:val="32"/>
+                <w:szCs w:val="32"/>
+              </w:rPr>
+              <w:t>ÎxqÉlÉç</w:t>
+            </w:r>
+            <w:proofErr w:type="spellEnd"/>
+            <w:r>
+              <w:rPr>
+                <w:rFonts w:ascii="BRH Devanagari Extra" w:hAnsi="BRH Devanagari Extra" w:cs="BRH Devanagari Extra"/>
+                <w:color w:val="000000"/>
+                <w:sz w:val="32"/>
+                <w:szCs w:val="32"/>
+              </w:rPr>
+              <w:t xml:space="preserve">. </w:t>
+            </w:r>
+            <w:proofErr w:type="spellStart"/>
+            <w:r>
+              <w:rPr>
+                <w:rFonts w:ascii="BRH Devanagari Extra" w:hAnsi="BRH Devanagari Extra" w:cs="BRH Devanagari Extra"/>
+                <w:color w:val="000000"/>
+                <w:sz w:val="32"/>
+                <w:szCs w:val="32"/>
+              </w:rPr>
+              <w:t>uÉÉ</w:t>
             </w:r>
             <w:r>
               <w:rPr>
@@ -3839,17 +5161,60 @@
                 <w:szCs w:val="32"/>
                 <w:highlight w:val="yellow"/>
               </w:rPr>
-              <w:t>ÿgNû liuÉÉ</w:t>
-            </w:r>
-            <w:r>
-              <w:rPr>
-                <w:rFonts w:ascii="BRH Devanagari Extra" w:hAnsi="BRH Devanagari Extra" w:cs="BRH Devanagari Extra"/>
-                <w:color w:val="000000"/>
-                <w:sz w:val="32"/>
-                <w:szCs w:val="32"/>
-              </w:rPr>
-              <w:t>gNû liuÉ</w:t>
-            </w:r>
+              <w:t>ÿgNû</w:t>
+            </w:r>
+            <w:proofErr w:type="spellEnd"/>
+            <w:r>
+              <w:rPr>
+                <w:rFonts w:ascii="BRH Devanagari Extra" w:hAnsi="BRH Devanagari Extra" w:cs="BRH Devanagari Extra"/>
+                <w:color w:val="000000"/>
+                <w:sz w:val="32"/>
+                <w:szCs w:val="32"/>
+                <w:highlight w:val="yellow"/>
+              </w:rPr>
+              <w:t xml:space="preserve"> </w:t>
+            </w:r>
+            <w:proofErr w:type="spellStart"/>
+            <w:r>
+              <w:rPr>
+                <w:rFonts w:ascii="BRH Devanagari Extra" w:hAnsi="BRH Devanagari Extra" w:cs="BRH Devanagari Extra"/>
+                <w:color w:val="000000"/>
+                <w:sz w:val="32"/>
+                <w:szCs w:val="32"/>
+                <w:highlight w:val="yellow"/>
+              </w:rPr>
+              <w:t>liuÉÉ</w:t>
+            </w:r>
+            <w:r>
+              <w:rPr>
+                <w:rFonts w:ascii="BRH Devanagari Extra" w:hAnsi="BRH Devanagari Extra" w:cs="BRH Devanagari Extra"/>
+                <w:color w:val="000000"/>
+                <w:sz w:val="32"/>
+                <w:szCs w:val="32"/>
+              </w:rPr>
+              <w:t>gNû</w:t>
+            </w:r>
+            <w:proofErr w:type="spellEnd"/>
+            <w:r>
+              <w:rPr>
+                <w:rFonts w:ascii="BRH Devanagari Extra" w:hAnsi="BRH Devanagari Extra" w:cs="BRH Devanagari Extra"/>
+                <w:color w:val="000000"/>
+                <w:sz w:val="32"/>
+                <w:szCs w:val="32"/>
+              </w:rPr>
+              <w:t xml:space="preserve"> </w:t>
+            </w:r>
+            <w:proofErr w:type="spellStart"/>
+            <w:r>
+              <w:rPr>
+                <w:rFonts w:ascii="BRH Devanagari Extra" w:hAnsi="BRH Devanagari Extra" w:cs="BRH Devanagari Extra"/>
+                <w:color w:val="000000"/>
+                <w:sz w:val="32"/>
+                <w:szCs w:val="32"/>
+              </w:rPr>
+              <w:t>liuÉ</w:t>
+            </w:r>
+            <w:proofErr w:type="spellEnd"/>
             <w:r>
               <w:rPr>
                 <w:rFonts w:ascii="BRH Malayalam Extra" w:hAnsi="BRH Malayalam Extra" w:cs="BRH Devanagari Extra"/>
@@ -4019,16 +5384,48 @@
                 <w:sz w:val="32"/>
                 <w:szCs w:val="32"/>
               </w:rPr>
-              <w:t>)-  xÉuÉÉïÿÈ | uÉÉ</w:t>
-            </w:r>
-            <w:r>
-              <w:rPr>
-                <w:rFonts w:ascii="BRH Malayalam Extra" w:hAnsi="BRH Malayalam Extra" w:cs="BRH Devanagari Extra"/>
-                <w:color w:val="000000"/>
-                <w:szCs w:val="32"/>
-              </w:rPr>
-              <w:t>–</w:t>
-            </w:r>
+              <w:t xml:space="preserve">)-  </w:t>
+            </w:r>
+            <w:proofErr w:type="spellStart"/>
+            <w:r>
+              <w:rPr>
+                <w:rFonts w:ascii="BRH Devanagari Extra" w:hAnsi="BRH Devanagari Extra" w:cs="BRH Devanagari Extra"/>
+                <w:color w:val="000000"/>
+                <w:sz w:val="32"/>
+                <w:szCs w:val="32"/>
+              </w:rPr>
+              <w:t>xÉuÉÉïÿÈ</w:t>
+            </w:r>
+            <w:proofErr w:type="spellEnd"/>
+            <w:r>
+              <w:rPr>
+                <w:rFonts w:ascii="BRH Devanagari Extra" w:hAnsi="BRH Devanagari Extra" w:cs="BRH Devanagari Extra"/>
+                <w:color w:val="000000"/>
+                <w:sz w:val="32"/>
+                <w:szCs w:val="32"/>
+              </w:rPr>
+              <w:t xml:space="preserve"> | </w:t>
+            </w:r>
+            <w:proofErr w:type="spellStart"/>
+            <w:r>
+              <w:rPr>
+                <w:rFonts w:ascii="BRH Devanagari Extra" w:hAnsi="BRH Devanagari Extra" w:cs="BRH Devanagari Extra"/>
+                <w:color w:val="000000"/>
+                <w:sz w:val="32"/>
+                <w:szCs w:val="32"/>
+              </w:rPr>
+              <w:t>uÉÉ</w:t>
+            </w:r>
+            <w:proofErr w:type="spellEnd"/>
+            <w:r>
+              <w:rPr>
+                <w:rFonts w:ascii="BRH Malayalam Extra" w:hAnsi="BRH Malayalam Extra" w:cs="BRH Devanagari Extra"/>
+                <w:color w:val="000000"/>
+                <w:szCs w:val="32"/>
+              </w:rPr>
+              <w:t>–</w:t>
+            </w:r>
+            <w:proofErr w:type="spellStart"/>
             <w:r>
               <w:rPr>
                 <w:rFonts w:ascii="BRH Devanagari Extra" w:hAnsi="BRH Devanagari Extra" w:cs="BRH Devanagari Extra"/>
@@ -4038,14 +5435,16 @@
               </w:rPr>
               <w:t>gNû</w:t>
             </w:r>
-            <w:r>
-              <w:rPr>
-                <w:rFonts w:ascii="BRH Malayalam Extra" w:hAnsi="BRH Malayalam Extra" w:cs="BRH Devanagari Extra"/>
-                <w:color w:val="000000"/>
-                <w:szCs w:val="32"/>
-              </w:rPr>
-              <w:t>–</w:t>
-            </w:r>
+            <w:proofErr w:type="spellEnd"/>
+            <w:r>
+              <w:rPr>
+                <w:rFonts w:ascii="BRH Malayalam Extra" w:hAnsi="BRH Malayalam Extra" w:cs="BRH Devanagari Extra"/>
+                <w:color w:val="000000"/>
+                <w:szCs w:val="32"/>
+              </w:rPr>
+              <w:t>–</w:t>
+            </w:r>
+            <w:proofErr w:type="spellStart"/>
             <w:r>
               <w:rPr>
                 <w:rFonts w:ascii="BRH Devanagari Extra" w:hAnsi="BRH Devanagari Extra" w:cs="BRH Devanagari Extra"/>
@@ -4055,6 +5454,7 @@
               </w:rPr>
               <w:t>liÉÑ</w:t>
             </w:r>
+            <w:proofErr w:type="spellEnd"/>
             <w:r>
               <w:rPr>
                 <w:rFonts w:ascii="BRH Malayalam Extra" w:hAnsi="BRH Malayalam Extra" w:cs="BRH Devanagari Extra"/>
@@ -4087,14 +5487,35 @@
                 <w:szCs w:val="32"/>
               </w:rPr>
             </w:pPr>
-            <w:r>
-              <w:rPr>
-                <w:rFonts w:ascii="BRH Devanagari Extra" w:hAnsi="BRH Devanagari Extra" w:cs="BRH Devanagari Extra"/>
-                <w:color w:val="000000"/>
-                <w:sz w:val="32"/>
-                <w:szCs w:val="32"/>
-              </w:rPr>
-              <w:t>xÉuÉÉïþ uÉÉgNû</w:t>
+            <w:proofErr w:type="spellStart"/>
+            <w:r>
+              <w:rPr>
+                <w:rFonts w:ascii="BRH Devanagari Extra" w:hAnsi="BRH Devanagari Extra" w:cs="BRH Devanagari Extra"/>
+                <w:color w:val="000000"/>
+                <w:sz w:val="32"/>
+                <w:szCs w:val="32"/>
+              </w:rPr>
+              <w:t>xÉuÉÉïþ</w:t>
+            </w:r>
+            <w:proofErr w:type="spellEnd"/>
+            <w:r>
+              <w:rPr>
+                <w:rFonts w:ascii="BRH Devanagari Extra" w:hAnsi="BRH Devanagari Extra" w:cs="BRH Devanagari Extra"/>
+                <w:color w:val="000000"/>
+                <w:sz w:val="32"/>
+                <w:szCs w:val="32"/>
+              </w:rPr>
+              <w:t xml:space="preserve"> </w:t>
+            </w:r>
+            <w:proofErr w:type="spellStart"/>
+            <w:r>
+              <w:rPr>
+                <w:rFonts w:ascii="BRH Devanagari Extra" w:hAnsi="BRH Devanagari Extra" w:cs="BRH Devanagari Extra"/>
+                <w:color w:val="000000"/>
+                <w:sz w:val="32"/>
+                <w:szCs w:val="32"/>
+              </w:rPr>
+              <w:t>uÉÉgNû</w:t>
             </w:r>
             <w:r>
               <w:rPr>
@@ -4106,6 +5527,7 @@
               </w:rPr>
               <w:t>liÉÑ</w:t>
             </w:r>
+            <w:proofErr w:type="spellEnd"/>
             <w:r>
               <w:rPr>
                 <w:rFonts w:ascii="BRH Devanagari Extra" w:hAnsi="BRH Devanagari Extra" w:cs="BRH Devanagari Extra"/>
@@ -4115,6 +5537,7 @@
               </w:rPr>
               <w:t xml:space="preserve"> </w:t>
             </w:r>
+            <w:proofErr w:type="spellStart"/>
             <w:r>
               <w:rPr>
                 <w:rFonts w:ascii="BRH Devanagari Extra" w:hAnsi="BRH Devanagari Extra" w:cs="BRH Devanagari Extra"/>
@@ -4134,39 +5557,91 @@
               </w:rPr>
               <w:t>NûliÉÑ</w:t>
             </w:r>
-            <w:r>
-              <w:rPr>
-                <w:rFonts w:ascii="BRH Malayalam Extra" w:hAnsi="BRH Malayalam Extra" w:cs="BRH Devanagari Extra"/>
-                <w:color w:val="000000"/>
-                <w:szCs w:val="32"/>
-              </w:rPr>
-              <w:t>–</w:t>
-            </w:r>
-            <w:r>
-              <w:rPr>
-                <w:rFonts w:ascii="BRH Devanagari Extra" w:hAnsi="BRH Devanagari Extra" w:cs="BRH Devanagari Extra"/>
-                <w:color w:val="000000"/>
-                <w:sz w:val="32"/>
-                <w:szCs w:val="32"/>
-              </w:rPr>
-              <w:t xml:space="preserve"> xÉuÉÉï</w:t>
-            </w:r>
-            <w:r>
-              <w:rPr>
-                <w:rFonts w:ascii="BRH Malayalam Extra" w:hAnsi="BRH Malayalam Extra" w:cs="BRH Devanagari Extra"/>
-                <w:color w:val="000000"/>
-                <w:szCs w:val="32"/>
-              </w:rPr>
-              <w:t>–</w:t>
-            </w:r>
-            <w:r>
-              <w:rPr>
-                <w:rFonts w:ascii="BRH Devanagari Extra" w:hAnsi="BRH Devanagari Extra" w:cs="BRH Devanagari Extra"/>
-                <w:color w:val="000000"/>
-                <w:sz w:val="32"/>
-                <w:szCs w:val="32"/>
-              </w:rPr>
-              <w:t xml:space="preserve">È xÉuÉÉïþ uÉÉgNûliÉÑ | </w:t>
+            <w:proofErr w:type="spellEnd"/>
+            <w:r>
+              <w:rPr>
+                <w:rFonts w:ascii="BRH Malayalam Extra" w:hAnsi="BRH Malayalam Extra" w:cs="BRH Devanagari Extra"/>
+                <w:color w:val="000000"/>
+                <w:szCs w:val="32"/>
+              </w:rPr>
+              <w:t>–</w:t>
+            </w:r>
+            <w:r>
+              <w:rPr>
+                <w:rFonts w:ascii="BRH Devanagari Extra" w:hAnsi="BRH Devanagari Extra" w:cs="BRH Devanagari Extra"/>
+                <w:color w:val="000000"/>
+                <w:sz w:val="32"/>
+                <w:szCs w:val="32"/>
+              </w:rPr>
+              <w:t xml:space="preserve"> </w:t>
+            </w:r>
+            <w:proofErr w:type="spellStart"/>
+            <w:r>
+              <w:rPr>
+                <w:rFonts w:ascii="BRH Devanagari Extra" w:hAnsi="BRH Devanagari Extra" w:cs="BRH Devanagari Extra"/>
+                <w:color w:val="000000"/>
+                <w:sz w:val="32"/>
+                <w:szCs w:val="32"/>
+              </w:rPr>
+              <w:t>xÉuÉÉï</w:t>
+            </w:r>
+            <w:proofErr w:type="spellEnd"/>
+            <w:r>
+              <w:rPr>
+                <w:rFonts w:ascii="BRH Malayalam Extra" w:hAnsi="BRH Malayalam Extra" w:cs="BRH Devanagari Extra"/>
+                <w:color w:val="000000"/>
+                <w:szCs w:val="32"/>
+              </w:rPr>
+              <w:t>–</w:t>
+            </w:r>
+            <w:r>
+              <w:rPr>
+                <w:rFonts w:ascii="BRH Devanagari Extra" w:hAnsi="BRH Devanagari Extra" w:cs="BRH Devanagari Extra"/>
+                <w:color w:val="000000"/>
+                <w:sz w:val="32"/>
+                <w:szCs w:val="32"/>
+              </w:rPr>
+              <w:t xml:space="preserve">È </w:t>
+            </w:r>
+            <w:proofErr w:type="spellStart"/>
+            <w:r>
+              <w:rPr>
+                <w:rFonts w:ascii="BRH Devanagari Extra" w:hAnsi="BRH Devanagari Extra" w:cs="BRH Devanagari Extra"/>
+                <w:color w:val="000000"/>
+                <w:sz w:val="32"/>
+                <w:szCs w:val="32"/>
+              </w:rPr>
+              <w:t>xÉuÉÉïþ</w:t>
+            </w:r>
+            <w:proofErr w:type="spellEnd"/>
+            <w:r>
+              <w:rPr>
+                <w:rFonts w:ascii="BRH Devanagari Extra" w:hAnsi="BRH Devanagari Extra" w:cs="BRH Devanagari Extra"/>
+                <w:color w:val="000000"/>
+                <w:sz w:val="32"/>
+                <w:szCs w:val="32"/>
+              </w:rPr>
+              <w:t xml:space="preserve"> </w:t>
+            </w:r>
+            <w:proofErr w:type="spellStart"/>
+            <w:r>
+              <w:rPr>
+                <w:rFonts w:ascii="BRH Devanagari Extra" w:hAnsi="BRH Devanagari Extra" w:cs="BRH Devanagari Extra"/>
+                <w:color w:val="000000"/>
+                <w:sz w:val="32"/>
+                <w:szCs w:val="32"/>
+              </w:rPr>
+              <w:t>uÉÉgNûliÉÑ</w:t>
+            </w:r>
+            <w:proofErr w:type="spellEnd"/>
+            <w:r>
+              <w:rPr>
+                <w:rFonts w:ascii="BRH Devanagari Extra" w:hAnsi="BRH Devanagari Extra" w:cs="BRH Devanagari Extra"/>
+                <w:color w:val="000000"/>
+                <w:sz w:val="32"/>
+                <w:szCs w:val="32"/>
+              </w:rPr>
+              <w:t xml:space="preserve"> | </w:t>
             </w:r>
           </w:p>
           <w:p>
@@ -4309,16 +5784,28 @@
                 <w:sz w:val="32"/>
                 <w:szCs w:val="32"/>
               </w:rPr>
-              <w:t>)-  uÉÉ</w:t>
-            </w:r>
-            <w:r>
-              <w:rPr>
-                <w:rFonts w:ascii="BRH Malayalam Extra" w:hAnsi="BRH Malayalam Extra" w:cs="BRH Devanagari Extra"/>
-                <w:color w:val="000000"/>
-                <w:szCs w:val="32"/>
-              </w:rPr>
-              <w:t>–</w:t>
-            </w:r>
+              <w:t xml:space="preserve">)-  </w:t>
+            </w:r>
+            <w:proofErr w:type="spellStart"/>
+            <w:r>
+              <w:rPr>
+                <w:rFonts w:ascii="BRH Devanagari Extra" w:hAnsi="BRH Devanagari Extra" w:cs="BRH Devanagari Extra"/>
+                <w:color w:val="000000"/>
+                <w:sz w:val="32"/>
+                <w:szCs w:val="32"/>
+              </w:rPr>
+              <w:t>uÉÉ</w:t>
+            </w:r>
+            <w:proofErr w:type="spellEnd"/>
+            <w:r>
+              <w:rPr>
+                <w:rFonts w:ascii="BRH Malayalam Extra" w:hAnsi="BRH Malayalam Extra" w:cs="BRH Devanagari Extra"/>
+                <w:color w:val="000000"/>
+                <w:szCs w:val="32"/>
+              </w:rPr>
+              <w:t>–</w:t>
+            </w:r>
+            <w:proofErr w:type="spellStart"/>
             <w:r>
               <w:rPr>
                 <w:rFonts w:ascii="BRH Devanagari Extra" w:hAnsi="BRH Devanagari Extra" w:cs="BRH Devanagari Extra"/>
@@ -4328,14 +5815,16 @@
               </w:rPr>
               <w:t>gNû</w:t>
             </w:r>
-            <w:r>
-              <w:rPr>
-                <w:rFonts w:ascii="BRH Malayalam Extra" w:hAnsi="BRH Malayalam Extra" w:cs="BRH Devanagari Extra"/>
-                <w:color w:val="000000"/>
-                <w:szCs w:val="32"/>
-              </w:rPr>
-              <w:t>–</w:t>
-            </w:r>
+            <w:proofErr w:type="spellEnd"/>
+            <w:r>
+              <w:rPr>
+                <w:rFonts w:ascii="BRH Malayalam Extra" w:hAnsi="BRH Malayalam Extra" w:cs="BRH Devanagari Extra"/>
+                <w:color w:val="000000"/>
+                <w:szCs w:val="32"/>
+              </w:rPr>
+              <w:t>–</w:t>
+            </w:r>
+            <w:proofErr w:type="spellStart"/>
             <w:r>
               <w:rPr>
                 <w:rFonts w:ascii="BRH Devanagari Extra" w:hAnsi="BRH Devanagari Extra" w:cs="BRH Devanagari Extra"/>
@@ -4345,6 +5834,7 @@
               </w:rPr>
               <w:t>liÉÑ</w:t>
             </w:r>
+            <w:proofErr w:type="spellEnd"/>
             <w:r>
               <w:rPr>
                 <w:rFonts w:ascii="BRH Malayalam Extra" w:hAnsi="BRH Malayalam Extra" w:cs="BRH Devanagari Extra"/>
@@ -4393,6 +5883,7 @@
                 <w:szCs w:val="40"/>
               </w:rPr>
             </w:pPr>
+            <w:proofErr w:type="spellStart"/>
             <w:r>
               <w:rPr>
                 <w:rFonts w:ascii="BRH Devanagari Extra" w:hAnsi="BRH Devanagari Extra" w:cs="BRH Devanagari Extra"/>
@@ -4402,14 +5893,16 @@
               </w:rPr>
               <w:t>uÉÉ</w:t>
             </w:r>
-            <w:r>
-              <w:rPr>
-                <w:rFonts w:ascii="BRH Malayalam Extra" w:hAnsi="BRH Malayalam Extra" w:cs="BRH Devanagari Extra"/>
-                <w:color w:val="000000"/>
-                <w:szCs w:val="32"/>
-              </w:rPr>
-              <w:t>–</w:t>
-            </w:r>
+            <w:proofErr w:type="spellEnd"/>
+            <w:r>
+              <w:rPr>
+                <w:rFonts w:ascii="BRH Malayalam Extra" w:hAnsi="BRH Malayalam Extra" w:cs="BRH Devanagari Extra"/>
+                <w:color w:val="000000"/>
+                <w:szCs w:val="32"/>
+              </w:rPr>
+              <w:t>–</w:t>
+            </w:r>
+            <w:proofErr w:type="spellStart"/>
             <w:r>
               <w:rPr>
                 <w:rFonts w:ascii="BRH Devanagari Extra" w:hAnsi="BRH Devanagari Extra" w:cs="BRH Devanagari Extra"/>
@@ -4419,56 +5912,100 @@
               </w:rPr>
               <w:t>gNû</w:t>
             </w:r>
-            <w:r>
-              <w:rPr>
-                <w:rFonts w:ascii="BRH Malayalam Extra" w:hAnsi="BRH Malayalam Extra" w:cs="BRH Devanagari Extra"/>
-                <w:color w:val="000000"/>
-                <w:szCs w:val="32"/>
-              </w:rPr>
-              <w:t>–</w:t>
-            </w:r>
-            <w:r>
-              <w:rPr>
-                <w:rFonts w:ascii="BRH Devanagari Extra" w:hAnsi="BRH Devanagari Extra" w:cs="BRH Devanagari Extra"/>
-                <w:color w:val="000000"/>
-                <w:sz w:val="32"/>
-                <w:szCs w:val="32"/>
-              </w:rPr>
-              <w:t xml:space="preserve"> liuÉ</w:t>
-            </w:r>
-            <w:r>
-              <w:rPr>
-                <w:rFonts w:ascii="BRH Malayalam Extra" w:hAnsi="BRH Malayalam Extra" w:cs="BRH Devanagari Extra"/>
-                <w:color w:val="000000"/>
-                <w:szCs w:val="32"/>
-              </w:rPr>
-              <w:t>–</w:t>
-            </w:r>
-            <w:r>
-              <w:rPr>
-                <w:rFonts w:ascii="BRH Devanagari Extra" w:hAnsi="BRH Devanagari Extra" w:cs="BRH Devanagari Extra"/>
-                <w:color w:val="000000"/>
-                <w:sz w:val="32"/>
-                <w:szCs w:val="32"/>
-              </w:rPr>
-              <w:t>ÎxqÉlÉç lÉ</w:t>
-            </w:r>
-            <w:r>
-              <w:rPr>
-                <w:rFonts w:ascii="BRH Malayalam Extra" w:hAnsi="BRH Malayalam Extra" w:cs="BRH Devanagari Extra"/>
-                <w:color w:val="000000"/>
-                <w:szCs w:val="32"/>
-              </w:rPr>
-              <w:t>–</w:t>
-            </w:r>
-            <w:r>
-              <w:rPr>
-                <w:rFonts w:ascii="BRH Devanagari Extra" w:hAnsi="BRH Devanagari Extra" w:cs="BRH Devanagari Extra"/>
-                <w:color w:val="000000"/>
-                <w:sz w:val="32"/>
-                <w:szCs w:val="32"/>
-              </w:rPr>
-              <w:t>ÎxqÉlÉç. uÉÉ</w:t>
+            <w:proofErr w:type="spellEnd"/>
+            <w:r>
+              <w:rPr>
+                <w:rFonts w:ascii="BRH Malayalam Extra" w:hAnsi="BRH Malayalam Extra" w:cs="BRH Devanagari Extra"/>
+                <w:color w:val="000000"/>
+                <w:szCs w:val="32"/>
+              </w:rPr>
+              <w:t>–</w:t>
+            </w:r>
+            <w:r>
+              <w:rPr>
+                <w:rFonts w:ascii="BRH Devanagari Extra" w:hAnsi="BRH Devanagari Extra" w:cs="BRH Devanagari Extra"/>
+                <w:color w:val="000000"/>
+                <w:sz w:val="32"/>
+                <w:szCs w:val="32"/>
+              </w:rPr>
+              <w:t xml:space="preserve"> </w:t>
+            </w:r>
+            <w:proofErr w:type="spellStart"/>
+            <w:r>
+              <w:rPr>
+                <w:rFonts w:ascii="BRH Devanagari Extra" w:hAnsi="BRH Devanagari Extra" w:cs="BRH Devanagari Extra"/>
+                <w:color w:val="000000"/>
+                <w:sz w:val="32"/>
+                <w:szCs w:val="32"/>
+              </w:rPr>
+              <w:t>liuÉ</w:t>
+            </w:r>
+            <w:proofErr w:type="spellEnd"/>
+            <w:r>
+              <w:rPr>
+                <w:rFonts w:ascii="BRH Malayalam Extra" w:hAnsi="BRH Malayalam Extra" w:cs="BRH Devanagari Extra"/>
+                <w:color w:val="000000"/>
+                <w:szCs w:val="32"/>
+              </w:rPr>
+              <w:t>–</w:t>
+            </w:r>
+            <w:proofErr w:type="spellStart"/>
+            <w:r>
+              <w:rPr>
+                <w:rFonts w:ascii="BRH Devanagari Extra" w:hAnsi="BRH Devanagari Extra" w:cs="BRH Devanagari Extra"/>
+                <w:color w:val="000000"/>
+                <w:sz w:val="32"/>
+                <w:szCs w:val="32"/>
+              </w:rPr>
+              <w:t>ÎxqÉlÉç</w:t>
+            </w:r>
+            <w:proofErr w:type="spellEnd"/>
+            <w:r>
+              <w:rPr>
+                <w:rFonts w:ascii="BRH Devanagari Extra" w:hAnsi="BRH Devanagari Extra" w:cs="BRH Devanagari Extra"/>
+                <w:color w:val="000000"/>
+                <w:sz w:val="32"/>
+                <w:szCs w:val="32"/>
+              </w:rPr>
+              <w:t xml:space="preserve"> lÉ</w:t>
+            </w:r>
+            <w:r>
+              <w:rPr>
+                <w:rFonts w:ascii="BRH Malayalam Extra" w:hAnsi="BRH Malayalam Extra" w:cs="BRH Devanagari Extra"/>
+                <w:color w:val="000000"/>
+                <w:szCs w:val="32"/>
+              </w:rPr>
+              <w:t>–</w:t>
+            </w:r>
+            <w:proofErr w:type="spellStart"/>
+            <w:r>
+              <w:rPr>
+                <w:rFonts w:ascii="BRH Devanagari Extra" w:hAnsi="BRH Devanagari Extra" w:cs="BRH Devanagari Extra"/>
+                <w:color w:val="000000"/>
+                <w:sz w:val="32"/>
+                <w:szCs w:val="32"/>
+              </w:rPr>
+              <w:t>ÎxqÉlÉç</w:t>
+            </w:r>
+            <w:proofErr w:type="spellEnd"/>
+            <w:r>
+              <w:rPr>
+                <w:rFonts w:ascii="BRH Devanagari Extra" w:hAnsi="BRH Devanagari Extra" w:cs="BRH Devanagari Extra"/>
+                <w:color w:val="000000"/>
+                <w:sz w:val="32"/>
+                <w:szCs w:val="32"/>
+              </w:rPr>
+              <w:t xml:space="preserve">. </w:t>
+            </w:r>
+            <w:proofErr w:type="spellStart"/>
+            <w:r>
+              <w:rPr>
+                <w:rFonts w:ascii="BRH Devanagari Extra" w:hAnsi="BRH Devanagari Extra" w:cs="BRH Devanagari Extra"/>
+                <w:color w:val="000000"/>
+                <w:sz w:val="32"/>
+                <w:szCs w:val="32"/>
+              </w:rPr>
+              <w:t>uÉÉ</w:t>
             </w:r>
             <w:r>
               <w:rPr>
@@ -4499,6 +6036,7 @@
               </w:rPr>
               <w:t>liÉÑ</w:t>
             </w:r>
+            <w:proofErr w:type="spellEnd"/>
             <w:r>
               <w:rPr>
                 <w:rFonts w:ascii="BRH Devanagari Extra" w:hAnsi="BRH Devanagari Extra" w:cs="BRH Devanagari Extra"/>
@@ -4508,6 +6046,7 @@
               </w:rPr>
               <w:t xml:space="preserve"> </w:t>
             </w:r>
+            <w:proofErr w:type="spellStart"/>
             <w:r>
               <w:rPr>
                 <w:rFonts w:ascii="BRH Devanagari Extra" w:hAnsi="BRH Devanagari Extra" w:cs="BRH Devanagari Extra"/>
@@ -4525,8 +6064,29 @@
                 <w:sz w:val="32"/>
                 <w:szCs w:val="32"/>
               </w:rPr>
-              <w:t>gNû liuÉ</w:t>
-            </w:r>
+              <w:t>gNû</w:t>
+            </w:r>
+            <w:proofErr w:type="spellEnd"/>
+            <w:r>
+              <w:rPr>
+                <w:rFonts w:ascii="BRH Devanagari Extra" w:hAnsi="BRH Devanagari Extra" w:cs="BRH Devanagari Extra"/>
+                <w:color w:val="000000"/>
+                <w:sz w:val="32"/>
+                <w:szCs w:val="32"/>
+              </w:rPr>
+              <w:t xml:space="preserve"> </w:t>
+            </w:r>
+            <w:proofErr w:type="spellStart"/>
+            <w:r>
+              <w:rPr>
+                <w:rFonts w:ascii="BRH Devanagari Extra" w:hAnsi="BRH Devanagari Extra" w:cs="BRH Devanagari Extra"/>
+                <w:color w:val="000000"/>
+                <w:sz w:val="32"/>
+                <w:szCs w:val="32"/>
+              </w:rPr>
+              <w:t>liuÉ</w:t>
+            </w:r>
+            <w:proofErr w:type="spellEnd"/>
             <w:r>
               <w:rPr>
                 <w:rFonts w:ascii="BRH Malayalam Extra" w:hAnsi="BRH Malayalam Extra" w:cs="BRH Devanagari Extra"/>
@@ -4710,7 +6270,17 @@
                 <w:sz w:val="32"/>
                 <w:szCs w:val="32"/>
               </w:rPr>
-              <w:t>)-  A</w:t>
+              <w:t xml:space="preserve">)-  </w:t>
+            </w:r>
+            <w:proofErr w:type="spellStart"/>
+            <w:r>
+              <w:rPr>
+                <w:rFonts w:ascii="BRH Devanagari Extra" w:hAnsi="BRH Devanagari Extra" w:cs="BRH Devanagari Extra"/>
+                <w:color w:val="000000"/>
+                <w:sz w:val="32"/>
+                <w:szCs w:val="32"/>
+              </w:rPr>
+              <w:t>A</w:t>
             </w:r>
             <w:r>
               <w:rPr>
@@ -4722,6 +6292,7 @@
               </w:rPr>
               <w:t>alÉåÿ</w:t>
             </w:r>
+            <w:proofErr w:type="spellEnd"/>
             <w:r>
               <w:rPr>
                 <w:rFonts w:ascii="BRH Devanagari Extra" w:hAnsi="BRH Devanagari Extra" w:cs="BRH Devanagari Extra"/>
@@ -4762,6 +6333,7 @@
                 <w:szCs w:val="40"/>
               </w:rPr>
             </w:pPr>
+            <w:proofErr w:type="spellStart"/>
             <w:r>
               <w:rPr>
                 <w:rFonts w:ascii="BRH Devanagari Extra" w:hAnsi="BRH Devanagari Extra" w:cs="BRH Devanagari Extra"/>
@@ -4788,41 +6360,83 @@
                 <w:sz w:val="32"/>
                 <w:szCs w:val="32"/>
               </w:rPr>
-              <w:t>åþ oÉ×</w:t>
-            </w:r>
-            <w:r>
-              <w:rPr>
-                <w:rFonts w:ascii="BRH Malayalam Extra" w:hAnsi="BRH Malayalam Extra" w:cs="BRH Devanagari Extra"/>
-                <w:color w:val="000000"/>
-                <w:szCs w:val="32"/>
-              </w:rPr>
-              <w:t>–</w:t>
-            </w:r>
-            <w:r>
-              <w:rPr>
-                <w:rFonts w:ascii="BRH Devanagari Extra" w:hAnsi="BRH Devanagari Extra" w:cs="BRH Devanagari Extra"/>
-                <w:color w:val="000000"/>
-                <w:sz w:val="32"/>
-                <w:szCs w:val="32"/>
-              </w:rPr>
-              <w:t>WûlÉç oÉ×</w:t>
-            </w:r>
-            <w:r>
-              <w:rPr>
-                <w:rFonts w:ascii="BRH Malayalam Extra" w:hAnsi="BRH Malayalam Extra" w:cs="BRH Devanagari Extra"/>
-                <w:color w:val="000000"/>
-                <w:szCs w:val="32"/>
-              </w:rPr>
-              <w:t>–</w:t>
-            </w:r>
-            <w:r>
-              <w:rPr>
-                <w:rFonts w:ascii="BRH Devanagari Extra" w:hAnsi="BRH Devanagari Extra" w:cs="BRH Devanagari Extra"/>
-                <w:color w:val="000000"/>
-                <w:sz w:val="32"/>
-                <w:szCs w:val="32"/>
-              </w:rPr>
-              <w:t>WûlÉç lÉ</w:t>
+              <w:t>åþ</w:t>
+            </w:r>
+            <w:proofErr w:type="spellEnd"/>
+            <w:r>
+              <w:rPr>
+                <w:rFonts w:ascii="BRH Devanagari Extra" w:hAnsi="BRH Devanagari Extra" w:cs="BRH Devanagari Extra"/>
+                <w:color w:val="000000"/>
+                <w:sz w:val="32"/>
+                <w:szCs w:val="32"/>
+              </w:rPr>
+              <w:t xml:space="preserve"> oÉ×</w:t>
+            </w:r>
+            <w:r>
+              <w:rPr>
+                <w:rFonts w:ascii="BRH Malayalam Extra" w:hAnsi="BRH Malayalam Extra" w:cs="BRH Devanagari Extra"/>
+                <w:color w:val="000000"/>
+                <w:szCs w:val="32"/>
+              </w:rPr>
+              <w:t>–</w:t>
+            </w:r>
+            <w:proofErr w:type="spellStart"/>
+            <w:r>
+              <w:rPr>
+                <w:rFonts w:ascii="BRH Devanagari Extra" w:hAnsi="BRH Devanagari Extra" w:cs="BRH Devanagari Extra"/>
+                <w:color w:val="000000"/>
+                <w:sz w:val="32"/>
+                <w:szCs w:val="32"/>
+              </w:rPr>
+              <w:t>WûlÉç</w:t>
+            </w:r>
+            <w:proofErr w:type="spellEnd"/>
+            <w:r>
+              <w:rPr>
+                <w:rFonts w:ascii="BRH Devanagari Extra" w:hAnsi="BRH Devanagari Extra" w:cs="BRH Devanagari Extra"/>
+                <w:color w:val="000000"/>
+                <w:sz w:val="32"/>
+                <w:szCs w:val="32"/>
+              </w:rPr>
+              <w:t xml:space="preserve"> oÉ×</w:t>
+            </w:r>
+            <w:r>
+              <w:rPr>
+                <w:rFonts w:ascii="BRH Malayalam Extra" w:hAnsi="BRH Malayalam Extra" w:cs="BRH Devanagari Extra"/>
+                <w:color w:val="000000"/>
+                <w:szCs w:val="32"/>
+              </w:rPr>
+              <w:t>–</w:t>
+            </w:r>
+            <w:proofErr w:type="spellStart"/>
+            <w:r>
+              <w:rPr>
+                <w:rFonts w:ascii="BRH Devanagari Extra" w:hAnsi="BRH Devanagari Extra" w:cs="BRH Devanagari Extra"/>
+                <w:color w:val="000000"/>
+                <w:sz w:val="32"/>
+                <w:szCs w:val="32"/>
+              </w:rPr>
+              <w:t>WûlÉç</w:t>
+            </w:r>
+            <w:proofErr w:type="spellEnd"/>
+            <w:r>
+              <w:rPr>
+                <w:rFonts w:ascii="BRH Devanagari Extra" w:hAnsi="BRH Devanagari Extra" w:cs="BRH Devanagari Extra"/>
+                <w:color w:val="000000"/>
+                <w:sz w:val="32"/>
+                <w:szCs w:val="32"/>
+              </w:rPr>
+              <w:t xml:space="preserve"> </w:t>
+            </w:r>
+            <w:proofErr w:type="spellStart"/>
+            <w:r>
+              <w:rPr>
+                <w:rFonts w:ascii="BRH Devanagari Extra" w:hAnsi="BRH Devanagari Extra" w:cs="BRH Devanagari Extra"/>
+                <w:color w:val="000000"/>
+                <w:sz w:val="32"/>
+                <w:szCs w:val="32"/>
+              </w:rPr>
+              <w:t>lÉ</w:t>
             </w:r>
             <w:r>
               <w:rPr>
@@ -4843,22 +6457,33 @@
               </w:rPr>
               <w:t>å</w:t>
             </w:r>
-            <w:r>
-              <w:rPr>
-                <w:rFonts w:ascii="BRH Malayalam Extra" w:hAnsi="BRH Malayalam Extra" w:cs="BRH Devanagari Extra"/>
-                <w:color w:val="000000"/>
-                <w:szCs w:val="32"/>
-              </w:rPr>
-              <w:t>–</w:t>
-            </w:r>
-            <w:r>
-              <w:rPr>
-                <w:rFonts w:ascii="BRH Devanagari Extra" w:hAnsi="BRH Devanagari Extra" w:cs="BRH Devanagari Extra"/>
-                <w:color w:val="000000"/>
-                <w:sz w:val="32"/>
-                <w:szCs w:val="32"/>
-              </w:rPr>
-              <w:t xml:space="preserve"> Aa</w:t>
+            <w:proofErr w:type="spellEnd"/>
+            <w:r>
+              <w:rPr>
+                <w:rFonts w:ascii="BRH Malayalam Extra" w:hAnsi="BRH Malayalam Extra" w:cs="BRH Devanagari Extra"/>
+                <w:color w:val="000000"/>
+                <w:szCs w:val="32"/>
+              </w:rPr>
+              <w:t>–</w:t>
+            </w:r>
+            <w:r>
+              <w:rPr>
+                <w:rFonts w:ascii="BRH Devanagari Extra" w:hAnsi="BRH Devanagari Extra" w:cs="BRH Devanagari Extra"/>
+                <w:color w:val="000000"/>
+                <w:sz w:val="32"/>
+                <w:szCs w:val="32"/>
+              </w:rPr>
+              <w:t xml:space="preserve"> </w:t>
+            </w:r>
+            <w:proofErr w:type="spellStart"/>
+            <w:r>
+              <w:rPr>
+                <w:rFonts w:ascii="BRH Devanagari Extra" w:hAnsi="BRH Devanagari Extra" w:cs="BRH Devanagari Extra"/>
+                <w:color w:val="000000"/>
+                <w:sz w:val="32"/>
+                <w:szCs w:val="32"/>
+              </w:rPr>
+              <w:t>Aa</w:t>
             </w:r>
             <w:r>
               <w:rPr>
@@ -4877,7 +6502,17 @@
                 <w:sz w:val="32"/>
                 <w:szCs w:val="32"/>
               </w:rPr>
-              <w:t>åþ oÉ×</w:t>
+              <w:t>åþ</w:t>
+            </w:r>
+            <w:proofErr w:type="spellEnd"/>
+            <w:r>
+              <w:rPr>
+                <w:rFonts w:ascii="BRH Devanagari Extra" w:hAnsi="BRH Devanagari Extra" w:cs="BRH Devanagari Extra"/>
+                <w:color w:val="000000"/>
+                <w:sz w:val="32"/>
+                <w:szCs w:val="32"/>
+              </w:rPr>
+              <w:t xml:space="preserve"> oÉ×</w:t>
             </w:r>
             <w:r>
               <w:rPr>
@@ -5047,7 +6682,17 @@
                 <w:sz w:val="32"/>
                 <w:szCs w:val="32"/>
               </w:rPr>
-              <w:t>)-  A</w:t>
+              <w:t xml:space="preserve">)-  </w:t>
+            </w:r>
+            <w:proofErr w:type="spellStart"/>
+            <w:r>
+              <w:rPr>
+                <w:rFonts w:ascii="BRH Devanagari Extra" w:hAnsi="BRH Devanagari Extra" w:cs="BRH Devanagari Extra"/>
+                <w:color w:val="000000"/>
+                <w:sz w:val="32"/>
+                <w:szCs w:val="32"/>
+              </w:rPr>
+              <w:t>A</w:t>
             </w:r>
             <w:r>
               <w:rPr>
@@ -5069,6 +6714,7 @@
               </w:rPr>
               <w:t>åÿ</w:t>
             </w:r>
+            <w:proofErr w:type="spellEnd"/>
             <w:r>
               <w:rPr>
                 <w:rFonts w:ascii="BRH Devanagari Extra" w:hAnsi="BRH Devanagari Extra" w:cs="BRH Devanagari Extra"/>
@@ -5109,6 +6755,7 @@
                 <w:szCs w:val="40"/>
               </w:rPr>
             </w:pPr>
+            <w:proofErr w:type="spellStart"/>
             <w:r>
               <w:rPr>
                 <w:rFonts w:ascii="BRH Devanagari Extra" w:hAnsi="BRH Devanagari Extra" w:cs="BRH Devanagari Extra"/>
@@ -5144,41 +6791,83 @@
                 <w:sz w:val="32"/>
                 <w:szCs w:val="32"/>
               </w:rPr>
-              <w:t>þ oÉ×</w:t>
-            </w:r>
-            <w:r>
-              <w:rPr>
-                <w:rFonts w:ascii="BRH Malayalam Extra" w:hAnsi="BRH Malayalam Extra" w:cs="BRH Devanagari Extra"/>
-                <w:color w:val="000000"/>
-                <w:szCs w:val="32"/>
-              </w:rPr>
-              <w:t>–</w:t>
-            </w:r>
-            <w:r>
-              <w:rPr>
-                <w:rFonts w:ascii="BRH Devanagari Extra" w:hAnsi="BRH Devanagari Extra" w:cs="BRH Devanagari Extra"/>
-                <w:color w:val="000000"/>
-                <w:sz w:val="32"/>
-                <w:szCs w:val="32"/>
-              </w:rPr>
-              <w:t>WûlÉç oÉ×</w:t>
-            </w:r>
-            <w:r>
-              <w:rPr>
-                <w:rFonts w:ascii="BRH Malayalam Extra" w:hAnsi="BRH Malayalam Extra" w:cs="BRH Devanagari Extra"/>
-                <w:color w:val="000000"/>
-                <w:szCs w:val="32"/>
-              </w:rPr>
-              <w:t>–</w:t>
-            </w:r>
-            <w:r>
-              <w:rPr>
-                <w:rFonts w:ascii="BRH Devanagari Extra" w:hAnsi="BRH Devanagari Extra" w:cs="BRH Devanagari Extra"/>
-                <w:color w:val="000000"/>
-                <w:sz w:val="32"/>
-                <w:szCs w:val="32"/>
-              </w:rPr>
-              <w:t>WûlÉç lÉ</w:t>
+              <w:t>þ</w:t>
+            </w:r>
+            <w:proofErr w:type="spellEnd"/>
+            <w:r>
+              <w:rPr>
+                <w:rFonts w:ascii="BRH Devanagari Extra" w:hAnsi="BRH Devanagari Extra" w:cs="BRH Devanagari Extra"/>
+                <w:color w:val="000000"/>
+                <w:sz w:val="32"/>
+                <w:szCs w:val="32"/>
+              </w:rPr>
+              <w:t xml:space="preserve"> oÉ×</w:t>
+            </w:r>
+            <w:r>
+              <w:rPr>
+                <w:rFonts w:ascii="BRH Malayalam Extra" w:hAnsi="BRH Malayalam Extra" w:cs="BRH Devanagari Extra"/>
+                <w:color w:val="000000"/>
+                <w:szCs w:val="32"/>
+              </w:rPr>
+              <w:t>–</w:t>
+            </w:r>
+            <w:proofErr w:type="spellStart"/>
+            <w:r>
+              <w:rPr>
+                <w:rFonts w:ascii="BRH Devanagari Extra" w:hAnsi="BRH Devanagari Extra" w:cs="BRH Devanagari Extra"/>
+                <w:color w:val="000000"/>
+                <w:sz w:val="32"/>
+                <w:szCs w:val="32"/>
+              </w:rPr>
+              <w:t>WûlÉç</w:t>
+            </w:r>
+            <w:proofErr w:type="spellEnd"/>
+            <w:r>
+              <w:rPr>
+                <w:rFonts w:ascii="BRH Devanagari Extra" w:hAnsi="BRH Devanagari Extra" w:cs="BRH Devanagari Extra"/>
+                <w:color w:val="000000"/>
+                <w:sz w:val="32"/>
+                <w:szCs w:val="32"/>
+              </w:rPr>
+              <w:t xml:space="preserve"> oÉ×</w:t>
+            </w:r>
+            <w:r>
+              <w:rPr>
+                <w:rFonts w:ascii="BRH Malayalam Extra" w:hAnsi="BRH Malayalam Extra" w:cs="BRH Devanagari Extra"/>
+                <w:color w:val="000000"/>
+                <w:szCs w:val="32"/>
+              </w:rPr>
+              <w:t>–</w:t>
+            </w:r>
+            <w:proofErr w:type="spellStart"/>
+            <w:r>
+              <w:rPr>
+                <w:rFonts w:ascii="BRH Devanagari Extra" w:hAnsi="BRH Devanagari Extra" w:cs="BRH Devanagari Extra"/>
+                <w:color w:val="000000"/>
+                <w:sz w:val="32"/>
+                <w:szCs w:val="32"/>
+              </w:rPr>
+              <w:t>WûlÉç</w:t>
+            </w:r>
+            <w:proofErr w:type="spellEnd"/>
+            <w:r>
+              <w:rPr>
+                <w:rFonts w:ascii="BRH Devanagari Extra" w:hAnsi="BRH Devanagari Extra" w:cs="BRH Devanagari Extra"/>
+                <w:color w:val="000000"/>
+                <w:sz w:val="32"/>
+                <w:szCs w:val="32"/>
+              </w:rPr>
+              <w:t xml:space="preserve"> </w:t>
+            </w:r>
+            <w:proofErr w:type="spellStart"/>
+            <w:r>
+              <w:rPr>
+                <w:rFonts w:ascii="BRH Devanagari Extra" w:hAnsi="BRH Devanagari Extra" w:cs="BRH Devanagari Extra"/>
+                <w:color w:val="000000"/>
+                <w:sz w:val="32"/>
+                <w:szCs w:val="32"/>
+              </w:rPr>
+              <w:t>lÉ</w:t>
             </w:r>
             <w:r>
               <w:rPr>
@@ -5208,22 +6897,33 @@
               </w:rPr>
               <w:t>å</w:t>
             </w:r>
-            <w:r>
-              <w:rPr>
-                <w:rFonts w:ascii="BRH Malayalam Extra" w:hAnsi="BRH Malayalam Extra" w:cs="BRH Devanagari Extra"/>
-                <w:color w:val="000000"/>
-                <w:szCs w:val="32"/>
-              </w:rPr>
-              <w:t>–</w:t>
-            </w:r>
-            <w:r>
-              <w:rPr>
-                <w:rFonts w:ascii="BRH Devanagari Extra" w:hAnsi="BRH Devanagari Extra" w:cs="BRH Devanagari Extra"/>
-                <w:color w:val="000000"/>
-                <w:sz w:val="32"/>
-                <w:szCs w:val="32"/>
-              </w:rPr>
-              <w:t xml:space="preserve"> A</w:t>
+            <w:proofErr w:type="spellEnd"/>
+            <w:r>
+              <w:rPr>
+                <w:rFonts w:ascii="BRH Malayalam Extra" w:hAnsi="BRH Malayalam Extra" w:cs="BRH Devanagari Extra"/>
+                <w:color w:val="000000"/>
+                <w:szCs w:val="32"/>
+              </w:rPr>
+              <w:t>–</w:t>
+            </w:r>
+            <w:r>
+              <w:rPr>
+                <w:rFonts w:ascii="BRH Devanagari Extra" w:hAnsi="BRH Devanagari Extra" w:cs="BRH Devanagari Extra"/>
+                <w:color w:val="000000"/>
+                <w:sz w:val="32"/>
+                <w:szCs w:val="32"/>
+              </w:rPr>
+              <w:t xml:space="preserve"> </w:t>
+            </w:r>
+            <w:proofErr w:type="spellStart"/>
+            <w:r>
+              <w:rPr>
+                <w:rFonts w:ascii="BRH Devanagari Extra" w:hAnsi="BRH Devanagari Extra" w:cs="BRH Devanagari Extra"/>
+                <w:color w:val="000000"/>
+                <w:sz w:val="32"/>
+                <w:szCs w:val="32"/>
+              </w:rPr>
+              <w:t>A</w:t>
             </w:r>
             <w:r>
               <w:rPr>
@@ -5242,7 +6942,17 @@
                 <w:sz w:val="32"/>
                 <w:szCs w:val="32"/>
               </w:rPr>
-              <w:t>åþ oÉ×</w:t>
+              <w:t>åþ</w:t>
+            </w:r>
+            <w:proofErr w:type="spellEnd"/>
+            <w:r>
+              <w:rPr>
+                <w:rFonts w:ascii="BRH Devanagari Extra" w:hAnsi="BRH Devanagari Extra" w:cs="BRH Devanagari Extra"/>
+                <w:color w:val="000000"/>
+                <w:sz w:val="32"/>
+                <w:szCs w:val="32"/>
+              </w:rPr>
+              <w:t xml:space="preserve"> oÉ×</w:t>
             </w:r>
             <w:r>
               <w:rPr>
@@ -5428,14 +7138,45 @@
               </w:rPr>
               <w:t>–</w:t>
             </w:r>
-            <w:r>
-              <w:rPr>
-                <w:rFonts w:ascii="BRH Devanagari Extra" w:hAnsi="BRH Devanagari Extra" w:cs="BRH Devanagari Extra"/>
-                <w:color w:val="000000"/>
-                <w:sz w:val="32"/>
-                <w:szCs w:val="32"/>
-              </w:rPr>
-              <w:t>nxÉÑ | UÉeÉÉÿ |</w:t>
+            <w:proofErr w:type="spellStart"/>
+            <w:r>
+              <w:rPr>
+                <w:rFonts w:ascii="BRH Devanagari Extra" w:hAnsi="BRH Devanagari Extra" w:cs="BRH Devanagari Extra"/>
+                <w:color w:val="000000"/>
+                <w:sz w:val="32"/>
+                <w:szCs w:val="32"/>
+              </w:rPr>
+              <w:t>nxÉÑ</w:t>
+            </w:r>
+            <w:proofErr w:type="spellEnd"/>
+            <w:r>
+              <w:rPr>
+                <w:rFonts w:ascii="BRH Devanagari Extra" w:hAnsi="BRH Devanagari Extra" w:cs="BRH Devanagari Extra"/>
+                <w:color w:val="000000"/>
+                <w:sz w:val="32"/>
+                <w:szCs w:val="32"/>
+              </w:rPr>
+              <w:t xml:space="preserve"> | </w:t>
+            </w:r>
+            <w:proofErr w:type="spellStart"/>
+            <w:r>
+              <w:rPr>
+                <w:rFonts w:ascii="BRH Devanagari Extra" w:hAnsi="BRH Devanagari Extra" w:cs="BRH Devanagari Extra"/>
+                <w:color w:val="000000"/>
+                <w:sz w:val="32"/>
+                <w:szCs w:val="32"/>
+              </w:rPr>
+              <w:t>UÉeÉÉÿ</w:t>
+            </w:r>
+            <w:proofErr w:type="spellEnd"/>
+            <w:r>
+              <w:rPr>
+                <w:rFonts w:ascii="BRH Devanagari Extra" w:hAnsi="BRH Devanagari Extra" w:cs="BRH Devanagari Extra"/>
+                <w:color w:val="000000"/>
+                <w:sz w:val="32"/>
+                <w:szCs w:val="32"/>
+              </w:rPr>
+              <w:t xml:space="preserve"> |</w:t>
             </w:r>
           </w:p>
           <w:p>
@@ -5468,31 +7209,63 @@
               </w:rPr>
               <w:t>–</w:t>
             </w:r>
-            <w:r>
-              <w:rPr>
-                <w:rFonts w:ascii="BRH Devanagari Extra" w:hAnsi="BRH Devanagari Extra" w:cs="BRH Devanagari Extra"/>
-                <w:color w:val="000000"/>
-                <w:sz w:val="32"/>
-                <w:szCs w:val="32"/>
-              </w:rPr>
-              <w:t>nxÉÑ UÉeÉÉ</w:t>
-            </w:r>
-            <w:r>
-              <w:rPr>
-                <w:rFonts w:ascii="BRH Malayalam Extra" w:hAnsi="BRH Malayalam Extra" w:cs="BRH Devanagari Extra"/>
-                <w:color w:val="000000"/>
-                <w:szCs w:val="32"/>
-              </w:rPr>
-              <w:t>–</w:t>
-            </w:r>
-            <w:r>
-              <w:rPr>
-                <w:rFonts w:ascii="BRH Devanagari Extra" w:hAnsi="BRH Devanagari Extra" w:cs="BRH Devanagari Extra"/>
-                <w:color w:val="000000"/>
-                <w:sz w:val="32"/>
-                <w:szCs w:val="32"/>
-              </w:rPr>
-              <w:t xml:space="preserve"> UÉ</w:t>
+            <w:proofErr w:type="spellStart"/>
+            <w:r>
+              <w:rPr>
+                <w:rFonts w:ascii="BRH Devanagari Extra" w:hAnsi="BRH Devanagari Extra" w:cs="BRH Devanagari Extra"/>
+                <w:color w:val="000000"/>
+                <w:sz w:val="32"/>
+                <w:szCs w:val="32"/>
+              </w:rPr>
+              <w:t>nxÉÑ</w:t>
+            </w:r>
+            <w:proofErr w:type="spellEnd"/>
+            <w:r>
+              <w:rPr>
+                <w:rFonts w:ascii="BRH Devanagari Extra" w:hAnsi="BRH Devanagari Extra" w:cs="BRH Devanagari Extra"/>
+                <w:color w:val="000000"/>
+                <w:sz w:val="32"/>
+                <w:szCs w:val="32"/>
+              </w:rPr>
+              <w:t xml:space="preserve"> </w:t>
+            </w:r>
+            <w:proofErr w:type="spellStart"/>
+            <w:r>
+              <w:rPr>
+                <w:rFonts w:ascii="BRH Devanagari Extra" w:hAnsi="BRH Devanagari Extra" w:cs="BRH Devanagari Extra"/>
+                <w:color w:val="000000"/>
+                <w:sz w:val="32"/>
+                <w:szCs w:val="32"/>
+              </w:rPr>
+              <w:t>UÉeÉÉ</w:t>
+            </w:r>
+            <w:proofErr w:type="spellEnd"/>
+            <w:r>
+              <w:rPr>
+                <w:rFonts w:ascii="BRH Malayalam Extra" w:hAnsi="BRH Malayalam Extra" w:cs="BRH Devanagari Extra"/>
+                <w:color w:val="000000"/>
+                <w:szCs w:val="32"/>
+              </w:rPr>
+              <w:t>–</w:t>
+            </w:r>
+            <w:r>
+              <w:rPr>
+                <w:rFonts w:ascii="BRH Devanagari Extra" w:hAnsi="BRH Devanagari Extra" w:cs="BRH Devanagari Extra"/>
+                <w:color w:val="000000"/>
+                <w:sz w:val="32"/>
+                <w:szCs w:val="32"/>
+              </w:rPr>
+              <w:t xml:space="preserve"> </w:t>
+            </w:r>
+            <w:proofErr w:type="spellStart"/>
+            <w:r>
+              <w:rPr>
+                <w:rFonts w:ascii="BRH Devanagari Extra" w:hAnsi="BRH Devanagari Extra" w:cs="BRH Devanagari Extra"/>
+                <w:color w:val="000000"/>
+                <w:sz w:val="32"/>
+                <w:szCs w:val="32"/>
+              </w:rPr>
+              <w:t>UÉ</w:t>
             </w:r>
             <w:r>
               <w:rPr>
@@ -5504,14 +7277,55 @@
               </w:rPr>
               <w:t>eÉÉþ</w:t>
             </w:r>
-            <w:r>
-              <w:rPr>
-                <w:rFonts w:ascii="BRH Devanagari Extra" w:hAnsi="BRH Devanagari Extra" w:cs="BRH Devanagari Extra"/>
-                <w:color w:val="000000"/>
-                <w:sz w:val="32"/>
-                <w:szCs w:val="32"/>
-              </w:rPr>
-              <w:t xml:space="preserve"> ÅnxuÉþnxÉÑ UÉeÉÉÿ |</w:t>
+            <w:proofErr w:type="spellEnd"/>
+            <w:r>
+              <w:rPr>
+                <w:rFonts w:ascii="BRH Devanagari Extra" w:hAnsi="BRH Devanagari Extra" w:cs="BRH Devanagari Extra"/>
+                <w:color w:val="000000"/>
+                <w:sz w:val="32"/>
+                <w:szCs w:val="32"/>
+              </w:rPr>
+              <w:t xml:space="preserve"> </w:t>
+            </w:r>
+            <w:proofErr w:type="spellStart"/>
+            <w:r>
+              <w:rPr>
+                <w:rFonts w:ascii="BRH Devanagari Extra" w:hAnsi="BRH Devanagari Extra" w:cs="BRH Devanagari Extra"/>
+                <w:color w:val="000000"/>
+                <w:sz w:val="32"/>
+                <w:szCs w:val="32"/>
+              </w:rPr>
+              <w:t>ÅnxuÉþnxÉÑ</w:t>
+            </w:r>
+            <w:proofErr w:type="spellEnd"/>
+            <w:r>
+              <w:rPr>
+                <w:rFonts w:ascii="BRH Devanagari Extra" w:hAnsi="BRH Devanagari Extra" w:cs="BRH Devanagari Extra"/>
+                <w:color w:val="000000"/>
+                <w:sz w:val="32"/>
+                <w:szCs w:val="32"/>
+              </w:rPr>
+              <w:t xml:space="preserve"> </w:t>
+            </w:r>
+            <w:proofErr w:type="spellStart"/>
+            <w:r>
+              <w:rPr>
+                <w:rFonts w:ascii="BRH Devanagari Extra" w:hAnsi="BRH Devanagari Extra" w:cs="BRH Devanagari Extra"/>
+                <w:color w:val="000000"/>
+                <w:sz w:val="32"/>
+                <w:szCs w:val="32"/>
+              </w:rPr>
+              <w:t>UÉeÉÉÿ</w:t>
+            </w:r>
+            <w:proofErr w:type="spellEnd"/>
+            <w:r>
+              <w:rPr>
+                <w:rFonts w:ascii="BRH Devanagari Extra" w:hAnsi="BRH Devanagari Extra" w:cs="BRH Devanagari Extra"/>
+                <w:color w:val="000000"/>
+                <w:sz w:val="32"/>
+                <w:szCs w:val="32"/>
+              </w:rPr>
+              <w:t xml:space="preserve"> |</w:t>
             </w:r>
           </w:p>
         </w:tc>
@@ -5675,14 +7489,45 @@
               </w:rPr>
               <w:t>–</w:t>
             </w:r>
-            <w:r>
-              <w:rPr>
-                <w:rFonts w:ascii="BRH Devanagari Extra" w:hAnsi="BRH Devanagari Extra" w:cs="BRH Devanagari Extra"/>
-                <w:color w:val="000000"/>
-                <w:sz w:val="32"/>
-                <w:szCs w:val="32"/>
-              </w:rPr>
-              <w:t>nxÉÑ | UÉeÉÉÿ |</w:t>
+            <w:proofErr w:type="spellStart"/>
+            <w:r>
+              <w:rPr>
+                <w:rFonts w:ascii="BRH Devanagari Extra" w:hAnsi="BRH Devanagari Extra" w:cs="BRH Devanagari Extra"/>
+                <w:color w:val="000000"/>
+                <w:sz w:val="32"/>
+                <w:szCs w:val="32"/>
+              </w:rPr>
+              <w:t>nxÉÑ</w:t>
+            </w:r>
+            <w:proofErr w:type="spellEnd"/>
+            <w:r>
+              <w:rPr>
+                <w:rFonts w:ascii="BRH Devanagari Extra" w:hAnsi="BRH Devanagari Extra" w:cs="BRH Devanagari Extra"/>
+                <w:color w:val="000000"/>
+                <w:sz w:val="32"/>
+                <w:szCs w:val="32"/>
+              </w:rPr>
+              <w:t xml:space="preserve"> | </w:t>
+            </w:r>
+            <w:proofErr w:type="spellStart"/>
+            <w:r>
+              <w:rPr>
+                <w:rFonts w:ascii="BRH Devanagari Extra" w:hAnsi="BRH Devanagari Extra" w:cs="BRH Devanagari Extra"/>
+                <w:color w:val="000000"/>
+                <w:sz w:val="32"/>
+                <w:szCs w:val="32"/>
+              </w:rPr>
+              <w:t>UÉeÉÉÿ</w:t>
+            </w:r>
+            <w:proofErr w:type="spellEnd"/>
+            <w:r>
+              <w:rPr>
+                <w:rFonts w:ascii="BRH Devanagari Extra" w:hAnsi="BRH Devanagari Extra" w:cs="BRH Devanagari Extra"/>
+                <w:color w:val="000000"/>
+                <w:sz w:val="32"/>
+                <w:szCs w:val="32"/>
+              </w:rPr>
+              <w:t xml:space="preserve"> |</w:t>
             </w:r>
           </w:p>
           <w:p>
@@ -5715,31 +7560,63 @@
               </w:rPr>
               <w:t>–</w:t>
             </w:r>
-            <w:r>
-              <w:rPr>
-                <w:rFonts w:ascii="BRH Devanagari Extra" w:hAnsi="BRH Devanagari Extra" w:cs="BRH Devanagari Extra"/>
-                <w:color w:val="000000"/>
-                <w:sz w:val="32"/>
-                <w:szCs w:val="32"/>
-              </w:rPr>
-              <w:t>nxÉÑ UÉeÉÉ</w:t>
-            </w:r>
-            <w:r>
-              <w:rPr>
-                <w:rFonts w:ascii="BRH Malayalam Extra" w:hAnsi="BRH Malayalam Extra" w:cs="BRH Devanagari Extra"/>
-                <w:color w:val="000000"/>
-                <w:szCs w:val="32"/>
-              </w:rPr>
-              <w:t>–</w:t>
-            </w:r>
-            <w:r>
-              <w:rPr>
-                <w:rFonts w:ascii="BRH Devanagari Extra" w:hAnsi="BRH Devanagari Extra" w:cs="BRH Devanagari Extra"/>
-                <w:color w:val="000000"/>
-                <w:sz w:val="32"/>
-                <w:szCs w:val="32"/>
-              </w:rPr>
-              <w:t xml:space="preserve"> UÉ</w:t>
+            <w:proofErr w:type="spellStart"/>
+            <w:r>
+              <w:rPr>
+                <w:rFonts w:ascii="BRH Devanagari Extra" w:hAnsi="BRH Devanagari Extra" w:cs="BRH Devanagari Extra"/>
+                <w:color w:val="000000"/>
+                <w:sz w:val="32"/>
+                <w:szCs w:val="32"/>
+              </w:rPr>
+              <w:t>nxÉÑ</w:t>
+            </w:r>
+            <w:proofErr w:type="spellEnd"/>
+            <w:r>
+              <w:rPr>
+                <w:rFonts w:ascii="BRH Devanagari Extra" w:hAnsi="BRH Devanagari Extra" w:cs="BRH Devanagari Extra"/>
+                <w:color w:val="000000"/>
+                <w:sz w:val="32"/>
+                <w:szCs w:val="32"/>
+              </w:rPr>
+              <w:t xml:space="preserve"> </w:t>
+            </w:r>
+            <w:proofErr w:type="spellStart"/>
+            <w:r>
+              <w:rPr>
+                <w:rFonts w:ascii="BRH Devanagari Extra" w:hAnsi="BRH Devanagari Extra" w:cs="BRH Devanagari Extra"/>
+                <w:color w:val="000000"/>
+                <w:sz w:val="32"/>
+                <w:szCs w:val="32"/>
+              </w:rPr>
+              <w:t>UÉeÉÉ</w:t>
+            </w:r>
+            <w:proofErr w:type="spellEnd"/>
+            <w:r>
+              <w:rPr>
+                <w:rFonts w:ascii="BRH Malayalam Extra" w:hAnsi="BRH Malayalam Extra" w:cs="BRH Devanagari Extra"/>
+                <w:color w:val="000000"/>
+                <w:szCs w:val="32"/>
+              </w:rPr>
+              <w:t>–</w:t>
+            </w:r>
+            <w:r>
+              <w:rPr>
+                <w:rFonts w:ascii="BRH Devanagari Extra" w:hAnsi="BRH Devanagari Extra" w:cs="BRH Devanagari Extra"/>
+                <w:color w:val="000000"/>
+                <w:sz w:val="32"/>
+                <w:szCs w:val="32"/>
+              </w:rPr>
+              <w:t xml:space="preserve"> </w:t>
+            </w:r>
+            <w:proofErr w:type="spellStart"/>
+            <w:r>
+              <w:rPr>
+                <w:rFonts w:ascii="BRH Devanagari Extra" w:hAnsi="BRH Devanagari Extra" w:cs="BRH Devanagari Extra"/>
+                <w:color w:val="000000"/>
+                <w:sz w:val="32"/>
+                <w:szCs w:val="32"/>
+              </w:rPr>
+              <w:t>UÉ</w:t>
             </w:r>
             <w:r>
               <w:rPr>
@@ -5751,22 +7628,63 @@
               </w:rPr>
               <w:t>eÉÉ</w:t>
             </w:r>
-            <w:r>
-              <w:rPr>
-                <w:rFonts w:ascii="BRH Malayalam Extra" w:hAnsi="BRH Malayalam Extra" w:cs="BRH Devanagari Extra"/>
-                <w:color w:val="000000"/>
-                <w:szCs w:val="32"/>
-              </w:rPr>
-              <w:t>–</w:t>
-            </w:r>
-            <w:r>
-              <w:rPr>
-                <w:rFonts w:ascii="BRH Devanagari Extra" w:hAnsi="BRH Devanagari Extra" w:cs="BRH Devanagari Extra"/>
-                <w:color w:val="000000"/>
-                <w:sz w:val="32"/>
-                <w:szCs w:val="32"/>
-              </w:rPr>
-              <w:t xml:space="preserve"> ÅnxuÉþnxÉÑ UÉeÉÉÿ |</w:t>
+            <w:proofErr w:type="spellEnd"/>
+            <w:r>
+              <w:rPr>
+                <w:rFonts w:ascii="BRH Malayalam Extra" w:hAnsi="BRH Malayalam Extra" w:cs="BRH Devanagari Extra"/>
+                <w:color w:val="000000"/>
+                <w:szCs w:val="32"/>
+              </w:rPr>
+              <w:t>–</w:t>
+            </w:r>
+            <w:r>
+              <w:rPr>
+                <w:rFonts w:ascii="BRH Devanagari Extra" w:hAnsi="BRH Devanagari Extra" w:cs="BRH Devanagari Extra"/>
+                <w:color w:val="000000"/>
+                <w:sz w:val="32"/>
+                <w:szCs w:val="32"/>
+              </w:rPr>
+              <w:t xml:space="preserve"> </w:t>
+            </w:r>
+            <w:proofErr w:type="spellStart"/>
+            <w:r>
+              <w:rPr>
+                <w:rFonts w:ascii="BRH Devanagari Extra" w:hAnsi="BRH Devanagari Extra" w:cs="BRH Devanagari Extra"/>
+                <w:color w:val="000000"/>
+                <w:sz w:val="32"/>
+                <w:szCs w:val="32"/>
+              </w:rPr>
+              <w:t>ÅnxuÉþnxÉÑ</w:t>
+            </w:r>
+            <w:proofErr w:type="spellEnd"/>
+            <w:r>
+              <w:rPr>
+                <w:rFonts w:ascii="BRH Devanagari Extra" w:hAnsi="BRH Devanagari Extra" w:cs="BRH Devanagari Extra"/>
+                <w:color w:val="000000"/>
+                <w:sz w:val="32"/>
+                <w:szCs w:val="32"/>
+              </w:rPr>
+              <w:t xml:space="preserve"> </w:t>
+            </w:r>
+            <w:proofErr w:type="spellStart"/>
+            <w:r>
+              <w:rPr>
+                <w:rFonts w:ascii="BRH Devanagari Extra" w:hAnsi="BRH Devanagari Extra" w:cs="BRH Devanagari Extra"/>
+                <w:color w:val="000000"/>
+                <w:sz w:val="32"/>
+                <w:szCs w:val="32"/>
+              </w:rPr>
+              <w:t>UÉeÉÉÿ</w:t>
+            </w:r>
+            <w:proofErr w:type="spellEnd"/>
+            <w:r>
+              <w:rPr>
+                <w:rFonts w:ascii="BRH Devanagari Extra" w:hAnsi="BRH Devanagari Extra" w:cs="BRH Devanagari Extra"/>
+                <w:color w:val="000000"/>
+                <w:sz w:val="32"/>
+                <w:szCs w:val="32"/>
+              </w:rPr>
+              <w:t xml:space="preserve"> |</w:t>
             </w:r>
           </w:p>
         </w:tc>
